--- a/docs/release-evidence/proposal-output-parity/latest/proposal.docx
+++ b/docs/release-evidence/proposal-output-parity/latest/proposal.docx
@@ -119,6 +119,108 @@
           <w:szCs w:val="22"/>
         </w:rPr>
         <w:t xml:space="preserve">Route two operator sources to four displays with resilient 4K distribution.</w:t>
+      </w:r>
+    </w:p>
+    <w:p>
+      <w:pPr>
+        <w:pStyle w:val="Heading1"/>
+        <w:keepNext/>
+        <w:spacing w:after="200" w:before="360"/>
+      </w:pPr>
+      <w:r>
+        <w:rPr>
+          <w:rFonts w:ascii="Calibri" w:cs="Calibri" w:eastAsia="Calibri" w:hAnsi="Calibri"/>
+          <w:b/>
+          <w:bCs/>
+          <w:color w:val="2E74B5"/>
+          <w:sz w:val="32"/>
+          <w:szCs w:val="32"/>
+        </w:rPr>
+        <w:t xml:space="preserve">Solution Overview</w:t>
+      </w:r>
+    </w:p>
+    <w:p>
+      <w:pPr>
+        <w:spacing w:after="160" w:line="320"/>
+        <w:jc w:val="both"/>
+      </w:pPr>
+      <w:r>
+        <w:rPr>
+          <w:rFonts w:ascii="Calibri" w:cs="Calibri" w:eastAsia="Calibri" w:hAnsi="Calibri"/>
+          <w:color w:val="172B3A"/>
+          <w:sz w:val="22"/>
+          <w:szCs w:val="22"/>
+        </w:rPr>
+        <w:t xml:space="preserve">NetworkHD 600 resilient AV-over-IP fabric</w:t>
+      </w:r>
+    </w:p>
+    <w:p>
+      <w:pPr>
+        <w:pStyle w:val="Heading2"/>
+        <w:keepNext/>
+        <w:spacing w:after="120" w:before="240"/>
+      </w:pPr>
+      <w:r>
+        <w:rPr>
+          <w:rFonts w:ascii="Calibri" w:cs="Calibri" w:eastAsia="Calibri" w:hAnsi="Calibri"/>
+          <w:b/>
+          <w:bCs/>
+          <w:color w:val="08223A"/>
+          <w:sz w:val="26"/>
+          <w:szCs w:val="26"/>
+        </w:rPr>
+        <w:t xml:space="preserve">How the solution will work</w:t>
+      </w:r>
+    </w:p>
+    <w:p>
+      <w:pPr>
+        <w:spacing w:after="160" w:line="320"/>
+      </w:pPr>
+      <w:r>
+        <w:rPr>
+          <w:rFonts w:ascii="Calibri" w:cs="Calibri" w:eastAsia="Calibri" w:hAnsi="Calibri"/>
+          <w:color w:val="172B3A"/>
+          <w:sz w:val="22"/>
+          <w:szCs w:val="22"/>
+        </w:rPr>
+        <w:t xml:space="preserve">The proposed AV-over-IP system distributes content between the scheduled endpoints over a suitably designed network. This allows the agreed destinations to share sources, with any future expansion subject to endpoint compatibility, switch capacity and licensing requirements.</w:t>
+      </w:r>
+    </w:p>
+    <w:p>
+      <w:pPr>
+        <w:pStyle w:val="Heading2"/>
+        <w:keepNext/>
+        <w:spacing w:after="120" w:before="240"/>
+      </w:pPr>
+      <w:r>
+        <w:rPr>
+          <w:rFonts w:ascii="Calibri" w:cs="Calibri" w:eastAsia="Calibri" w:hAnsi="Calibri"/>
+          <w:b/>
+          <w:bCs/>
+          <w:color w:val="08223A"/>
+          <w:sz w:val="26"/>
+          <w:szCs w:val="26"/>
+        </w:rPr>
+        <w:t xml:space="preserve">What successful delivery looks like</w:t>
+      </w:r>
+    </w:p>
+    <w:p>
+      <w:pPr>
+        <w:pStyle w:val="ListParagraph"/>
+        <w:numPr>
+          <w:ilvl w:val="0"/>
+          <w:numId w:val="2"/>
+        </w:numPr>
+        <w:spacing w:after="80" w:line="290"/>
+      </w:pPr>
+      <w:r>
+        <w:rPr>
+          <w:rFonts w:ascii="Calibri" w:cs="Calibri" w:eastAsia="Calibri" w:hAnsi="Calibri"/>
+          <w:color w:val="172B3A"/>
+          <w:sz w:val="22"/>
+          <w:szCs w:val="22"/>
+        </w:rPr>
+        <w:t xml:space="preserve">Every approved source-to-display route passes functional testing.</w:t>
       </w:r>
     </w:p>
     <w:p>
@@ -2372,6 +2474,171 @@
           <w:sz w:val="32"/>
           <w:szCs w:val="32"/>
         </w:rPr>
+        <w:t xml:space="preserve">Complete System Design and Responsibilities</w:t>
+      </w:r>
+    </w:p>
+    <w:p>
+      <w:pPr>
+        <w:spacing w:after="160" w:line="320"/>
+      </w:pPr>
+      <w:r>
+        <w:rPr>
+          <w:rFonts w:ascii="Calibri" w:cs="Calibri" w:eastAsia="Calibri" w:hAnsi="Calibri"/>
+          <w:color w:val="172B3A"/>
+          <w:sz w:val="22"/>
+          <w:szCs w:val="22"/>
+        </w:rPr>
+        <w:t xml:space="preserve">The following items complete the wider solution. Unfilled entries are open design decisions, not supplied equipment or agreed services. Replace each [complete] with the agreed detail or mark it not applicable / excluded.</w:t>
+      </w:r>
+    </w:p>
+    <w:p>
+      <w:pPr>
+        <w:pStyle w:val="ListParagraph"/>
+        <w:numPr>
+          <w:ilvl w:val="0"/>
+          <w:numId w:val="2"/>
+        </w:numPr>
+        <w:spacing w:after="80" w:line="290"/>
+      </w:pPr>
+      <w:r>
+        <w:rPr>
+          <w:rFonts w:ascii="Calibri" w:cs="Calibri" w:eastAsia="Calibri" w:hAnsi="Calibri"/>
+          <w:color w:val="172B3A"/>
+          <w:sz w:val="22"/>
+          <w:szCs w:val="22"/>
+        </w:rPr>
+        <w:t xml:space="preserve">Displays / projection | Model, size, location and mounting: [complete] | Supplier / owner: [complete]</w:t>
+      </w:r>
+    </w:p>
+    <w:p>
+      <w:pPr>
+        <w:pStyle w:val="ListParagraph"/>
+        <w:numPr>
+          <w:ilvl w:val="0"/>
+          <w:numId w:val="2"/>
+        </w:numPr>
+        <w:spacing w:after="80" w:line="290"/>
+      </w:pPr>
+      <w:r>
+        <w:rPr>
+          <w:rFonts w:ascii="Calibri" w:cs="Calibri" w:eastAsia="Calibri" w:hAnsi="Calibri"/>
+          <w:color w:val="172B3A"/>
+          <w:sz w:val="22"/>
+          <w:szCs w:val="22"/>
+        </w:rPr>
+        <w:t xml:space="preserve">Sources and conferencing | Source devices, meeting platform and USB host: [complete] | Supplier / owner: [complete]</w:t>
+      </w:r>
+    </w:p>
+    <w:p>
+      <w:pPr>
+        <w:pStyle w:val="ListParagraph"/>
+        <w:numPr>
+          <w:ilvl w:val="0"/>
+          <w:numId w:val="2"/>
+        </w:numPr>
+        <w:spacing w:after="80" w:line="290"/>
+      </w:pPr>
+      <w:r>
+        <w:rPr>
+          <w:rFonts w:ascii="Calibri" w:cs="Calibri" w:eastAsia="Calibri" w:hAnsi="Calibri"/>
+          <w:color w:val="172B3A"/>
+          <w:sz w:val="22"/>
+          <w:szCs w:val="22"/>
+        </w:rPr>
+        <w:t xml:space="preserve">Audio | Microphones, loudspeakers, DSP and acoustic requirements: [complete] | Supplier / owner: [complete]</w:t>
+      </w:r>
+    </w:p>
+    <w:p>
+      <w:pPr>
+        <w:pStyle w:val="ListParagraph"/>
+        <w:numPr>
+          <w:ilvl w:val="0"/>
+          <w:numId w:val="2"/>
+        </w:numPr>
+        <w:spacing w:after="80" w:line="290"/>
+      </w:pPr>
+      <w:r>
+        <w:rPr>
+          <w:rFonts w:ascii="Calibri" w:cs="Calibri" w:eastAsia="Calibri" w:hAnsi="Calibri"/>
+          <w:color w:val="172B3A"/>
+          <w:sz w:val="22"/>
+          <w:szCs w:val="22"/>
+        </w:rPr>
+        <w:t xml:space="preserve">Network | Switches, port capacity, PoE budget, VLANs and IT approval: [complete] | Supplier / owner: [complete]</w:t>
+      </w:r>
+    </w:p>
+    <w:p>
+      <w:pPr>
+        <w:pStyle w:val="ListParagraph"/>
+        <w:numPr>
+          <w:ilvl w:val="0"/>
+          <w:numId w:val="2"/>
+        </w:numPr>
+        <w:spacing w:after="80" w:line="290"/>
+      </w:pPr>
+      <w:r>
+        <w:rPr>
+          <w:rFonts w:ascii="Calibri" w:cs="Calibri" w:eastAsia="Calibri" w:hAnsi="Calibri"/>
+          <w:color w:val="172B3A"/>
+          <w:sz w:val="22"/>
+          <w:szCs w:val="22"/>
+        </w:rPr>
+        <w:t xml:space="preserve">Control | User interface, named room modes and programming: [complete] | Supplier / owner: [complete]</w:t>
+      </w:r>
+    </w:p>
+    <w:p>
+      <w:pPr>
+        <w:pStyle w:val="ListParagraph"/>
+        <w:numPr>
+          <w:ilvl w:val="0"/>
+          <w:numId w:val="2"/>
+        </w:numPr>
+        <w:spacing w:after="80" w:line="290"/>
+      </w:pPr>
+      <w:r>
+        <w:rPr>
+          <w:rFonts w:ascii="Calibri" w:cs="Calibri" w:eastAsia="Calibri" w:hAnsi="Calibri"/>
+          <w:color w:val="172B3A"/>
+          <w:sz w:val="22"/>
+          <w:szCs w:val="22"/>
+        </w:rPr>
+        <w:t xml:space="preserve">Site infrastructure | Cable routes / distances, rack, ventilation, power and containment: [complete] | Supplier / owner: [complete]</w:t>
+      </w:r>
+    </w:p>
+    <w:p>
+      <w:pPr>
+        <w:pStyle w:val="ListParagraph"/>
+        <w:numPr>
+          <w:ilvl w:val="0"/>
+          <w:numId w:val="2"/>
+        </w:numPr>
+        <w:spacing w:after="80" w:line="290"/>
+      </w:pPr>
+      <w:r>
+        <w:rPr>
+          <w:rFonts w:ascii="Calibri" w:cs="Calibri" w:eastAsia="Calibri" w:hAnsi="Calibri"/>
+          <w:color w:val="172B3A"/>
+          <w:sz w:val="22"/>
+          <w:szCs w:val="22"/>
+        </w:rPr>
+        <w:t xml:space="preserve">Delivery and acceptance | Installation, training, support, acceptance tests and dates: [complete] | Supplier / owner: [complete]</w:t>
+      </w:r>
+    </w:p>
+    <w:p>
+      <w:pPr>
+        <w:pStyle w:val="Heading1"/>
+        <w:keepNext/>
+        <w:spacing w:after="200" w:before="360"/>
+      </w:pPr>
+      <w:r>
+        <w:rPr>
+          <w:rFonts w:ascii="Calibri" w:cs="Calibri" w:eastAsia="Calibri" w:hAnsi="Calibri"/>
+          <w:b/>
+          <w:bCs/>
+          <w:color w:val="2E74B5"/>
+          <w:sz w:val="32"/>
+          <w:szCs w:val="32"/>
+        </w:rPr>
         <w:t xml:space="preserve">Third-Party System Scope</w:t>
       </w:r>
     </w:p>
@@ -2717,6 +2984,20 @@
         <w:t xml:space="preserve">Operator sources → NetworkHD encoders → 10GbE network → NetworkHD decoders → Four displays</w:t>
       </w:r>
     </w:p>
+    <w:p>
+      <w:pPr>
+        <w:spacing w:after="160" w:line="320"/>
+      </w:pPr>
+      <w:r>
+        <w:rPr>
+          <w:rFonts w:ascii="Calibri" w:cs="Calibri" w:eastAsia="Calibri" w:hAnsi="Calibri"/>
+          <w:color w:val="5E7280"/>
+          <w:sz w:val="22"/>
+          <w:szCs w:val="22"/>
+        </w:rPr>
+        <w:t xml:space="preserve">Concept signal-flow diagram: confirm physical connections, cable routes, third-party interfaces and operating modes before installation.</w:t>
+      </w:r>
+    </w:p>
     <w:tbl>
       <w:tblPr>
         <w:tblW w:type="dxa" w:w="9360"/>
@@ -3101,7 +3382,7 @@
           <w:sz w:val="22"/>
           <w:szCs w:val="22"/>
         </w:rPr>
-        <w:t xml:space="preserve">The cable schedule below lists every connection in the recommended system, derived from the native topology-aware schematic engine. Each row shows the transport type, maximum cable length, connector format, and validation status. 7 of 16 runs are confirmed from governed product data; 9 require site confirmation; 0 are not yet confirmed.</w:t>
+        <w:t xml:space="preserve">The cable schedule below lists every connection in the recommended system, derived from the native topology-aware schematic engine. Each row shows the transport type, maximum cable length, connector format, and validation status. 0 of 14 runs are confirmed from governed product data; 14 require site confirmation; 0 are not yet confirmed.</w:t>
       </w:r>
     </w:p>
     <w:tbl>
@@ -3322,7 +3603,7 @@
                 <w:sz w:val="18"/>
                 <w:szCs w:val="18"/>
               </w:rPr>
-              <w:t xml:space="preserve">NHD-600-TX → NHD-600-TX</w:t>
+              <w:t xml:space="preserve">Source 1 (confirm) → NHD-600-TX</w:t>
             </w:r>
           </w:p>
         </w:tc>
@@ -3397,7 +3678,7 @@
                 <w:sz w:val="18"/>
                 <w:szCs w:val="18"/>
               </w:rPr>
-              <w:t xml:space="preserve">HDMI-A to HDMI-A</w:t>
+              <w:t xml:space="preserve">SOURCE PORT TBD to HDMI IN</w:t>
             </w:r>
           </w:p>
         </w:tc>
@@ -3422,7 +3703,7 @@
                 <w:sz w:val="18"/>
                 <w:szCs w:val="18"/>
               </w:rPr>
-              <w:t xml:space="preserve">Confirmed</w:t>
+              <w:t xml:space="preserve">Needs site confirmation</w:t>
             </w:r>
           </w:p>
         </w:tc>
@@ -3476,7 +3757,7 @@
                 <w:sz w:val="18"/>
                 <w:szCs w:val="18"/>
               </w:rPr>
-              <w:t xml:space="preserve">NHD-600-TX → NHD-600-TX</w:t>
+              <w:t xml:space="preserve">Source 2 (confirm) → NHD-600-TX</w:t>
             </w:r>
           </w:p>
         </w:tc>
@@ -3551,7 +3832,7 @@
                 <w:sz w:val="18"/>
                 <w:szCs w:val="18"/>
               </w:rPr>
-              <w:t xml:space="preserve">HDMI-A to HDMI-A</w:t>
+              <w:t xml:space="preserve">SOURCE PORT TBD to HDMI IN</w:t>
             </w:r>
           </w:p>
         </w:tc>
@@ -3576,7 +3857,7 @@
                 <w:sz w:val="18"/>
                 <w:szCs w:val="18"/>
               </w:rPr>
-              <w:t xml:space="preserve">Confirmed</w:t>
+              <w:t xml:space="preserve">Needs site confirmation</w:t>
             </w:r>
           </w:p>
         </w:tc>
@@ -3680,7 +3961,7 @@
                 <w:sz w:val="18"/>
                 <w:szCs w:val="18"/>
               </w:rPr>
-              <w:t xml:space="preserve">Unlimited</w:t>
+              <w:t xml:space="preserve">Not confirmed</w:t>
             </w:r>
           </w:p>
         </w:tc>
@@ -3705,7 +3986,7 @@
                 <w:sz w:val="18"/>
                 <w:szCs w:val="18"/>
               </w:rPr>
-              <w:t xml:space="preserve">RJ45 to RJ45</w:t>
+              <w:t xml:space="preserve">AV LAN (confirm) to SWITCH PORT 1</w:t>
             </w:r>
           </w:p>
         </w:tc>
@@ -3834,7 +4115,7 @@
                 <w:sz w:val="18"/>
                 <w:szCs w:val="18"/>
               </w:rPr>
-              <w:t xml:space="preserve">Unlimited</w:t>
+              <w:t xml:space="preserve">Not confirmed</w:t>
             </w:r>
           </w:p>
         </w:tc>
@@ -3859,7 +4140,7 @@
                 <w:sz w:val="18"/>
                 <w:szCs w:val="18"/>
               </w:rPr>
-              <w:t xml:space="preserve">RJ45 to RJ45</w:t>
+              <w:t xml:space="preserve">AV LAN (confirm) to SWITCH PORT 2</w:t>
             </w:r>
           </w:p>
         </w:tc>
@@ -3938,7 +4219,7 @@
                 <w:sz w:val="18"/>
                 <w:szCs w:val="18"/>
               </w:rPr>
-              <w:t xml:space="preserve">NHD-600-RX → Network switch</w:t>
+              <w:t xml:space="preserve">Network switch → NHD-600-RX</w:t>
             </w:r>
           </w:p>
         </w:tc>
@@ -3988,7 +4269,7 @@
                 <w:sz w:val="18"/>
                 <w:szCs w:val="18"/>
               </w:rPr>
-              <w:t xml:space="preserve">Unlimited</w:t>
+              <w:t xml:space="preserve">Not confirmed</w:t>
             </w:r>
           </w:p>
         </w:tc>
@@ -4013,7 +4294,7 @@
                 <w:sz w:val="18"/>
                 <w:szCs w:val="18"/>
               </w:rPr>
-              <w:t xml:space="preserve">RJ45 to RJ45</w:t>
+              <w:t xml:space="preserve">SWITCH PORT 3 to AV LAN (confirm)</w:t>
             </w:r>
           </w:p>
         </w:tc>
@@ -4092,7 +4373,7 @@
                 <w:sz w:val="18"/>
                 <w:szCs w:val="18"/>
               </w:rPr>
-              <w:t xml:space="preserve">NHD-600-RX → Network switch</w:t>
+              <w:t xml:space="preserve">Network switch → NHD-600-RX</w:t>
             </w:r>
           </w:p>
         </w:tc>
@@ -4142,7 +4423,7 @@
                 <w:sz w:val="18"/>
                 <w:szCs w:val="18"/>
               </w:rPr>
-              <w:t xml:space="preserve">Unlimited</w:t>
+              <w:t xml:space="preserve">Not confirmed</w:t>
             </w:r>
           </w:p>
         </w:tc>
@@ -4167,7 +4448,7 @@
                 <w:sz w:val="18"/>
                 <w:szCs w:val="18"/>
               </w:rPr>
-              <w:t xml:space="preserve">RJ45 to RJ45</w:t>
+              <w:t xml:space="preserve">SWITCH PORT 4 to AV LAN (confirm)</w:t>
             </w:r>
           </w:p>
         </w:tc>
@@ -4246,7 +4527,7 @@
                 <w:sz w:val="18"/>
                 <w:szCs w:val="18"/>
               </w:rPr>
-              <w:t xml:space="preserve">NHD-600-RX → Network switch</w:t>
+              <w:t xml:space="preserve">Network switch → NHD-600-RX</w:t>
             </w:r>
           </w:p>
         </w:tc>
@@ -4296,7 +4577,7 @@
                 <w:sz w:val="18"/>
                 <w:szCs w:val="18"/>
               </w:rPr>
-              <w:t xml:space="preserve">Unlimited</w:t>
+              <w:t xml:space="preserve">Not confirmed</w:t>
             </w:r>
           </w:p>
         </w:tc>
@@ -4321,7 +4602,7 @@
                 <w:sz w:val="18"/>
                 <w:szCs w:val="18"/>
               </w:rPr>
-              <w:t xml:space="preserve">RJ45 to RJ45</w:t>
+              <w:t xml:space="preserve">SWITCH PORT 5 to AV LAN (confirm)</w:t>
             </w:r>
           </w:p>
         </w:tc>
@@ -4400,7 +4681,7 @@
                 <w:sz w:val="18"/>
                 <w:szCs w:val="18"/>
               </w:rPr>
-              <w:t xml:space="preserve">NHD-600-RX → Network switch</w:t>
+              <w:t xml:space="preserve">Network switch → NHD-600-RX</w:t>
             </w:r>
           </w:p>
         </w:tc>
@@ -4450,7 +4731,7 @@
                 <w:sz w:val="18"/>
                 <w:szCs w:val="18"/>
               </w:rPr>
-              <w:t xml:space="preserve">Unlimited</w:t>
+              <w:t xml:space="preserve">Not confirmed</w:t>
             </w:r>
           </w:p>
         </w:tc>
@@ -4475,7 +4756,7 @@
                 <w:sz w:val="18"/>
                 <w:szCs w:val="18"/>
               </w:rPr>
-              <w:t xml:space="preserve">RJ45 to RJ45</w:t>
+              <w:t xml:space="preserve">SWITCH PORT 6 to AV LAN (confirm)</w:t>
             </w:r>
           </w:p>
         </w:tc>
@@ -4604,7 +4885,7 @@
                 <w:sz w:val="18"/>
                 <w:szCs w:val="18"/>
               </w:rPr>
-              <w:t xml:space="preserve">Unlimited</w:t>
+              <w:t xml:space="preserve">Not confirmed</w:t>
             </w:r>
           </w:p>
         </w:tc>
@@ -4629,7 +4910,7 @@
                 <w:sz w:val="18"/>
                 <w:szCs w:val="18"/>
               </w:rPr>
-              <w:t xml:space="preserve">RJ45 to RJ45</w:t>
+              <w:t xml:space="preserve">AV LAN (confirm) to SWITCH PORT 7</w:t>
             </w:r>
           </w:p>
         </w:tc>
@@ -4708,7 +4989,7 @@
                 <w:sz w:val="18"/>
                 <w:szCs w:val="18"/>
               </w:rPr>
-              <w:t xml:space="preserve">NHD-600-RX → NHD-600-RX</w:t>
+              <w:t xml:space="preserve">NHD-600-RX → Display 1 (confirm)</w:t>
             </w:r>
           </w:p>
         </w:tc>
@@ -4783,7 +5064,7 @@
                 <w:sz w:val="18"/>
                 <w:szCs w:val="18"/>
               </w:rPr>
-              <w:t xml:space="preserve">HDMI-A to HDMI-A</w:t>
+              <w:t xml:space="preserve">HDMI OUT to DISPLAY INPUT (confirm)</w:t>
             </w:r>
           </w:p>
         </w:tc>
@@ -4808,7 +5089,7 @@
                 <w:sz w:val="18"/>
                 <w:szCs w:val="18"/>
               </w:rPr>
-              <w:t xml:space="preserve">Confirmed</w:t>
+              <w:t xml:space="preserve">Needs site confirmation</w:t>
             </w:r>
           </w:p>
         </w:tc>
@@ -4862,7 +5143,7 @@
                 <w:sz w:val="18"/>
                 <w:szCs w:val="18"/>
               </w:rPr>
-              <w:t xml:space="preserve">NHD-600-RX → NHD-600-RX</w:t>
+              <w:t xml:space="preserve">NHD-600-RX → Display 2 (confirm)</w:t>
             </w:r>
           </w:p>
         </w:tc>
@@ -4937,7 +5218,7 @@
                 <w:sz w:val="18"/>
                 <w:szCs w:val="18"/>
               </w:rPr>
-              <w:t xml:space="preserve">HDMI-A to HDMI-A</w:t>
+              <w:t xml:space="preserve">HDMI OUT to DISPLAY INPUT (confirm)</w:t>
             </w:r>
           </w:p>
         </w:tc>
@@ -4962,7 +5243,7 @@
                 <w:sz w:val="18"/>
                 <w:szCs w:val="18"/>
               </w:rPr>
-              <w:t xml:space="preserve">Confirmed</w:t>
+              <w:t xml:space="preserve">Needs site confirmation</w:t>
             </w:r>
           </w:p>
         </w:tc>
@@ -5016,7 +5297,7 @@
                 <w:sz w:val="18"/>
                 <w:szCs w:val="18"/>
               </w:rPr>
-              <w:t xml:space="preserve">NHD-600-RX → NHD-600-RX</w:t>
+              <w:t xml:space="preserve">NHD-600-RX → Display 3 (confirm)</w:t>
             </w:r>
           </w:p>
         </w:tc>
@@ -5091,7 +5372,7 @@
                 <w:sz w:val="18"/>
                 <w:szCs w:val="18"/>
               </w:rPr>
-              <w:t xml:space="preserve">HDMI-A to HDMI-A</w:t>
+              <w:t xml:space="preserve">HDMI OUT to DISPLAY INPUT (confirm)</w:t>
             </w:r>
           </w:p>
         </w:tc>
@@ -5116,7 +5397,7 @@
                 <w:sz w:val="18"/>
                 <w:szCs w:val="18"/>
               </w:rPr>
-              <w:t xml:space="preserve">Confirmed</w:t>
+              <w:t xml:space="preserve">Needs site confirmation</w:t>
             </w:r>
           </w:p>
         </w:tc>
@@ -5170,7 +5451,7 @@
                 <w:sz w:val="18"/>
                 <w:szCs w:val="18"/>
               </w:rPr>
-              <w:t xml:space="preserve">NHD-600-RX → NHD-600-RX</w:t>
+              <w:t xml:space="preserve">NHD-600-RX → Display 4 (confirm)</w:t>
             </w:r>
           </w:p>
         </w:tc>
@@ -5245,7 +5526,7 @@
                 <w:sz w:val="18"/>
                 <w:szCs w:val="18"/>
               </w:rPr>
-              <w:t xml:space="preserve">HDMI-A to HDMI-A</w:t>
+              <w:t xml:space="preserve">HDMI OUT to DISPLAY INPUT (confirm)</w:t>
             </w:r>
           </w:p>
         </w:tc>
@@ -5270,7 +5551,7 @@
                 <w:sz w:val="18"/>
                 <w:szCs w:val="18"/>
               </w:rPr>
-              <w:t xml:space="preserve">Confirmed</w:t>
+              <w:t xml:space="preserve">Needs site confirmation</w:t>
             </w:r>
           </w:p>
         </w:tc>
@@ -5324,7 +5605,7 @@
                 <w:sz w:val="18"/>
                 <w:szCs w:val="18"/>
               </w:rPr>
-              <w:t xml:space="preserve">Control system → NHD-600-TX</w:t>
+              <w:t xml:space="preserve">AV network infrastructure</w:t>
             </w:r>
           </w:p>
         </w:tc>
@@ -5349,7 +5630,7 @@
                 <w:sz w:val="18"/>
                 <w:szCs w:val="18"/>
               </w:rPr>
-              <w:t xml:space="preserve">Control</w:t>
+              <w:t xml:space="preserve">Network / AVoIP</w:t>
             </w:r>
           </w:p>
         </w:tc>
@@ -5374,7 +5655,7 @@
                 <w:sz w:val="18"/>
                 <w:szCs w:val="18"/>
               </w:rPr>
-              <w:t xml:space="preserve">100m</w:t>
+              <w:t xml:space="preserve">Not confirmed</w:t>
             </w:r>
           </w:p>
         </w:tc>
@@ -5399,7 +5680,7 @@
                 <w:sz w:val="18"/>
                 <w:szCs w:val="18"/>
               </w:rPr>
-              <w:t xml:space="preserve">DB-9 / IR / RJ45</w:t>
+              <w:t xml:space="preserve">RJ45 to RJ45</w:t>
             </w:r>
           </w:p>
         </w:tc>
@@ -5424,7 +5705,7 @@
                 <w:sz w:val="18"/>
                 <w:szCs w:val="18"/>
               </w:rPr>
-              <w:t xml:space="preserve">Confirmed</w:t>
+              <w:t xml:space="preserve">Needs site confirmation</w:t>
             </w:r>
           </w:p>
         </w:tc>
@@ -5449,320 +5730,210 @@
                 <w:sz w:val="18"/>
                 <w:szCs w:val="18"/>
               </w:rPr>
-              <w:t xml:space="preserve">Confirm control protocol (RS-232/IR/IP), baud rate, pinout, cable routing, and control processor compatibility.</w:t>
-            </w:r>
-          </w:p>
-        </w:tc>
-      </w:tr>
-      <w:tr>
-        <w:tc>
-          <w:tcPr>
-            <w:tcW w:type="dxa" w:w="2000"/>
-            <w:tcMar>
-              <w:top w:type="dxa" w:w="80"/>
-              <w:left w:type="dxa" w:w="120"/>
-              <w:bottom w:type="dxa" w:w="80"/>
-              <w:right w:type="dxa" w:w="120"/>
-            </w:tcMar>
-          </w:tcPr>
-          <w:p>
-            <w:pPr>
-              <w:spacing w:after="0" w:line="260"/>
-            </w:pPr>
-            <w:r>
-              <w:rPr>
-                <w:rFonts w:ascii="Calibri" w:cs="Calibri" w:eastAsia="Calibri" w:hAnsi="Calibri"/>
-                <w:b/>
-                <w:bCs/>
-                <w:color w:val="08223A"/>
-                <w:sz w:val="18"/>
-                <w:szCs w:val="18"/>
-              </w:rPr>
-              <w:t xml:space="preserve">AV network infrastructure</w:t>
-            </w:r>
-          </w:p>
-        </w:tc>
-        <w:tc>
-          <w:tcPr>
-            <w:tcW w:type="dxa" w:w="1500"/>
-            <w:tcMar>
-              <w:top w:type="dxa" w:w="80"/>
-              <w:left w:type="dxa" w:w="120"/>
-              <w:bottom w:type="dxa" w:w="80"/>
-              <w:right w:type="dxa" w:w="120"/>
-            </w:tcMar>
-          </w:tcPr>
-          <w:p>
-            <w:pPr>
-              <w:spacing w:after="0" w:line="260"/>
-            </w:pPr>
-            <w:r>
-              <w:rPr>
-                <w:rFonts w:ascii="Calibri" w:cs="Calibri" w:eastAsia="Calibri" w:hAnsi="Calibri"/>
-                <w:color w:val="172B3A"/>
-                <w:sz w:val="18"/>
-                <w:szCs w:val="18"/>
-              </w:rPr>
-              <w:t xml:space="preserve">Network / AVoIP</w:t>
-            </w:r>
-          </w:p>
-        </w:tc>
-        <w:tc>
-          <w:tcPr>
-            <w:tcW w:type="dxa" w:w="900"/>
-            <w:tcMar>
-              <w:top w:type="dxa" w:w="80"/>
-              <w:left w:type="dxa" w:w="120"/>
-              <w:bottom w:type="dxa" w:w="80"/>
-              <w:right w:type="dxa" w:w="120"/>
-            </w:tcMar>
-          </w:tcPr>
-          <w:p>
-            <w:pPr>
-              <w:spacing w:after="0" w:line="260"/>
-            </w:pPr>
-            <w:r>
-              <w:rPr>
-                <w:rFonts w:ascii="Calibri" w:cs="Calibri" w:eastAsia="Calibri" w:hAnsi="Calibri"/>
-                <w:color w:val="172B3A"/>
-                <w:sz w:val="18"/>
-                <w:szCs w:val="18"/>
-              </w:rPr>
-              <w:t xml:space="preserve">Unlimited</w:t>
-            </w:r>
-          </w:p>
-        </w:tc>
-        <w:tc>
-          <w:tcPr>
-            <w:tcW w:type="dxa" w:w="1200"/>
-            <w:tcMar>
-              <w:top w:type="dxa" w:w="80"/>
-              <w:left w:type="dxa" w:w="120"/>
-              <w:bottom w:type="dxa" w:w="80"/>
-              <w:right w:type="dxa" w:w="120"/>
-            </w:tcMar>
-          </w:tcPr>
-          <w:p>
-            <w:pPr>
-              <w:spacing w:after="0" w:line="260"/>
-            </w:pPr>
-            <w:r>
-              <w:rPr>
-                <w:rFonts w:ascii="Calibri" w:cs="Calibri" w:eastAsia="Calibri" w:hAnsi="Calibri"/>
-                <w:color w:val="172B3A"/>
-                <w:sz w:val="18"/>
-                <w:szCs w:val="18"/>
-              </w:rPr>
-              <w:t xml:space="preserve">RJ45 to RJ45</w:t>
-            </w:r>
-          </w:p>
-        </w:tc>
-        <w:tc>
-          <w:tcPr>
-            <w:tcW w:type="dxa" w:w="900"/>
-            <w:tcMar>
-              <w:top w:type="dxa" w:w="80"/>
-              <w:left w:type="dxa" w:w="120"/>
-              <w:bottom w:type="dxa" w:w="80"/>
-              <w:right w:type="dxa" w:w="120"/>
-            </w:tcMar>
-          </w:tcPr>
-          <w:p>
-            <w:pPr>
-              <w:spacing w:after="0" w:line="260"/>
-            </w:pPr>
-            <w:r>
-              <w:rPr>
-                <w:rFonts w:ascii="Calibri" w:cs="Calibri" w:eastAsia="Calibri" w:hAnsi="Calibri"/>
-                <w:color w:val="172B3A"/>
-                <w:sz w:val="18"/>
-                <w:szCs w:val="18"/>
-              </w:rPr>
-              <w:t xml:space="preserve">Needs site confirmation</w:t>
-            </w:r>
-          </w:p>
-        </w:tc>
-        <w:tc>
-          <w:tcPr>
-            <w:tcW w:type="dxa" w:w="2560"/>
-            <w:tcMar>
-              <w:top w:type="dxa" w:w="80"/>
-              <w:left w:type="dxa" w:w="120"/>
-              <w:bottom w:type="dxa" w:w="80"/>
-              <w:right w:type="dxa" w:w="120"/>
-            </w:tcMar>
-          </w:tcPr>
-          <w:p>
-            <w:pPr>
-              <w:spacing w:after="0" w:line="260"/>
-            </w:pPr>
-            <w:r>
-              <w:rPr>
-                <w:rFonts w:ascii="Calibri" w:cs="Calibri" w:eastAsia="Calibri" w:hAnsi="Calibri"/>
-                <w:color w:val="172B3A"/>
-                <w:sz w:val="18"/>
-                <w:szCs w:val="18"/>
-              </w:rPr>
               <w:t xml:space="preserve">Confirm switch model, port count, PoE budget, VLAN configuration, multicast policy, and uplink capacity.</w:t>
-            </w:r>
-          </w:p>
-        </w:tc>
-      </w:tr>
-      <w:tr>
-        <w:tc>
-          <w:tcPr>
-            <w:tcW w:type="dxa" w:w="2000"/>
-            <w:tcMar>
-              <w:top w:type="dxa" w:w="80"/>
-              <w:left w:type="dxa" w:w="120"/>
-              <w:bottom w:type="dxa" w:w="80"/>
-              <w:right w:type="dxa" w:w="120"/>
-            </w:tcMar>
-          </w:tcPr>
-          <w:p>
-            <w:pPr>
-              <w:spacing w:after="0" w:line="260"/>
-            </w:pPr>
-            <w:r>
-              <w:rPr>
-                <w:rFonts w:ascii="Calibri" w:cs="Calibri" w:eastAsia="Calibri" w:hAnsi="Calibri"/>
-                <w:b/>
-                <w:bCs/>
-                <w:color w:val="08223A"/>
-                <w:sz w:val="18"/>
-                <w:szCs w:val="18"/>
-              </w:rPr>
-              <w:t xml:space="preserve">Control system integration</w:t>
-            </w:r>
-          </w:p>
-        </w:tc>
-        <w:tc>
-          <w:tcPr>
-            <w:tcW w:type="dxa" w:w="1500"/>
-            <w:tcMar>
-              <w:top w:type="dxa" w:w="80"/>
-              <w:left w:type="dxa" w:w="120"/>
-              <w:bottom w:type="dxa" w:w="80"/>
-              <w:right w:type="dxa" w:w="120"/>
-            </w:tcMar>
-          </w:tcPr>
-          <w:p>
-            <w:pPr>
-              <w:spacing w:after="0" w:line="260"/>
-            </w:pPr>
-            <w:r>
-              <w:rPr>
-                <w:rFonts w:ascii="Calibri" w:cs="Calibri" w:eastAsia="Calibri" w:hAnsi="Calibri"/>
-                <w:color w:val="172B3A"/>
-                <w:sz w:val="18"/>
-                <w:szCs w:val="18"/>
-              </w:rPr>
-              <w:t xml:space="preserve">Control</w:t>
-            </w:r>
-          </w:p>
-        </w:tc>
-        <w:tc>
-          <w:tcPr>
-            <w:tcW w:type="dxa" w:w="900"/>
-            <w:tcMar>
-              <w:top w:type="dxa" w:w="80"/>
-              <w:left w:type="dxa" w:w="120"/>
-              <w:bottom w:type="dxa" w:w="80"/>
-              <w:right w:type="dxa" w:w="120"/>
-            </w:tcMar>
-          </w:tcPr>
-          <w:p>
-            <w:pPr>
-              <w:spacing w:after="0" w:line="260"/>
-            </w:pPr>
-            <w:r>
-              <w:rPr>
-                <w:rFonts w:ascii="Calibri" w:cs="Calibri" w:eastAsia="Calibri" w:hAnsi="Calibri"/>
-                <w:color w:val="172B3A"/>
-                <w:sz w:val="18"/>
-                <w:szCs w:val="18"/>
-              </w:rPr>
-              <w:t xml:space="preserve">100m</w:t>
-            </w:r>
-          </w:p>
-        </w:tc>
-        <w:tc>
-          <w:tcPr>
-            <w:tcW w:type="dxa" w:w="1200"/>
-            <w:tcMar>
-              <w:top w:type="dxa" w:w="80"/>
-              <w:left w:type="dxa" w:w="120"/>
-              <w:bottom w:type="dxa" w:w="80"/>
-              <w:right w:type="dxa" w:w="120"/>
-            </w:tcMar>
-          </w:tcPr>
-          <w:p>
-            <w:pPr>
-              <w:spacing w:after="0" w:line="260"/>
-            </w:pPr>
-            <w:r>
-              <w:rPr>
-                <w:rFonts w:ascii="Calibri" w:cs="Calibri" w:eastAsia="Calibri" w:hAnsi="Calibri"/>
-                <w:color w:val="172B3A"/>
-                <w:sz w:val="18"/>
-                <w:szCs w:val="18"/>
-              </w:rPr>
-              <w:t xml:space="preserve">DB-9 / IR / RJ45</w:t>
-            </w:r>
-          </w:p>
-        </w:tc>
-        <w:tc>
-          <w:tcPr>
-            <w:tcW w:type="dxa" w:w="900"/>
-            <w:tcMar>
-              <w:top w:type="dxa" w:w="80"/>
-              <w:left w:type="dxa" w:w="120"/>
-              <w:bottom w:type="dxa" w:w="80"/>
-              <w:right w:type="dxa" w:w="120"/>
-            </w:tcMar>
-          </w:tcPr>
-          <w:p>
-            <w:pPr>
-              <w:spacing w:after="0" w:line="260"/>
-            </w:pPr>
-            <w:r>
-              <w:rPr>
-                <w:rFonts w:ascii="Calibri" w:cs="Calibri" w:eastAsia="Calibri" w:hAnsi="Calibri"/>
-                <w:color w:val="172B3A"/>
-                <w:sz w:val="18"/>
-                <w:szCs w:val="18"/>
-              </w:rPr>
-              <w:t xml:space="preserve">Needs site confirmation</w:t>
-            </w:r>
-          </w:p>
-        </w:tc>
-        <w:tc>
-          <w:tcPr>
-            <w:tcW w:type="dxa" w:w="2560"/>
-            <w:tcMar>
-              <w:top w:type="dxa" w:w="80"/>
-              <w:left w:type="dxa" w:w="120"/>
-              <w:bottom w:type="dxa" w:w="80"/>
-              <w:right w:type="dxa" w:w="120"/>
-            </w:tcMar>
-          </w:tcPr>
-          <w:p>
-            <w:pPr>
-              <w:spacing w:after="0" w:line="260"/>
-            </w:pPr>
-            <w:r>
-              <w:rPr>
-                <w:rFonts w:ascii="Calibri" w:cs="Calibri" w:eastAsia="Calibri" w:hAnsi="Calibri"/>
-                <w:color w:val="172B3A"/>
-                <w:sz w:val="18"/>
-                <w:szCs w:val="18"/>
-              </w:rPr>
-              <w:t xml:space="preserve">Define who operates the room and convert engineering routes into user-friendly presets.</w:t>
             </w:r>
           </w:p>
         </w:tc>
       </w:tr>
     </w:tbl>
+    <w:p>
+      <w:pPr>
+        <w:pStyle w:val="Heading1"/>
+        <w:keepNext/>
+        <w:spacing w:after="200" w:before="360"/>
+      </w:pPr>
+      <w:r>
+        <w:rPr>
+          <w:rFonts w:ascii="Calibri" w:cs="Calibri" w:eastAsia="Calibri" w:hAnsi="Calibri"/>
+          <w:b/>
+          <w:bCs/>
+          <w:color w:val="2E74B5"/>
+          <w:sz w:val="32"/>
+          <w:szCs w:val="32"/>
+        </w:rPr>
+        <w:t xml:space="preserve">Products in the Solution</w:t>
+      </w:r>
+    </w:p>
+    <w:p>
+      <w:pPr>
+        <w:pStyle w:val="Heading2"/>
+        <w:keepNext/>
+        <w:spacing w:after="120" w:before="240"/>
+      </w:pPr>
+      <w:r>
+        <w:rPr>
+          <w:rFonts w:ascii="Calibri" w:cs="Calibri" w:eastAsia="Calibri" w:hAnsi="Calibri"/>
+          <w:b/>
+          <w:bCs/>
+          <w:color w:val="08223A"/>
+          <w:sz w:val="26"/>
+          <w:szCs w:val="26"/>
+        </w:rPr>
+        <w:t xml:space="preserve">NHD-600-TX — NetworkHD 600 encoder</w:t>
+      </w:r>
+    </w:p>
+    <w:p>
+      <w:pPr>
+        <w:spacing w:after="160" w:line="320"/>
+      </w:pPr>
+      <w:r>
+        <w:rPr>
+          <w:rFonts w:ascii="Calibri" w:cs="Calibri" w:eastAsia="Calibri" w:hAnsi="Calibri"/>
+          <w:color w:val="5E7280"/>
+          <w:sz w:val="22"/>
+          <w:szCs w:val="22"/>
+        </w:rPr>
+        <w:t xml:space="preserve">Product photograph unavailable.</w:t>
+      </w:r>
+    </w:p>
+    <w:p>
+      <w:pPr>
+        <w:spacing w:after="160" w:line="320"/>
+      </w:pPr>
+      <w:r>
+        <w:rPr>
+          <w:rFonts w:ascii="Calibri" w:cs="Calibri" w:eastAsia="Calibri" w:hAnsi="Calibri"/>
+          <w:color w:val="172B3A"/>
+          <w:sz w:val="22"/>
+          <w:szCs w:val="22"/>
+        </w:rPr>
+        <w:t xml:space="preserve">Role in this design: Encode operator sources</w:t>
+      </w:r>
+    </w:p>
+    <w:p>
+      <w:pPr>
+        <w:spacing w:after="160" w:line="320"/>
+      </w:pPr>
+      <w:r>
+        <w:rPr>
+          <w:rFonts w:ascii="Calibri" w:cs="Calibri" w:eastAsia="Calibri" w:hAnsi="Calibri"/>
+          <w:color w:val="5E7280"/>
+          <w:sz w:val="22"/>
+          <w:szCs w:val="22"/>
+        </w:rPr>
+        <w:t xml:space="preserve">Official product link to be confirmed.</w:t>
+      </w:r>
+    </w:p>
+    <w:p>
+      <w:pPr>
+        <w:pStyle w:val="Heading2"/>
+        <w:keepNext/>
+        <w:spacing w:after="120" w:before="240"/>
+      </w:pPr>
+      <w:r>
+        <w:rPr>
+          <w:rFonts w:ascii="Calibri" w:cs="Calibri" w:eastAsia="Calibri" w:hAnsi="Calibri"/>
+          <w:b/>
+          <w:bCs/>
+          <w:color w:val="08223A"/>
+          <w:sz w:val="26"/>
+          <w:szCs w:val="26"/>
+        </w:rPr>
+        <w:t xml:space="preserve">NHD-600-RX — NetworkHD 600 decoder</w:t>
+      </w:r>
+    </w:p>
+    <w:p>
+      <w:pPr>
+        <w:spacing w:after="160" w:line="320"/>
+      </w:pPr>
+      <w:r>
+        <w:rPr>
+          <w:rFonts w:ascii="Calibri" w:cs="Calibri" w:eastAsia="Calibri" w:hAnsi="Calibri"/>
+          <w:color w:val="5E7280"/>
+          <w:sz w:val="22"/>
+          <w:szCs w:val="22"/>
+        </w:rPr>
+        <w:t xml:space="preserve">Product photograph unavailable.</w:t>
+      </w:r>
+    </w:p>
+    <w:p>
+      <w:pPr>
+        <w:spacing w:after="160" w:line="320"/>
+      </w:pPr>
+      <w:r>
+        <w:rPr>
+          <w:rFonts w:ascii="Calibri" w:cs="Calibri" w:eastAsia="Calibri" w:hAnsi="Calibri"/>
+          <w:color w:val="172B3A"/>
+          <w:sz w:val="22"/>
+          <w:szCs w:val="22"/>
+        </w:rPr>
+        <w:t xml:space="preserve">Role in this design: Decode display feeds</w:t>
+      </w:r>
+    </w:p>
+    <w:p>
+      <w:pPr>
+        <w:spacing w:after="160" w:line="320"/>
+      </w:pPr>
+      <w:r>
+        <w:rPr>
+          <w:rFonts w:ascii="Calibri" w:cs="Calibri" w:eastAsia="Calibri" w:hAnsi="Calibri"/>
+          <w:color w:val="5E7280"/>
+          <w:sz w:val="22"/>
+          <w:szCs w:val="22"/>
+        </w:rPr>
+        <w:t xml:space="preserve">Official product link to be confirmed.</w:t>
+      </w:r>
+    </w:p>
+    <w:p>
+      <w:pPr>
+        <w:pStyle w:val="Heading2"/>
+        <w:keepNext/>
+        <w:spacing w:after="120" w:before="240"/>
+      </w:pPr>
+      <w:r>
+        <w:rPr>
+          <w:rFonts w:ascii="Calibri" w:cs="Calibri" w:eastAsia="Calibri" w:hAnsi="Calibri"/>
+          <w:b/>
+          <w:bCs/>
+          <w:color w:val="08223A"/>
+          <w:sz w:val="26"/>
+          <w:szCs w:val="26"/>
+        </w:rPr>
+        <w:t xml:space="preserve">NHD-CTL-PRO-V2 — NetworkHD controller</w:t>
+      </w:r>
+    </w:p>
+    <w:p>
+      <w:pPr>
+        <w:spacing w:after="160" w:line="320"/>
+      </w:pPr>
+      <w:r>
+        <w:rPr>
+          <w:rFonts w:ascii="Calibri" w:cs="Calibri" w:eastAsia="Calibri" w:hAnsi="Calibri"/>
+          <w:color w:val="5E7280"/>
+          <w:sz w:val="22"/>
+          <w:szCs w:val="22"/>
+        </w:rPr>
+        <w:t xml:space="preserve">Product photograph unavailable.</w:t>
+      </w:r>
+    </w:p>
+    <w:p>
+      <w:pPr>
+        <w:spacing w:after="160" w:line="320"/>
+      </w:pPr>
+      <w:r>
+        <w:rPr>
+          <w:rFonts w:ascii="Calibri" w:cs="Calibri" w:eastAsia="Calibri" w:hAnsi="Calibri"/>
+          <w:color w:val="172B3A"/>
+          <w:sz w:val="22"/>
+          <w:szCs w:val="22"/>
+        </w:rPr>
+        <w:t xml:space="preserve">Role in this design: Routing control</w:t>
+      </w:r>
+    </w:p>
+    <w:p>
+      <w:pPr>
+        <w:spacing w:after="160" w:line="320"/>
+      </w:pPr>
+      <w:r>
+        <w:rPr>
+          <w:rFonts w:ascii="Calibri" w:cs="Calibri" w:eastAsia="Calibri" w:hAnsi="Calibri"/>
+          <w:color w:val="5E7280"/>
+          <w:sz w:val="22"/>
+          <w:szCs w:val="22"/>
+        </w:rPr>
+        <w:t xml:space="preserve">Official product link to be confirmed.</w:t>
+      </w:r>
+    </w:p>
     <w:p>
       <w:pPr>
         <w:pStyle w:val="Heading1"/>
@@ -6689,7 +6860,7 @@
                 <w:sz w:val="18"/>
                 <w:szCs w:val="18"/>
               </w:rPr>
-              <w:t xml:space="preserve">Days 1-3</w:t>
+              <w:t xml:space="preserve">Dates to be agreed</w:t>
             </w:r>
           </w:p>
         </w:tc>
@@ -6791,7 +6962,7 @@
                 <w:sz w:val="18"/>
                 <w:szCs w:val="18"/>
               </w:rPr>
-              <w:t xml:space="preserve">Days 4-7</w:t>
+              <w:t xml:space="preserve">Dates to be agreed</w:t>
             </w:r>
           </w:p>
         </w:tc>
@@ -6893,7 +7064,7 @@
                 <w:sz w:val="18"/>
                 <w:szCs w:val="18"/>
               </w:rPr>
-              <w:t xml:space="preserve">Days 8-10</w:t>
+              <w:t xml:space="preserve">Dates to be agreed</w:t>
             </w:r>
           </w:p>
         </w:tc>
@@ -6995,7 +7166,7 @@
                 <w:sz w:val="18"/>
                 <w:szCs w:val="18"/>
               </w:rPr>
-              <w:t xml:space="preserve">Days 11-12</w:t>
+              <w:t xml:space="preserve">Dates to be agreed</w:t>
             </w:r>
           </w:p>
         </w:tc>
@@ -7020,7 +7191,7 @@
                 <w:sz w:val="18"/>
                 <w:szCs w:val="18"/>
               </w:rPr>
-              <w:t xml:space="preserve">Validate routing, control, audio, USB and failover</w:t>
+              <w:t xml:space="preserve">Validate agreed routing, control, audio and USB workflows</w:t>
             </w:r>
           </w:p>
         </w:tc>
@@ -7097,7 +7268,7 @@
                 <w:sz w:val="18"/>
                 <w:szCs w:val="18"/>
               </w:rPr>
-              <w:t xml:space="preserve">Days 13-14</w:t>
+              <w:t xml:space="preserve">Dates to be agreed</w:t>
             </w:r>
           </w:p>
         </w:tc>

--- a/docs/release-evidence/proposal-output-parity/latest/proposal.docx
+++ b/docs/release-evidence/proposal-output-parity/latest/proposal.docx
@@ -136,22 +136,37 @@
           <w:sz w:val="32"/>
           <w:szCs w:val="32"/>
         </w:rPr>
-        <w:t xml:space="preserve">Solution Overview</w:t>
+        <w:t xml:space="preserve">Room at a glance</w:t>
       </w:r>
     </w:p>
     <w:p>
       <w:pPr>
         <w:spacing w:after="160" w:line="320"/>
-        <w:jc w:val="both"/>
-      </w:pPr>
-      <w:r>
-        <w:rPr>
-          <w:rFonts w:ascii="Calibri" w:cs="Calibri" w:eastAsia="Calibri" w:hAnsi="Calibri"/>
+      </w:pPr>
+      <w:r>
+        <w:rPr>
+          <w:rFonts w:ascii="Calibri" w:cs="Calibri" w:eastAsia="Calibri" w:hAnsi="Calibri"/>
+          <w:b/>
+          <w:bCs/>
           <w:color w:val="172B3A"/>
           <w:sz w:val="22"/>
           <w:szCs w:val="22"/>
         </w:rPr>
-        <w:t xml:space="preserve">NetworkHD 600 resilient AV-over-IP fabric</w:t>
+        <w:t xml:space="preserve">Operations room</w:t>
+      </w:r>
+    </w:p>
+    <w:p>
+      <w:pPr>
+        <w:spacing w:after="160" w:line="320"/>
+      </w:pPr>
+      <w:r>
+        <w:rPr>
+          <w:rFonts w:ascii="Calibri" w:cs="Calibri" w:eastAsia="Calibri" w:hAnsi="Calibri"/>
+          <w:color w:val="172B3A"/>
+          <w:sz w:val="22"/>
+          <w:szCs w:val="22"/>
+        </w:rPr>
+        <w:t xml:space="preserve">Route two operator sources to four displays with resilient 4K distribution.</w:t>
       </w:r>
     </w:p>
     <w:p>
@@ -169,7 +184,7 @@
           <w:sz w:val="26"/>
           <w:szCs w:val="26"/>
         </w:rPr>
-        <w:t xml:space="preserve">How the solution will work</w:t>
+        <w:t xml:space="preserve">Recorded room and design details</w:t>
       </w:r>
     </w:p>
     <w:p>
@@ -183,7 +198,1074 @@
           <w:sz w:val="22"/>
           <w:szCs w:val="22"/>
         </w:rPr>
-        <w:t xml:space="preserve">The proposed AV-over-IP system distributes content between the scheduled endpoints over a suitably designed network. This allows the agreed destinations to share sources, with any future expansion subject to endpoint compatibility, switch capacity and licensing requirements.</w:t>
+        <w:t xml:space="preserve">Room dimensions, capacity and site conditions require confirmation.</w:t>
+      </w:r>
+    </w:p>
+    <w:p>
+      <w:pPr>
+        <w:pStyle w:val="Heading2"/>
+        <w:keepNext/>
+        <w:spacing w:after="120" w:before="240"/>
+      </w:pPr>
+      <w:r>
+        <w:rPr>
+          <w:rFonts w:ascii="Calibri" w:cs="Calibri" w:eastAsia="Calibri" w:hAnsi="Calibri"/>
+          <w:b/>
+          <w:bCs/>
+          <w:color w:val="08223A"/>
+          <w:sz w:val="26"/>
+          <w:szCs w:val="26"/>
+        </w:rPr>
+        <w:t xml:space="preserve">What this space delivers</w:t>
+      </w:r>
+    </w:p>
+    <w:p>
+      <w:pPr>
+        <w:pStyle w:val="ListParagraph"/>
+        <w:numPr>
+          <w:ilvl w:val="0"/>
+          <w:numId w:val="2"/>
+        </w:numPr>
+        <w:spacing w:after="80" w:line="290"/>
+      </w:pPr>
+      <w:r>
+        <w:rPr>
+          <w:rFonts w:ascii="Calibri" w:cs="Calibri" w:eastAsia="Calibri" w:hAnsi="Calibri"/>
+          <w:color w:val="172B3A"/>
+          <w:sz w:val="22"/>
+          <w:szCs w:val="22"/>
+        </w:rPr>
+        <w:t xml:space="preserve">Operational continuity: Operators retain controlled access to approved sources.</w:t>
+      </w:r>
+    </w:p>
+    <w:p>
+      <w:pPr>
+        <w:pStyle w:val="Heading2"/>
+        <w:keepNext/>
+        <w:spacing w:after="120" w:before="240"/>
+      </w:pPr>
+      <w:r>
+        <w:rPr>
+          <w:rFonts w:ascii="Calibri" w:cs="Calibri" w:eastAsia="Calibri" w:hAnsi="Calibri"/>
+          <w:b/>
+          <w:bCs/>
+          <w:color w:val="08223A"/>
+          <w:sz w:val="26"/>
+          <w:szCs w:val="26"/>
+        </w:rPr>
+        <w:t xml:space="preserve">In this room</w:t>
+      </w:r>
+    </w:p>
+    <w:p>
+      <w:pPr>
+        <w:spacing w:after="160" w:line="320"/>
+      </w:pPr>
+      <w:r>
+        <w:rPr>
+          <w:rFonts w:ascii="Calibri" w:cs="Calibri" w:eastAsia="Calibri" w:hAnsi="Calibri"/>
+          <w:color w:val="172B3A"/>
+          <w:sz w:val="22"/>
+          <w:szCs w:val="22"/>
+        </w:rPr>
+        <w:t xml:space="preserve">Grouped by the recorded equipment role. Item references match the equipment schedule; optional items remain subject to selection. Third-party equipment and services are detailed in Complete System Design and Responsibilities.</w:t>
+      </w:r>
+    </w:p>
+    <w:p>
+      <w:pPr>
+        <w:pStyle w:val="Heading2"/>
+        <w:keepNext/>
+        <w:spacing w:after="120" w:before="240"/>
+      </w:pPr>
+      <w:r>
+        <w:rPr>
+          <w:rFonts w:ascii="Calibri" w:cs="Calibri" w:eastAsia="Calibri" w:hAnsi="Calibri"/>
+          <w:b/>
+          <w:bCs/>
+          <w:color w:val="08223A"/>
+          <w:sz w:val="26"/>
+          <w:szCs w:val="26"/>
+        </w:rPr>
+        <w:t xml:space="preserve">Encode operator sources</w:t>
+      </w:r>
+    </w:p>
+    <w:tbl>
+      <w:tblPr>
+        <w:tblW w:type="dxa" w:w="9360"/>
+        <w:tblBorders>
+          <w:top w:val="single" w:color="CBD5E1" w:sz="4"/>
+          <w:left w:val="single" w:color="CBD5E1" w:sz="4"/>
+          <w:bottom w:val="single" w:color="CBD5E1" w:sz="4"/>
+          <w:right w:val="single" w:color="CBD5E1" w:sz="4"/>
+          <w:insideH w:val="single" w:color="CBD5E1" w:sz="3"/>
+          <w:insideV w:val="single" w:color="CBD5E1" w:sz="3"/>
+        </w:tblBorders>
+        <w:tblLayout w:type="fixed"/>
+      </w:tblPr>
+      <w:tblGrid>
+        <w:gridCol w:w="600"/>
+        <w:gridCol w:w="1800"/>
+        <w:gridCol w:w="4260"/>
+        <w:gridCol w:w="600"/>
+        <w:gridCol w:w="2100"/>
+      </w:tblGrid>
+      <w:tr>
+        <w:trPr>
+          <w:tblHeader/>
+        </w:trPr>
+        <w:tc>
+          <w:tcPr>
+            <w:tcW w:type="dxa" w:w="600"/>
+            <w:shd w:fill="F4F6F9" w:val="clear"/>
+            <w:tcMar>
+              <w:top w:type="dxa" w:w="80"/>
+              <w:left w:type="dxa" w:w="120"/>
+              <w:bottom w:type="dxa" w:w="80"/>
+              <w:right w:type="dxa" w:w="120"/>
+            </w:tcMar>
+          </w:tcPr>
+          <w:p>
+            <w:pPr>
+              <w:spacing w:after="0" w:line="260"/>
+            </w:pPr>
+            <w:r>
+              <w:rPr>
+                <w:rFonts w:ascii="Calibri" w:cs="Calibri" w:eastAsia="Calibri" w:hAnsi="Calibri"/>
+                <w:b/>
+                <w:bCs/>
+                <w:color w:val="08223A"/>
+                <w:sz w:val="18"/>
+                <w:szCs w:val="18"/>
+              </w:rPr>
+              <w:t xml:space="preserve">Item</w:t>
+            </w:r>
+          </w:p>
+        </w:tc>
+        <w:tc>
+          <w:tcPr>
+            <w:tcW w:type="dxa" w:w="1800"/>
+            <w:shd w:fill="F4F6F9" w:val="clear"/>
+            <w:tcMar>
+              <w:top w:type="dxa" w:w="80"/>
+              <w:left w:type="dxa" w:w="120"/>
+              <w:bottom w:type="dxa" w:w="80"/>
+              <w:right w:type="dxa" w:w="120"/>
+            </w:tcMar>
+          </w:tcPr>
+          <w:p>
+            <w:pPr>
+              <w:spacing w:after="0" w:line="260"/>
+            </w:pPr>
+            <w:r>
+              <w:rPr>
+                <w:rFonts w:ascii="Calibri" w:cs="Calibri" w:eastAsia="Calibri" w:hAnsi="Calibri"/>
+                <w:b/>
+                <w:bCs/>
+                <w:color w:val="08223A"/>
+                <w:sz w:val="18"/>
+                <w:szCs w:val="18"/>
+              </w:rPr>
+              <w:t xml:space="preserve">Model</w:t>
+            </w:r>
+          </w:p>
+        </w:tc>
+        <w:tc>
+          <w:tcPr>
+            <w:tcW w:type="dxa" w:w="4260"/>
+            <w:shd w:fill="F4F6F9" w:val="clear"/>
+            <w:tcMar>
+              <w:top w:type="dxa" w:w="80"/>
+              <w:left w:type="dxa" w:w="120"/>
+              <w:bottom w:type="dxa" w:w="80"/>
+              <w:right w:type="dxa" w:w="120"/>
+            </w:tcMar>
+          </w:tcPr>
+          <w:p>
+            <w:pPr>
+              <w:spacing w:after="0" w:line="260"/>
+            </w:pPr>
+            <w:r>
+              <w:rPr>
+                <w:rFonts w:ascii="Calibri" w:cs="Calibri" w:eastAsia="Calibri" w:hAnsi="Calibri"/>
+                <w:b/>
+                <w:bCs/>
+                <w:color w:val="08223A"/>
+                <w:sz w:val="18"/>
+                <w:szCs w:val="18"/>
+              </w:rPr>
+              <w:t xml:space="preserve">Description</w:t>
+            </w:r>
+          </w:p>
+        </w:tc>
+        <w:tc>
+          <w:tcPr>
+            <w:tcW w:type="dxa" w:w="600"/>
+            <w:shd w:fill="F4F6F9" w:val="clear"/>
+            <w:tcMar>
+              <w:top w:type="dxa" w:w="80"/>
+              <w:left w:type="dxa" w:w="120"/>
+              <w:bottom w:type="dxa" w:w="80"/>
+              <w:right w:type="dxa" w:w="120"/>
+            </w:tcMar>
+          </w:tcPr>
+          <w:p>
+            <w:pPr>
+              <w:spacing w:after="0" w:line="260"/>
+            </w:pPr>
+            <w:r>
+              <w:rPr>
+                <w:rFonts w:ascii="Calibri" w:cs="Calibri" w:eastAsia="Calibri" w:hAnsi="Calibri"/>
+                <w:b/>
+                <w:bCs/>
+                <w:color w:val="08223A"/>
+                <w:sz w:val="18"/>
+                <w:szCs w:val="18"/>
+              </w:rPr>
+              <w:t xml:space="preserve">Qty</w:t>
+            </w:r>
+          </w:p>
+        </w:tc>
+        <w:tc>
+          <w:tcPr>
+            <w:tcW w:type="dxa" w:w="2100"/>
+            <w:shd w:fill="F4F6F9" w:val="clear"/>
+            <w:tcMar>
+              <w:top w:type="dxa" w:w="80"/>
+              <w:left w:type="dxa" w:w="120"/>
+              <w:bottom w:type="dxa" w:w="80"/>
+              <w:right w:type="dxa" w:w="120"/>
+            </w:tcMar>
+          </w:tcPr>
+          <w:p>
+            <w:pPr>
+              <w:spacing w:after="0" w:line="260"/>
+            </w:pPr>
+            <w:r>
+              <w:rPr>
+                <w:rFonts w:ascii="Calibri" w:cs="Calibri" w:eastAsia="Calibri" w:hAnsi="Calibri"/>
+                <w:b/>
+                <w:bCs/>
+                <w:color w:val="08223A"/>
+                <w:sz w:val="18"/>
+                <w:szCs w:val="18"/>
+              </w:rPr>
+              <w:t xml:space="preserve">Selection</w:t>
+            </w:r>
+          </w:p>
+        </w:tc>
+      </w:tr>
+      <w:tr>
+        <w:tc>
+          <w:tcPr>
+            <w:tcW w:type="dxa" w:w="600"/>
+            <w:tcMar>
+              <w:top w:type="dxa" w:w="80"/>
+              <w:left w:type="dxa" w:w="120"/>
+              <w:bottom w:type="dxa" w:w="80"/>
+              <w:right w:type="dxa" w:w="120"/>
+            </w:tcMar>
+          </w:tcPr>
+          <w:p>
+            <w:pPr>
+              <w:spacing w:after="0" w:line="260"/>
+            </w:pPr>
+            <w:r>
+              <w:rPr>
+                <w:rFonts w:ascii="Calibri" w:cs="Calibri" w:eastAsia="Calibri" w:hAnsi="Calibri"/>
+                <w:color w:val="172B3A"/>
+                <w:sz w:val="18"/>
+                <w:szCs w:val="18"/>
+              </w:rPr>
+              <w:t xml:space="preserve">1</w:t>
+            </w:r>
+          </w:p>
+        </w:tc>
+        <w:tc>
+          <w:tcPr>
+            <w:tcW w:type="dxa" w:w="1800"/>
+            <w:tcMar>
+              <w:top w:type="dxa" w:w="80"/>
+              <w:left w:type="dxa" w:w="120"/>
+              <w:bottom w:type="dxa" w:w="80"/>
+              <w:right w:type="dxa" w:w="120"/>
+            </w:tcMar>
+          </w:tcPr>
+          <w:p>
+            <w:pPr>
+              <w:spacing w:after="0" w:line="260"/>
+            </w:pPr>
+            <w:r>
+              <w:rPr>
+                <w:rFonts w:ascii="Calibri" w:cs="Calibri" w:eastAsia="Calibri" w:hAnsi="Calibri"/>
+                <w:color w:val="172B3A"/>
+                <w:sz w:val="18"/>
+                <w:szCs w:val="18"/>
+              </w:rPr>
+              <w:t xml:space="preserve">NHD-600-TX</w:t>
+            </w:r>
+          </w:p>
+        </w:tc>
+        <w:tc>
+          <w:tcPr>
+            <w:tcW w:type="dxa" w:w="4260"/>
+            <w:tcMar>
+              <w:top w:type="dxa" w:w="80"/>
+              <w:left w:type="dxa" w:w="120"/>
+              <w:bottom w:type="dxa" w:w="80"/>
+              <w:right w:type="dxa" w:w="120"/>
+            </w:tcMar>
+          </w:tcPr>
+          <w:p>
+            <w:pPr>
+              <w:spacing w:after="0" w:line="260"/>
+            </w:pPr>
+            <w:r>
+              <w:rPr>
+                <w:rFonts w:ascii="Calibri" w:cs="Calibri" w:eastAsia="Calibri" w:hAnsi="Calibri"/>
+                <w:color w:val="172B3A"/>
+                <w:sz w:val="18"/>
+                <w:szCs w:val="18"/>
+              </w:rPr>
+              <w:t xml:space="preserve">NetworkHD 600 encoder</w:t>
+            </w:r>
+          </w:p>
+        </w:tc>
+        <w:tc>
+          <w:tcPr>
+            <w:tcW w:type="dxa" w:w="600"/>
+            <w:tcMar>
+              <w:top w:type="dxa" w:w="80"/>
+              <w:left w:type="dxa" w:w="120"/>
+              <w:bottom w:type="dxa" w:w="80"/>
+              <w:right w:type="dxa" w:w="120"/>
+            </w:tcMar>
+          </w:tcPr>
+          <w:p>
+            <w:pPr>
+              <w:spacing w:after="0" w:line="260"/>
+            </w:pPr>
+            <w:r>
+              <w:rPr>
+                <w:rFonts w:ascii="Calibri" w:cs="Calibri" w:eastAsia="Calibri" w:hAnsi="Calibri"/>
+                <w:color w:val="172B3A"/>
+                <w:sz w:val="18"/>
+                <w:szCs w:val="18"/>
+              </w:rPr>
+              <w:t xml:space="preserve">2</w:t>
+            </w:r>
+          </w:p>
+        </w:tc>
+        <w:tc>
+          <w:tcPr>
+            <w:tcW w:type="dxa" w:w="2100"/>
+            <w:tcMar>
+              <w:top w:type="dxa" w:w="80"/>
+              <w:left w:type="dxa" w:w="120"/>
+              <w:bottom w:type="dxa" w:w="80"/>
+              <w:right w:type="dxa" w:w="120"/>
+            </w:tcMar>
+          </w:tcPr>
+          <w:p>
+            <w:pPr>
+              <w:spacing w:after="0" w:line="260"/>
+            </w:pPr>
+            <w:r>
+              <w:rPr>
+                <w:rFonts w:ascii="Calibri" w:cs="Calibri" w:eastAsia="Calibri" w:hAnsi="Calibri"/>
+                <w:color w:val="172B3A"/>
+                <w:sz w:val="18"/>
+                <w:szCs w:val="18"/>
+              </w:rPr>
+              <w:t xml:space="preserve">Required</w:t>
+            </w:r>
+          </w:p>
+        </w:tc>
+      </w:tr>
+    </w:tbl>
+    <w:p>
+      <w:pPr>
+        <w:pStyle w:val="Heading2"/>
+        <w:keepNext/>
+        <w:spacing w:after="120" w:before="240"/>
+      </w:pPr>
+      <w:r>
+        <w:rPr>
+          <w:rFonts w:ascii="Calibri" w:cs="Calibri" w:eastAsia="Calibri" w:hAnsi="Calibri"/>
+          <w:b/>
+          <w:bCs/>
+          <w:color w:val="08223A"/>
+          <w:sz w:val="26"/>
+          <w:szCs w:val="26"/>
+        </w:rPr>
+        <w:t xml:space="preserve">Decode display feeds</w:t>
+      </w:r>
+    </w:p>
+    <w:tbl>
+      <w:tblPr>
+        <w:tblW w:type="dxa" w:w="9360"/>
+        <w:tblBorders>
+          <w:top w:val="single" w:color="CBD5E1" w:sz="4"/>
+          <w:left w:val="single" w:color="CBD5E1" w:sz="4"/>
+          <w:bottom w:val="single" w:color="CBD5E1" w:sz="4"/>
+          <w:right w:val="single" w:color="CBD5E1" w:sz="4"/>
+          <w:insideH w:val="single" w:color="CBD5E1" w:sz="3"/>
+          <w:insideV w:val="single" w:color="CBD5E1" w:sz="3"/>
+        </w:tblBorders>
+        <w:tblLayout w:type="fixed"/>
+      </w:tblPr>
+      <w:tblGrid>
+        <w:gridCol w:w="600"/>
+        <w:gridCol w:w="1800"/>
+        <w:gridCol w:w="4260"/>
+        <w:gridCol w:w="600"/>
+        <w:gridCol w:w="2100"/>
+      </w:tblGrid>
+      <w:tr>
+        <w:trPr>
+          <w:tblHeader/>
+        </w:trPr>
+        <w:tc>
+          <w:tcPr>
+            <w:tcW w:type="dxa" w:w="600"/>
+            <w:shd w:fill="F4F6F9" w:val="clear"/>
+            <w:tcMar>
+              <w:top w:type="dxa" w:w="80"/>
+              <w:left w:type="dxa" w:w="120"/>
+              <w:bottom w:type="dxa" w:w="80"/>
+              <w:right w:type="dxa" w:w="120"/>
+            </w:tcMar>
+          </w:tcPr>
+          <w:p>
+            <w:pPr>
+              <w:spacing w:after="0" w:line="260"/>
+            </w:pPr>
+            <w:r>
+              <w:rPr>
+                <w:rFonts w:ascii="Calibri" w:cs="Calibri" w:eastAsia="Calibri" w:hAnsi="Calibri"/>
+                <w:b/>
+                <w:bCs/>
+                <w:color w:val="08223A"/>
+                <w:sz w:val="18"/>
+                <w:szCs w:val="18"/>
+              </w:rPr>
+              <w:t xml:space="preserve">Item</w:t>
+            </w:r>
+          </w:p>
+        </w:tc>
+        <w:tc>
+          <w:tcPr>
+            <w:tcW w:type="dxa" w:w="1800"/>
+            <w:shd w:fill="F4F6F9" w:val="clear"/>
+            <w:tcMar>
+              <w:top w:type="dxa" w:w="80"/>
+              <w:left w:type="dxa" w:w="120"/>
+              <w:bottom w:type="dxa" w:w="80"/>
+              <w:right w:type="dxa" w:w="120"/>
+            </w:tcMar>
+          </w:tcPr>
+          <w:p>
+            <w:pPr>
+              <w:spacing w:after="0" w:line="260"/>
+            </w:pPr>
+            <w:r>
+              <w:rPr>
+                <w:rFonts w:ascii="Calibri" w:cs="Calibri" w:eastAsia="Calibri" w:hAnsi="Calibri"/>
+                <w:b/>
+                <w:bCs/>
+                <w:color w:val="08223A"/>
+                <w:sz w:val="18"/>
+                <w:szCs w:val="18"/>
+              </w:rPr>
+              <w:t xml:space="preserve">Model</w:t>
+            </w:r>
+          </w:p>
+        </w:tc>
+        <w:tc>
+          <w:tcPr>
+            <w:tcW w:type="dxa" w:w="4260"/>
+            <w:shd w:fill="F4F6F9" w:val="clear"/>
+            <w:tcMar>
+              <w:top w:type="dxa" w:w="80"/>
+              <w:left w:type="dxa" w:w="120"/>
+              <w:bottom w:type="dxa" w:w="80"/>
+              <w:right w:type="dxa" w:w="120"/>
+            </w:tcMar>
+          </w:tcPr>
+          <w:p>
+            <w:pPr>
+              <w:spacing w:after="0" w:line="260"/>
+            </w:pPr>
+            <w:r>
+              <w:rPr>
+                <w:rFonts w:ascii="Calibri" w:cs="Calibri" w:eastAsia="Calibri" w:hAnsi="Calibri"/>
+                <w:b/>
+                <w:bCs/>
+                <w:color w:val="08223A"/>
+                <w:sz w:val="18"/>
+                <w:szCs w:val="18"/>
+              </w:rPr>
+              <w:t xml:space="preserve">Description</w:t>
+            </w:r>
+          </w:p>
+        </w:tc>
+        <w:tc>
+          <w:tcPr>
+            <w:tcW w:type="dxa" w:w="600"/>
+            <w:shd w:fill="F4F6F9" w:val="clear"/>
+            <w:tcMar>
+              <w:top w:type="dxa" w:w="80"/>
+              <w:left w:type="dxa" w:w="120"/>
+              <w:bottom w:type="dxa" w:w="80"/>
+              <w:right w:type="dxa" w:w="120"/>
+            </w:tcMar>
+          </w:tcPr>
+          <w:p>
+            <w:pPr>
+              <w:spacing w:after="0" w:line="260"/>
+            </w:pPr>
+            <w:r>
+              <w:rPr>
+                <w:rFonts w:ascii="Calibri" w:cs="Calibri" w:eastAsia="Calibri" w:hAnsi="Calibri"/>
+                <w:b/>
+                <w:bCs/>
+                <w:color w:val="08223A"/>
+                <w:sz w:val="18"/>
+                <w:szCs w:val="18"/>
+              </w:rPr>
+              <w:t xml:space="preserve">Qty</w:t>
+            </w:r>
+          </w:p>
+        </w:tc>
+        <w:tc>
+          <w:tcPr>
+            <w:tcW w:type="dxa" w:w="2100"/>
+            <w:shd w:fill="F4F6F9" w:val="clear"/>
+            <w:tcMar>
+              <w:top w:type="dxa" w:w="80"/>
+              <w:left w:type="dxa" w:w="120"/>
+              <w:bottom w:type="dxa" w:w="80"/>
+              <w:right w:type="dxa" w:w="120"/>
+            </w:tcMar>
+          </w:tcPr>
+          <w:p>
+            <w:pPr>
+              <w:spacing w:after="0" w:line="260"/>
+            </w:pPr>
+            <w:r>
+              <w:rPr>
+                <w:rFonts w:ascii="Calibri" w:cs="Calibri" w:eastAsia="Calibri" w:hAnsi="Calibri"/>
+                <w:b/>
+                <w:bCs/>
+                <w:color w:val="08223A"/>
+                <w:sz w:val="18"/>
+                <w:szCs w:val="18"/>
+              </w:rPr>
+              <w:t xml:space="preserve">Selection</w:t>
+            </w:r>
+          </w:p>
+        </w:tc>
+      </w:tr>
+      <w:tr>
+        <w:tc>
+          <w:tcPr>
+            <w:tcW w:type="dxa" w:w="600"/>
+            <w:tcMar>
+              <w:top w:type="dxa" w:w="80"/>
+              <w:left w:type="dxa" w:w="120"/>
+              <w:bottom w:type="dxa" w:w="80"/>
+              <w:right w:type="dxa" w:w="120"/>
+            </w:tcMar>
+          </w:tcPr>
+          <w:p>
+            <w:pPr>
+              <w:spacing w:after="0" w:line="260"/>
+            </w:pPr>
+            <w:r>
+              <w:rPr>
+                <w:rFonts w:ascii="Calibri" w:cs="Calibri" w:eastAsia="Calibri" w:hAnsi="Calibri"/>
+                <w:color w:val="172B3A"/>
+                <w:sz w:val="18"/>
+                <w:szCs w:val="18"/>
+              </w:rPr>
+              <w:t xml:space="preserve">2</w:t>
+            </w:r>
+          </w:p>
+        </w:tc>
+        <w:tc>
+          <w:tcPr>
+            <w:tcW w:type="dxa" w:w="1800"/>
+            <w:tcMar>
+              <w:top w:type="dxa" w:w="80"/>
+              <w:left w:type="dxa" w:w="120"/>
+              <w:bottom w:type="dxa" w:w="80"/>
+              <w:right w:type="dxa" w:w="120"/>
+            </w:tcMar>
+          </w:tcPr>
+          <w:p>
+            <w:pPr>
+              <w:spacing w:after="0" w:line="260"/>
+            </w:pPr>
+            <w:r>
+              <w:rPr>
+                <w:rFonts w:ascii="Calibri" w:cs="Calibri" w:eastAsia="Calibri" w:hAnsi="Calibri"/>
+                <w:color w:val="172B3A"/>
+                <w:sz w:val="18"/>
+                <w:szCs w:val="18"/>
+              </w:rPr>
+              <w:t xml:space="preserve">NHD-600-RX</w:t>
+            </w:r>
+          </w:p>
+        </w:tc>
+        <w:tc>
+          <w:tcPr>
+            <w:tcW w:type="dxa" w:w="4260"/>
+            <w:tcMar>
+              <w:top w:type="dxa" w:w="80"/>
+              <w:left w:type="dxa" w:w="120"/>
+              <w:bottom w:type="dxa" w:w="80"/>
+              <w:right w:type="dxa" w:w="120"/>
+            </w:tcMar>
+          </w:tcPr>
+          <w:p>
+            <w:pPr>
+              <w:spacing w:after="0" w:line="260"/>
+            </w:pPr>
+            <w:r>
+              <w:rPr>
+                <w:rFonts w:ascii="Calibri" w:cs="Calibri" w:eastAsia="Calibri" w:hAnsi="Calibri"/>
+                <w:color w:val="172B3A"/>
+                <w:sz w:val="18"/>
+                <w:szCs w:val="18"/>
+              </w:rPr>
+              <w:t xml:space="preserve">NetworkHD 600 decoder</w:t>
+            </w:r>
+          </w:p>
+        </w:tc>
+        <w:tc>
+          <w:tcPr>
+            <w:tcW w:type="dxa" w:w="600"/>
+            <w:tcMar>
+              <w:top w:type="dxa" w:w="80"/>
+              <w:left w:type="dxa" w:w="120"/>
+              <w:bottom w:type="dxa" w:w="80"/>
+              <w:right w:type="dxa" w:w="120"/>
+            </w:tcMar>
+          </w:tcPr>
+          <w:p>
+            <w:pPr>
+              <w:spacing w:after="0" w:line="260"/>
+            </w:pPr>
+            <w:r>
+              <w:rPr>
+                <w:rFonts w:ascii="Calibri" w:cs="Calibri" w:eastAsia="Calibri" w:hAnsi="Calibri"/>
+                <w:color w:val="172B3A"/>
+                <w:sz w:val="18"/>
+                <w:szCs w:val="18"/>
+              </w:rPr>
+              <w:t xml:space="preserve">4</w:t>
+            </w:r>
+          </w:p>
+        </w:tc>
+        <w:tc>
+          <w:tcPr>
+            <w:tcW w:type="dxa" w:w="2100"/>
+            <w:tcMar>
+              <w:top w:type="dxa" w:w="80"/>
+              <w:left w:type="dxa" w:w="120"/>
+              <w:bottom w:type="dxa" w:w="80"/>
+              <w:right w:type="dxa" w:w="120"/>
+            </w:tcMar>
+          </w:tcPr>
+          <w:p>
+            <w:pPr>
+              <w:spacing w:after="0" w:line="260"/>
+            </w:pPr>
+            <w:r>
+              <w:rPr>
+                <w:rFonts w:ascii="Calibri" w:cs="Calibri" w:eastAsia="Calibri" w:hAnsi="Calibri"/>
+                <w:color w:val="172B3A"/>
+                <w:sz w:val="18"/>
+                <w:szCs w:val="18"/>
+              </w:rPr>
+              <w:t xml:space="preserve">Required</w:t>
+            </w:r>
+          </w:p>
+        </w:tc>
+      </w:tr>
+    </w:tbl>
+    <w:p>
+      <w:pPr>
+        <w:pStyle w:val="Heading2"/>
+        <w:keepNext/>
+        <w:spacing w:after="120" w:before="240"/>
+      </w:pPr>
+      <w:r>
+        <w:rPr>
+          <w:rFonts w:ascii="Calibri" w:cs="Calibri" w:eastAsia="Calibri" w:hAnsi="Calibri"/>
+          <w:b/>
+          <w:bCs/>
+          <w:color w:val="08223A"/>
+          <w:sz w:val="26"/>
+          <w:szCs w:val="26"/>
+        </w:rPr>
+        <w:t xml:space="preserve">Routing control</w:t>
+      </w:r>
+    </w:p>
+    <w:tbl>
+      <w:tblPr>
+        <w:tblW w:type="dxa" w:w="9360"/>
+        <w:tblBorders>
+          <w:top w:val="single" w:color="CBD5E1" w:sz="4"/>
+          <w:left w:val="single" w:color="CBD5E1" w:sz="4"/>
+          <w:bottom w:val="single" w:color="CBD5E1" w:sz="4"/>
+          <w:right w:val="single" w:color="CBD5E1" w:sz="4"/>
+          <w:insideH w:val="single" w:color="CBD5E1" w:sz="3"/>
+          <w:insideV w:val="single" w:color="CBD5E1" w:sz="3"/>
+        </w:tblBorders>
+        <w:tblLayout w:type="fixed"/>
+      </w:tblPr>
+      <w:tblGrid>
+        <w:gridCol w:w="600"/>
+        <w:gridCol w:w="1800"/>
+        <w:gridCol w:w="4260"/>
+        <w:gridCol w:w="600"/>
+        <w:gridCol w:w="2100"/>
+      </w:tblGrid>
+      <w:tr>
+        <w:trPr>
+          <w:tblHeader/>
+        </w:trPr>
+        <w:tc>
+          <w:tcPr>
+            <w:tcW w:type="dxa" w:w="600"/>
+            <w:shd w:fill="F4F6F9" w:val="clear"/>
+            <w:tcMar>
+              <w:top w:type="dxa" w:w="80"/>
+              <w:left w:type="dxa" w:w="120"/>
+              <w:bottom w:type="dxa" w:w="80"/>
+              <w:right w:type="dxa" w:w="120"/>
+            </w:tcMar>
+          </w:tcPr>
+          <w:p>
+            <w:pPr>
+              <w:spacing w:after="0" w:line="260"/>
+            </w:pPr>
+            <w:r>
+              <w:rPr>
+                <w:rFonts w:ascii="Calibri" w:cs="Calibri" w:eastAsia="Calibri" w:hAnsi="Calibri"/>
+                <w:b/>
+                <w:bCs/>
+                <w:color w:val="08223A"/>
+                <w:sz w:val="18"/>
+                <w:szCs w:val="18"/>
+              </w:rPr>
+              <w:t xml:space="preserve">Item</w:t>
+            </w:r>
+          </w:p>
+        </w:tc>
+        <w:tc>
+          <w:tcPr>
+            <w:tcW w:type="dxa" w:w="1800"/>
+            <w:shd w:fill="F4F6F9" w:val="clear"/>
+            <w:tcMar>
+              <w:top w:type="dxa" w:w="80"/>
+              <w:left w:type="dxa" w:w="120"/>
+              <w:bottom w:type="dxa" w:w="80"/>
+              <w:right w:type="dxa" w:w="120"/>
+            </w:tcMar>
+          </w:tcPr>
+          <w:p>
+            <w:pPr>
+              <w:spacing w:after="0" w:line="260"/>
+            </w:pPr>
+            <w:r>
+              <w:rPr>
+                <w:rFonts w:ascii="Calibri" w:cs="Calibri" w:eastAsia="Calibri" w:hAnsi="Calibri"/>
+                <w:b/>
+                <w:bCs/>
+                <w:color w:val="08223A"/>
+                <w:sz w:val="18"/>
+                <w:szCs w:val="18"/>
+              </w:rPr>
+              <w:t xml:space="preserve">Model</w:t>
+            </w:r>
+          </w:p>
+        </w:tc>
+        <w:tc>
+          <w:tcPr>
+            <w:tcW w:type="dxa" w:w="4260"/>
+            <w:shd w:fill="F4F6F9" w:val="clear"/>
+            <w:tcMar>
+              <w:top w:type="dxa" w:w="80"/>
+              <w:left w:type="dxa" w:w="120"/>
+              <w:bottom w:type="dxa" w:w="80"/>
+              <w:right w:type="dxa" w:w="120"/>
+            </w:tcMar>
+          </w:tcPr>
+          <w:p>
+            <w:pPr>
+              <w:spacing w:after="0" w:line="260"/>
+            </w:pPr>
+            <w:r>
+              <w:rPr>
+                <w:rFonts w:ascii="Calibri" w:cs="Calibri" w:eastAsia="Calibri" w:hAnsi="Calibri"/>
+                <w:b/>
+                <w:bCs/>
+                <w:color w:val="08223A"/>
+                <w:sz w:val="18"/>
+                <w:szCs w:val="18"/>
+              </w:rPr>
+              <w:t xml:space="preserve">Description</w:t>
+            </w:r>
+          </w:p>
+        </w:tc>
+        <w:tc>
+          <w:tcPr>
+            <w:tcW w:type="dxa" w:w="600"/>
+            <w:shd w:fill="F4F6F9" w:val="clear"/>
+            <w:tcMar>
+              <w:top w:type="dxa" w:w="80"/>
+              <w:left w:type="dxa" w:w="120"/>
+              <w:bottom w:type="dxa" w:w="80"/>
+              <w:right w:type="dxa" w:w="120"/>
+            </w:tcMar>
+          </w:tcPr>
+          <w:p>
+            <w:pPr>
+              <w:spacing w:after="0" w:line="260"/>
+            </w:pPr>
+            <w:r>
+              <w:rPr>
+                <w:rFonts w:ascii="Calibri" w:cs="Calibri" w:eastAsia="Calibri" w:hAnsi="Calibri"/>
+                <w:b/>
+                <w:bCs/>
+                <w:color w:val="08223A"/>
+                <w:sz w:val="18"/>
+                <w:szCs w:val="18"/>
+              </w:rPr>
+              <w:t xml:space="preserve">Qty</w:t>
+            </w:r>
+          </w:p>
+        </w:tc>
+        <w:tc>
+          <w:tcPr>
+            <w:tcW w:type="dxa" w:w="2100"/>
+            <w:shd w:fill="F4F6F9" w:val="clear"/>
+            <w:tcMar>
+              <w:top w:type="dxa" w:w="80"/>
+              <w:left w:type="dxa" w:w="120"/>
+              <w:bottom w:type="dxa" w:w="80"/>
+              <w:right w:type="dxa" w:w="120"/>
+            </w:tcMar>
+          </w:tcPr>
+          <w:p>
+            <w:pPr>
+              <w:spacing w:after="0" w:line="260"/>
+            </w:pPr>
+            <w:r>
+              <w:rPr>
+                <w:rFonts w:ascii="Calibri" w:cs="Calibri" w:eastAsia="Calibri" w:hAnsi="Calibri"/>
+                <w:b/>
+                <w:bCs/>
+                <w:color w:val="08223A"/>
+                <w:sz w:val="18"/>
+                <w:szCs w:val="18"/>
+              </w:rPr>
+              <w:t xml:space="preserve">Selection</w:t>
+            </w:r>
+          </w:p>
+        </w:tc>
+      </w:tr>
+      <w:tr>
+        <w:tc>
+          <w:tcPr>
+            <w:tcW w:type="dxa" w:w="600"/>
+            <w:tcMar>
+              <w:top w:type="dxa" w:w="80"/>
+              <w:left w:type="dxa" w:w="120"/>
+              <w:bottom w:type="dxa" w:w="80"/>
+              <w:right w:type="dxa" w:w="120"/>
+            </w:tcMar>
+          </w:tcPr>
+          <w:p>
+            <w:pPr>
+              <w:spacing w:after="0" w:line="260"/>
+            </w:pPr>
+            <w:r>
+              <w:rPr>
+                <w:rFonts w:ascii="Calibri" w:cs="Calibri" w:eastAsia="Calibri" w:hAnsi="Calibri"/>
+                <w:color w:val="172B3A"/>
+                <w:sz w:val="18"/>
+                <w:szCs w:val="18"/>
+              </w:rPr>
+              <w:t xml:space="preserve">3</w:t>
+            </w:r>
+          </w:p>
+        </w:tc>
+        <w:tc>
+          <w:tcPr>
+            <w:tcW w:type="dxa" w:w="1800"/>
+            <w:tcMar>
+              <w:top w:type="dxa" w:w="80"/>
+              <w:left w:type="dxa" w:w="120"/>
+              <w:bottom w:type="dxa" w:w="80"/>
+              <w:right w:type="dxa" w:w="120"/>
+            </w:tcMar>
+          </w:tcPr>
+          <w:p>
+            <w:pPr>
+              <w:spacing w:after="0" w:line="260"/>
+            </w:pPr>
+            <w:r>
+              <w:rPr>
+                <w:rFonts w:ascii="Calibri" w:cs="Calibri" w:eastAsia="Calibri" w:hAnsi="Calibri"/>
+                <w:color w:val="172B3A"/>
+                <w:sz w:val="18"/>
+                <w:szCs w:val="18"/>
+              </w:rPr>
+              <w:t xml:space="preserve">NHD-CTL-PRO-V2</w:t>
+            </w:r>
+          </w:p>
+        </w:tc>
+        <w:tc>
+          <w:tcPr>
+            <w:tcW w:type="dxa" w:w="4260"/>
+            <w:tcMar>
+              <w:top w:type="dxa" w:w="80"/>
+              <w:left w:type="dxa" w:w="120"/>
+              <w:bottom w:type="dxa" w:w="80"/>
+              <w:right w:type="dxa" w:w="120"/>
+            </w:tcMar>
+          </w:tcPr>
+          <w:p>
+            <w:pPr>
+              <w:spacing w:after="0" w:line="260"/>
+            </w:pPr>
+            <w:r>
+              <w:rPr>
+                <w:rFonts w:ascii="Calibri" w:cs="Calibri" w:eastAsia="Calibri" w:hAnsi="Calibri"/>
+                <w:color w:val="172B3A"/>
+                <w:sz w:val="18"/>
+                <w:szCs w:val="18"/>
+              </w:rPr>
+              <w:t xml:space="preserve">NetworkHD controller</w:t>
+            </w:r>
+          </w:p>
+        </w:tc>
+        <w:tc>
+          <w:tcPr>
+            <w:tcW w:type="dxa" w:w="600"/>
+            <w:tcMar>
+              <w:top w:type="dxa" w:w="80"/>
+              <w:left w:type="dxa" w:w="120"/>
+              <w:bottom w:type="dxa" w:w="80"/>
+              <w:right w:type="dxa" w:w="120"/>
+            </w:tcMar>
+          </w:tcPr>
+          <w:p>
+            <w:pPr>
+              <w:spacing w:after="0" w:line="260"/>
+            </w:pPr>
+            <w:r>
+              <w:rPr>
+                <w:rFonts w:ascii="Calibri" w:cs="Calibri" w:eastAsia="Calibri" w:hAnsi="Calibri"/>
+                <w:color w:val="172B3A"/>
+                <w:sz w:val="18"/>
+                <w:szCs w:val="18"/>
+              </w:rPr>
+              <w:t xml:space="preserve">1</w:t>
+            </w:r>
+          </w:p>
+        </w:tc>
+        <w:tc>
+          <w:tcPr>
+            <w:tcW w:type="dxa" w:w="2100"/>
+            <w:tcMar>
+              <w:top w:type="dxa" w:w="80"/>
+              <w:left w:type="dxa" w:w="120"/>
+              <w:bottom w:type="dxa" w:w="80"/>
+              <w:right w:type="dxa" w:w="120"/>
+            </w:tcMar>
+          </w:tcPr>
+          <w:p>
+            <w:pPr>
+              <w:spacing w:after="0" w:line="260"/>
+            </w:pPr>
+            <w:r>
+              <w:rPr>
+                <w:rFonts w:ascii="Calibri" w:cs="Calibri" w:eastAsia="Calibri" w:hAnsi="Calibri"/>
+                <w:color w:val="172B3A"/>
+                <w:sz w:val="18"/>
+                <w:szCs w:val="18"/>
+              </w:rPr>
+              <w:t xml:space="preserve">Required</w:t>
+            </w:r>
+          </w:p>
+        </w:tc>
+      </w:tr>
+    </w:tbl>
+    <w:p>
+      <w:pPr>
+        <w:pStyle w:val="Heading1"/>
+        <w:keepNext/>
+        <w:spacing w:after="200" w:before="360"/>
+      </w:pPr>
+      <w:r>
+        <w:rPr>
+          <w:rFonts w:ascii="Calibri" w:cs="Calibri" w:eastAsia="Calibri" w:hAnsi="Calibri"/>
+          <w:b/>
+          <w:bCs/>
+          <w:color w:val="2E74B5"/>
+          <w:sz w:val="32"/>
+          <w:szCs w:val="32"/>
+        </w:rPr>
+        <w:t xml:space="preserve">Solution Overview</w:t>
+      </w:r>
+    </w:p>
+    <w:p>
+      <w:pPr>
+        <w:spacing w:after="160" w:line="320"/>
+        <w:jc w:val="both"/>
+      </w:pPr>
+      <w:r>
+        <w:rPr>
+          <w:rFonts w:ascii="Calibri" w:cs="Calibri" w:eastAsia="Calibri" w:hAnsi="Calibri"/>
+          <w:color w:val="172B3A"/>
+          <w:sz w:val="22"/>
+          <w:szCs w:val="22"/>
+        </w:rPr>
+        <w:t xml:space="preserve">NetworkHD 600 resilient AV-over-IP fabric</w:t>
+      </w:r>
+    </w:p>
+    <w:p>
+      <w:pPr>
+        <w:pStyle w:val="Heading2"/>
+        <w:keepNext/>
+        <w:spacing w:after="120" w:before="240"/>
+      </w:pPr>
+      <w:r>
+        <w:rPr>
+          <w:rFonts w:ascii="Calibri" w:cs="Calibri" w:eastAsia="Calibri" w:hAnsi="Calibri"/>
+          <w:b/>
+          <w:bCs/>
+          <w:color w:val="08223A"/>
+          <w:sz w:val="26"/>
+          <w:szCs w:val="26"/>
+        </w:rPr>
+        <w:t xml:space="preserve">How the solution will work</w:t>
+      </w:r>
+    </w:p>
+    <w:p>
+      <w:pPr>
+        <w:spacing w:after="160" w:line="320"/>
+      </w:pPr>
+      <w:r>
+        <w:rPr>
+          <w:rFonts w:ascii="Calibri" w:cs="Calibri" w:eastAsia="Calibri" w:hAnsi="Calibri"/>
+          <w:color w:val="172B3A"/>
+          <w:sz w:val="22"/>
+          <w:szCs w:val="22"/>
+        </w:rPr>
+        <w:t xml:space="preserve">1. Operators select an approved source and route it to any display.</w:t>
       </w:r>
     </w:p>
     <w:p>
@@ -2869,7 +3951,7 @@
                 <w:sz w:val="18"/>
                 <w:szCs w:val="18"/>
               </w:rPr>
-              <w:t xml:space="preserve">Confirm all non-WyreStorm equipment and delivery services.</w:t>
+              <w:t xml:space="preserve">Confirm all non-WyreStorm equipment and delivery services. — Scope status: validate</w:t>
             </w:r>
           </w:p>
         </w:tc>

--- a/docs/release-evidence/proposal-output-parity/latest/proposal.docx
+++ b/docs/release-evidence/proposal-output-parity/latest/proposal.docx
@@ -84,6 +84,337 @@
       </w:r>
     </w:p>
     <w:p>
+      <w:pPr>
+        <w:pStyle w:val="Heading2"/>
+        <w:keepNext/>
+        <w:spacing w:after="120" w:before="240"/>
+      </w:pPr>
+      <w:r>
+        <w:rPr>
+          <w:rFonts w:ascii="Calibri" w:cs="Calibri" w:eastAsia="Calibri" w:hAnsi="Calibri"/>
+          <w:b/>
+          <w:bCs/>
+          <w:color w:val="08223A"/>
+          <w:sz w:val="26"/>
+          <w:szCs w:val="26"/>
+        </w:rPr>
+        <w:t xml:space="preserve">Document control</w:t>
+      </w:r>
+    </w:p>
+    <w:tbl>
+      <w:tblPr>
+        <w:tblW w:type="dxa" w:w="9360"/>
+        <w:tblBorders>
+          <w:top w:val="single" w:color="CBD5E1" w:sz="4"/>
+          <w:left w:val="single" w:color="CBD5E1" w:sz="4"/>
+          <w:bottom w:val="single" w:color="CBD5E1" w:sz="4"/>
+          <w:right w:val="single" w:color="CBD5E1" w:sz="4"/>
+          <w:insideH w:val="single" w:color="CBD5E1" w:sz="3"/>
+          <w:insideV w:val="single" w:color="CBD5E1" w:sz="3"/>
+        </w:tblBorders>
+        <w:tblLayout w:type="fixed"/>
+      </w:tblPr>
+      <w:tblGrid>
+        <w:gridCol w:w="3000"/>
+        <w:gridCol w:w="6360"/>
+      </w:tblGrid>
+      <w:tr>
+        <w:trPr>
+          <w:cantSplit/>
+        </w:trPr>
+        <w:tc>
+          <w:tcPr>
+            <w:tcW w:type="dxa" w:w="3000"/>
+            <w:tcMar>
+              <w:top w:type="dxa" w:w="80"/>
+              <w:left w:type="dxa" w:w="120"/>
+              <w:bottom w:type="dxa" w:w="80"/>
+              <w:right w:type="dxa" w:w="120"/>
+            </w:tcMar>
+          </w:tcPr>
+          <w:p>
+            <w:pPr>
+              <w:keepNext w:val="false"/>
+              <w:spacing w:after="0" w:line="260"/>
+            </w:pPr>
+            <w:r>
+              <w:rPr>
+                <w:rFonts w:ascii="Calibri" w:cs="Calibri" w:eastAsia="Calibri" w:hAnsi="Calibri"/>
+                <w:b/>
+                <w:bCs/>
+                <w:color w:val="08223A"/>
+                <w:sz w:val="18"/>
+                <w:szCs w:val="18"/>
+              </w:rPr>
+              <w:t xml:space="preserve">Reference</w:t>
+            </w:r>
+          </w:p>
+        </w:tc>
+        <w:tc>
+          <w:tcPr>
+            <w:tcW w:type="dxa" w:w="6360"/>
+            <w:tcMar>
+              <w:top w:type="dxa" w:w="80"/>
+              <w:left w:type="dxa" w:w="120"/>
+              <w:bottom w:type="dxa" w:w="80"/>
+              <w:right w:type="dxa" w:w="120"/>
+            </w:tcMar>
+          </w:tcPr>
+          <w:p>
+            <w:pPr>
+              <w:keepNext w:val="false"/>
+              <w:spacing w:after="0" w:line="260"/>
+            </w:pPr>
+            <w:r>
+              <w:rPr>
+                <w:rFonts w:ascii="Calibri" w:cs="Calibri" w:eastAsia="Calibri" w:hAnsi="Calibri"/>
+                <w:color w:val="172B3A"/>
+                <w:sz w:val="18"/>
+                <w:szCs w:val="18"/>
+              </w:rPr>
+              <w:t xml:space="preserve">WM-PARITY-001</w:t>
+            </w:r>
+          </w:p>
+        </w:tc>
+      </w:tr>
+      <w:tr>
+        <w:trPr>
+          <w:cantSplit/>
+        </w:trPr>
+        <w:tc>
+          <w:tcPr>
+            <w:tcW w:type="dxa" w:w="3000"/>
+            <w:tcMar>
+              <w:top w:type="dxa" w:w="80"/>
+              <w:left w:type="dxa" w:w="120"/>
+              <w:bottom w:type="dxa" w:w="80"/>
+              <w:right w:type="dxa" w:w="120"/>
+            </w:tcMar>
+          </w:tcPr>
+          <w:p>
+            <w:pPr>
+              <w:keepNext w:val="false"/>
+              <w:spacing w:after="0" w:line="260"/>
+            </w:pPr>
+            <w:r>
+              <w:rPr>
+                <w:rFonts w:ascii="Calibri" w:cs="Calibri" w:eastAsia="Calibri" w:hAnsi="Calibri"/>
+                <w:b/>
+                <w:bCs/>
+                <w:color w:val="08223A"/>
+                <w:sz w:val="18"/>
+                <w:szCs w:val="18"/>
+              </w:rPr>
+              <w:t xml:space="preserve">Status</w:t>
+            </w:r>
+          </w:p>
+        </w:tc>
+        <w:tc>
+          <w:tcPr>
+            <w:tcW w:type="dxa" w:w="6360"/>
+            <w:tcMar>
+              <w:top w:type="dxa" w:w="80"/>
+              <w:left w:type="dxa" w:w="120"/>
+              <w:bottom w:type="dxa" w:w="80"/>
+              <w:right w:type="dxa" w:w="120"/>
+            </w:tcMar>
+          </w:tcPr>
+          <w:p>
+            <w:pPr>
+              <w:keepNext w:val="false"/>
+              <w:spacing w:after="0" w:line="260"/>
+            </w:pPr>
+            <w:r>
+              <w:rPr>
+                <w:rFonts w:ascii="Calibri" w:cs="Calibri" w:eastAsia="Calibri" w:hAnsi="Calibri"/>
+                <w:color w:val="172B3A"/>
+                <w:sz w:val="18"/>
+                <w:szCs w:val="18"/>
+              </w:rPr>
+              <w:t xml:space="preserve">Draft proposal — subject to design and commercial approval</w:t>
+            </w:r>
+          </w:p>
+        </w:tc>
+      </w:tr>
+      <w:tr>
+        <w:trPr>
+          <w:cantSplit/>
+        </w:trPr>
+        <w:tc>
+          <w:tcPr>
+            <w:tcW w:type="dxa" w:w="3000"/>
+            <w:tcMar>
+              <w:top w:type="dxa" w:w="80"/>
+              <w:left w:type="dxa" w:w="120"/>
+              <w:bottom w:type="dxa" w:w="80"/>
+              <w:right w:type="dxa" w:w="120"/>
+            </w:tcMar>
+          </w:tcPr>
+          <w:p>
+            <w:pPr>
+              <w:keepNext w:val="false"/>
+              <w:spacing w:after="0" w:line="260"/>
+            </w:pPr>
+            <w:r>
+              <w:rPr>
+                <w:rFonts w:ascii="Calibri" w:cs="Calibri" w:eastAsia="Calibri" w:hAnsi="Calibri"/>
+                <w:b/>
+                <w:bCs/>
+                <w:color w:val="08223A"/>
+                <w:sz w:val="18"/>
+                <w:szCs w:val="18"/>
+              </w:rPr>
+              <w:t xml:space="preserve">Prepared by</w:t>
+            </w:r>
+          </w:p>
+        </w:tc>
+        <w:tc>
+          <w:tcPr>
+            <w:tcW w:type="dxa" w:w="6360"/>
+            <w:tcMar>
+              <w:top w:type="dxa" w:w="80"/>
+              <w:left w:type="dxa" w:w="120"/>
+              <w:bottom w:type="dxa" w:w="80"/>
+              <w:right w:type="dxa" w:w="120"/>
+            </w:tcMar>
+          </w:tcPr>
+          <w:p>
+            <w:pPr>
+              <w:keepNext w:val="false"/>
+              <w:spacing w:after="0" w:line="260"/>
+            </w:pPr>
+            <w:r>
+              <w:rPr>
+                <w:rFonts w:ascii="Calibri" w:cs="Calibri" w:eastAsia="Calibri" w:hAnsi="Calibri"/>
+                <w:color w:val="172B3A"/>
+                <w:sz w:val="18"/>
+                <w:szCs w:val="18"/>
+              </w:rPr>
+              <w:t xml:space="preserve">Solutions Team</w:t>
+            </w:r>
+          </w:p>
+        </w:tc>
+      </w:tr>
+      <w:tr>
+        <w:trPr>
+          <w:cantSplit/>
+        </w:trPr>
+        <w:tc>
+          <w:tcPr>
+            <w:tcW w:type="dxa" w:w="3000"/>
+            <w:tcMar>
+              <w:top w:type="dxa" w:w="80"/>
+              <w:left w:type="dxa" w:w="120"/>
+              <w:bottom w:type="dxa" w:w="80"/>
+              <w:right w:type="dxa" w:w="120"/>
+            </w:tcMar>
+          </w:tcPr>
+          <w:p>
+            <w:pPr>
+              <w:keepNext w:val="false"/>
+              <w:spacing w:after="0" w:line="260"/>
+            </w:pPr>
+            <w:r>
+              <w:rPr>
+                <w:rFonts w:ascii="Calibri" w:cs="Calibri" w:eastAsia="Calibri" w:hAnsi="Calibri"/>
+                <w:b/>
+                <w:bCs/>
+                <w:color w:val="08223A"/>
+                <w:sz w:val="18"/>
+                <w:szCs w:val="18"/>
+              </w:rPr>
+              <w:t xml:space="preserve">Issue date</w:t>
+            </w:r>
+          </w:p>
+        </w:tc>
+        <w:tc>
+          <w:tcPr>
+            <w:tcW w:type="dxa" w:w="6360"/>
+            <w:tcMar>
+              <w:top w:type="dxa" w:w="80"/>
+              <w:left w:type="dxa" w:w="120"/>
+              <w:bottom w:type="dxa" w:w="80"/>
+              <w:right w:type="dxa" w:w="120"/>
+            </w:tcMar>
+          </w:tcPr>
+          <w:p>
+            <w:pPr>
+              <w:keepNext w:val="false"/>
+              <w:spacing w:after="0" w:line="260"/>
+            </w:pPr>
+            <w:r>
+              <w:rPr>
+                <w:rFonts w:ascii="Calibri" w:cs="Calibri" w:eastAsia="Calibri" w:hAnsi="Calibri"/>
+                <w:color w:val="172B3A"/>
+                <w:sz w:val="18"/>
+                <w:szCs w:val="18"/>
+              </w:rPr>
+              <w:t xml:space="preserve">2026-09-11</w:t>
+            </w:r>
+          </w:p>
+        </w:tc>
+      </w:tr>
+      <w:tr>
+        <w:trPr>
+          <w:cantSplit/>
+        </w:trPr>
+        <w:tc>
+          <w:tcPr>
+            <w:tcW w:type="dxa" w:w="3000"/>
+            <w:tcMar>
+              <w:top w:type="dxa" w:w="80"/>
+              <w:left w:type="dxa" w:w="120"/>
+              <w:bottom w:type="dxa" w:w="80"/>
+              <w:right w:type="dxa" w:w="120"/>
+            </w:tcMar>
+          </w:tcPr>
+          <w:p>
+            <w:pPr>
+              <w:keepNext w:val="false"/>
+              <w:spacing w:after="0" w:line="260"/>
+            </w:pPr>
+            <w:r>
+              <w:rPr>
+                <w:rFonts w:ascii="Calibri" w:cs="Calibri" w:eastAsia="Calibri" w:hAnsi="Calibri"/>
+                <w:b/>
+                <w:bCs/>
+                <w:color w:val="08223A"/>
+                <w:sz w:val="18"/>
+                <w:szCs w:val="18"/>
+              </w:rPr>
+              <w:t xml:space="preserve">Revision</w:t>
+            </w:r>
+          </w:p>
+        </w:tc>
+        <w:tc>
+          <w:tcPr>
+            <w:tcW w:type="dxa" w:w="6360"/>
+            <w:tcMar>
+              <w:top w:type="dxa" w:w="80"/>
+              <w:left w:type="dxa" w:w="120"/>
+              <w:bottom w:type="dxa" w:w="80"/>
+              <w:right w:type="dxa" w:w="120"/>
+            </w:tcMar>
+          </w:tcPr>
+          <w:p>
+            <w:pPr>
+              <w:keepNext w:val="false"/>
+              <w:spacing w:after="0" w:line="260"/>
+            </w:pPr>
+            <w:r>
+              <w:rPr>
+                <w:rFonts w:ascii="Calibri" w:cs="Calibri" w:eastAsia="Calibri" w:hAnsi="Calibri"/>
+                <w:color w:val="172B3A"/>
+                <w:sz w:val="18"/>
+                <w:szCs w:val="18"/>
+              </w:rPr>
+              <w:t xml:space="preserve">2026-10-23T05:24:16.620Z</w:t>
+            </w:r>
+          </w:p>
+        </w:tc>
+      </w:tr>
+    </w:tbl>
+    <w:p>
       <w:r>
         <w:br w:type="page"/>
       </w:r>
@@ -136,22 +467,37 @@
           <w:sz w:val="32"/>
           <w:szCs w:val="32"/>
         </w:rPr>
-        <w:t xml:space="preserve">Solution Overview</w:t>
+        <w:t xml:space="preserve">Room at a glance</w:t>
       </w:r>
     </w:p>
     <w:p>
       <w:pPr>
         <w:spacing w:after="160" w:line="320"/>
-        <w:jc w:val="both"/>
-      </w:pPr>
-      <w:r>
-        <w:rPr>
-          <w:rFonts w:ascii="Calibri" w:cs="Calibri" w:eastAsia="Calibri" w:hAnsi="Calibri"/>
+      </w:pPr>
+      <w:r>
+        <w:rPr>
+          <w:rFonts w:ascii="Calibri" w:cs="Calibri" w:eastAsia="Calibri" w:hAnsi="Calibri"/>
+          <w:b/>
+          <w:bCs/>
           <w:color w:val="172B3A"/>
           <w:sz w:val="22"/>
           <w:szCs w:val="22"/>
         </w:rPr>
-        <w:t xml:space="preserve">NetworkHD 600 resilient AV-over-IP fabric</w:t>
+        <w:t xml:space="preserve">Operations room</w:t>
+      </w:r>
+    </w:p>
+    <w:p>
+      <w:pPr>
+        <w:spacing w:after="160" w:line="320"/>
+      </w:pPr>
+      <w:r>
+        <w:rPr>
+          <w:rFonts w:ascii="Calibri" w:cs="Calibri" w:eastAsia="Calibri" w:hAnsi="Calibri"/>
+          <w:color w:val="172B3A"/>
+          <w:sz w:val="22"/>
+          <w:szCs w:val="22"/>
+        </w:rPr>
+        <w:t xml:space="preserve">Route two operator sources to four displays with resilient 4K distribution.</w:t>
       </w:r>
     </w:p>
     <w:p>
@@ -169,7 +515,7 @@
           <w:sz w:val="26"/>
           <w:szCs w:val="26"/>
         </w:rPr>
-        <w:t xml:space="preserve">How the solution will work</w:t>
+        <w:t xml:space="preserve">Room and design details</w:t>
       </w:r>
     </w:p>
     <w:p>
@@ -183,7 +529,7 @@
           <w:sz w:val="22"/>
           <w:szCs w:val="22"/>
         </w:rPr>
-        <w:t xml:space="preserve">The proposed AV-over-IP system distributes content between the scheduled endpoints over a suitably designed network. This allows the agreed destinations to share sources, with any future expansion subject to endpoint compatibility, switch capacity and licensing requirements.</w:t>
+        <w:t xml:space="preserve">Room dimensions, capacity and site conditions require confirmation.</w:t>
       </w:r>
     </w:p>
     <w:p>
@@ -201,7 +547,7 @@
           <w:sz w:val="26"/>
           <w:szCs w:val="26"/>
         </w:rPr>
-        <w:t xml:space="preserve">What successful delivery looks like</w:t>
+        <w:t xml:space="preserve">What this space delivers</w:t>
       </w:r>
     </w:p>
     <w:p>
@@ -220,9 +566,1016 @@
           <w:sz w:val="22"/>
           <w:szCs w:val="22"/>
         </w:rPr>
-        <w:t xml:space="preserve">Every approved source-to-display route passes functional testing.</w:t>
-      </w:r>
-    </w:p>
+        <w:t xml:space="preserve">Operational continuity: Operators retain controlled access to approved sources.</w:t>
+      </w:r>
+    </w:p>
+    <w:p>
+      <w:pPr>
+        <w:pStyle w:val="Heading2"/>
+        <w:keepNext/>
+        <w:spacing w:after="120" w:before="240"/>
+      </w:pPr>
+      <w:r>
+        <w:rPr>
+          <w:rFonts w:ascii="Calibri" w:cs="Calibri" w:eastAsia="Calibri" w:hAnsi="Calibri"/>
+          <w:b/>
+          <w:bCs/>
+          <w:color w:val="08223A"/>
+          <w:sz w:val="26"/>
+          <w:szCs w:val="26"/>
+        </w:rPr>
+        <w:t xml:space="preserve">In this room</w:t>
+      </w:r>
+    </w:p>
+    <w:p>
+      <w:pPr>
+        <w:spacing w:after="160" w:line="320"/>
+      </w:pPr>
+      <w:r>
+        <w:rPr>
+          <w:rFonts w:ascii="Calibri" w:cs="Calibri" w:eastAsia="Calibri" w:hAnsi="Calibri"/>
+          <w:color w:val="172B3A"/>
+          <w:sz w:val="22"/>
+          <w:szCs w:val="22"/>
+        </w:rPr>
+        <w:t xml:space="preserve">Items are grouped by the job each one does in the room, and the number matches the equipment schedule further on. Anything marked optional is still your decision, and work by others is listed under Complete System Design and Responsibilities.</w:t>
+      </w:r>
+    </w:p>
+    <w:p>
+      <w:pPr>
+        <w:pStyle w:val="Heading2"/>
+        <w:keepNext/>
+        <w:spacing w:after="120" w:before="240"/>
+      </w:pPr>
+      <w:r>
+        <w:rPr>
+          <w:rFonts w:ascii="Calibri" w:cs="Calibri" w:eastAsia="Calibri" w:hAnsi="Calibri"/>
+          <w:b/>
+          <w:bCs/>
+          <w:color w:val="08223A"/>
+          <w:sz w:val="26"/>
+          <w:szCs w:val="26"/>
+        </w:rPr>
+        <w:t xml:space="preserve">Encode operator sources</w:t>
+      </w:r>
+    </w:p>
+    <w:tbl>
+      <w:tblPr>
+        <w:tblW w:type="dxa" w:w="9360"/>
+        <w:tblBorders>
+          <w:top w:val="single" w:color="CBD5E1" w:sz="4"/>
+          <w:left w:val="single" w:color="CBD5E1" w:sz="4"/>
+          <w:bottom w:val="single" w:color="CBD5E1" w:sz="4"/>
+          <w:right w:val="single" w:color="CBD5E1" w:sz="4"/>
+          <w:insideH w:val="single" w:color="CBD5E1" w:sz="3"/>
+          <w:insideV w:val="single" w:color="CBD5E1" w:sz="3"/>
+        </w:tblBorders>
+        <w:tblLayout w:type="fixed"/>
+      </w:tblPr>
+      <w:tblGrid>
+        <w:gridCol w:w="600"/>
+        <w:gridCol w:w="1800"/>
+        <w:gridCol w:w="4260"/>
+        <w:gridCol w:w="600"/>
+        <w:gridCol w:w="2100"/>
+      </w:tblGrid>
+      <w:tr>
+        <w:trPr>
+          <w:cantSplit/>
+          <w:tblHeader/>
+        </w:trPr>
+        <w:tc>
+          <w:tcPr>
+            <w:tcW w:type="dxa" w:w="600"/>
+            <w:shd w:fill="F4F6F9" w:val="clear"/>
+            <w:tcMar>
+              <w:top w:type="dxa" w:w="80"/>
+              <w:left w:type="dxa" w:w="120"/>
+              <w:bottom w:type="dxa" w:w="80"/>
+              <w:right w:type="dxa" w:w="120"/>
+            </w:tcMar>
+          </w:tcPr>
+          <w:p>
+            <w:pPr>
+              <w:keepNext/>
+              <w:spacing w:after="0" w:line="260"/>
+            </w:pPr>
+            <w:r>
+              <w:rPr>
+                <w:rFonts w:ascii="Calibri" w:cs="Calibri" w:eastAsia="Calibri" w:hAnsi="Calibri"/>
+                <w:b/>
+                <w:bCs/>
+                <w:color w:val="08223A"/>
+                <w:sz w:val="18"/>
+                <w:szCs w:val="18"/>
+              </w:rPr>
+              <w:t xml:space="preserve">Item</w:t>
+            </w:r>
+          </w:p>
+        </w:tc>
+        <w:tc>
+          <w:tcPr>
+            <w:tcW w:type="dxa" w:w="1800"/>
+            <w:shd w:fill="F4F6F9" w:val="clear"/>
+            <w:tcMar>
+              <w:top w:type="dxa" w:w="80"/>
+              <w:left w:type="dxa" w:w="120"/>
+              <w:bottom w:type="dxa" w:w="80"/>
+              <w:right w:type="dxa" w:w="120"/>
+            </w:tcMar>
+          </w:tcPr>
+          <w:p>
+            <w:pPr>
+              <w:keepNext/>
+              <w:spacing w:after="0" w:line="260"/>
+            </w:pPr>
+            <w:r>
+              <w:rPr>
+                <w:rFonts w:ascii="Calibri" w:cs="Calibri" w:eastAsia="Calibri" w:hAnsi="Calibri"/>
+                <w:b/>
+                <w:bCs/>
+                <w:color w:val="08223A"/>
+                <w:sz w:val="18"/>
+                <w:szCs w:val="18"/>
+              </w:rPr>
+              <w:t xml:space="preserve">Model</w:t>
+            </w:r>
+          </w:p>
+        </w:tc>
+        <w:tc>
+          <w:tcPr>
+            <w:tcW w:type="dxa" w:w="4260"/>
+            <w:shd w:fill="F4F6F9" w:val="clear"/>
+            <w:tcMar>
+              <w:top w:type="dxa" w:w="80"/>
+              <w:left w:type="dxa" w:w="120"/>
+              <w:bottom w:type="dxa" w:w="80"/>
+              <w:right w:type="dxa" w:w="120"/>
+            </w:tcMar>
+          </w:tcPr>
+          <w:p>
+            <w:pPr>
+              <w:keepNext/>
+              <w:spacing w:after="0" w:line="260"/>
+            </w:pPr>
+            <w:r>
+              <w:rPr>
+                <w:rFonts w:ascii="Calibri" w:cs="Calibri" w:eastAsia="Calibri" w:hAnsi="Calibri"/>
+                <w:b/>
+                <w:bCs/>
+                <w:color w:val="08223A"/>
+                <w:sz w:val="18"/>
+                <w:szCs w:val="18"/>
+              </w:rPr>
+              <w:t xml:space="preserve">Description</w:t>
+            </w:r>
+          </w:p>
+        </w:tc>
+        <w:tc>
+          <w:tcPr>
+            <w:tcW w:type="dxa" w:w="600"/>
+            <w:shd w:fill="F4F6F9" w:val="clear"/>
+            <w:tcMar>
+              <w:top w:type="dxa" w:w="80"/>
+              <w:left w:type="dxa" w:w="120"/>
+              <w:bottom w:type="dxa" w:w="80"/>
+              <w:right w:type="dxa" w:w="120"/>
+            </w:tcMar>
+          </w:tcPr>
+          <w:p>
+            <w:pPr>
+              <w:keepNext/>
+              <w:spacing w:after="0" w:line="260"/>
+            </w:pPr>
+            <w:r>
+              <w:rPr>
+                <w:rFonts w:ascii="Calibri" w:cs="Calibri" w:eastAsia="Calibri" w:hAnsi="Calibri"/>
+                <w:b/>
+                <w:bCs/>
+                <w:color w:val="08223A"/>
+                <w:sz w:val="18"/>
+                <w:szCs w:val="18"/>
+              </w:rPr>
+              <w:t xml:space="preserve">Qty</w:t>
+            </w:r>
+          </w:p>
+        </w:tc>
+        <w:tc>
+          <w:tcPr>
+            <w:tcW w:type="dxa" w:w="2100"/>
+            <w:shd w:fill="F4F6F9" w:val="clear"/>
+            <w:tcMar>
+              <w:top w:type="dxa" w:w="80"/>
+              <w:left w:type="dxa" w:w="120"/>
+              <w:bottom w:type="dxa" w:w="80"/>
+              <w:right w:type="dxa" w:w="120"/>
+            </w:tcMar>
+          </w:tcPr>
+          <w:p>
+            <w:pPr>
+              <w:keepNext/>
+              <w:spacing w:after="0" w:line="260"/>
+            </w:pPr>
+            <w:r>
+              <w:rPr>
+                <w:rFonts w:ascii="Calibri" w:cs="Calibri" w:eastAsia="Calibri" w:hAnsi="Calibri"/>
+                <w:b/>
+                <w:bCs/>
+                <w:color w:val="08223A"/>
+                <w:sz w:val="18"/>
+                <w:szCs w:val="18"/>
+              </w:rPr>
+              <w:t xml:space="preserve">Status</w:t>
+            </w:r>
+          </w:p>
+        </w:tc>
+      </w:tr>
+      <w:tr>
+        <w:trPr>
+          <w:cantSplit/>
+        </w:trPr>
+        <w:tc>
+          <w:tcPr>
+            <w:tcW w:type="dxa" w:w="600"/>
+            <w:tcMar>
+              <w:top w:type="dxa" w:w="80"/>
+              <w:left w:type="dxa" w:w="120"/>
+              <w:bottom w:type="dxa" w:w="80"/>
+              <w:right w:type="dxa" w:w="120"/>
+            </w:tcMar>
+          </w:tcPr>
+          <w:p>
+            <w:pPr>
+              <w:keepNext w:val="false"/>
+              <w:spacing w:after="0" w:line="260"/>
+            </w:pPr>
+            <w:r>
+              <w:rPr>
+                <w:rFonts w:ascii="Calibri" w:cs="Calibri" w:eastAsia="Calibri" w:hAnsi="Calibri"/>
+                <w:color w:val="172B3A"/>
+                <w:sz w:val="18"/>
+                <w:szCs w:val="18"/>
+              </w:rPr>
+              <w:t xml:space="preserve">1</w:t>
+            </w:r>
+          </w:p>
+        </w:tc>
+        <w:tc>
+          <w:tcPr>
+            <w:tcW w:type="dxa" w:w="1800"/>
+            <w:tcMar>
+              <w:top w:type="dxa" w:w="80"/>
+              <w:left w:type="dxa" w:w="120"/>
+              <w:bottom w:type="dxa" w:w="80"/>
+              <w:right w:type="dxa" w:w="120"/>
+            </w:tcMar>
+          </w:tcPr>
+          <w:p>
+            <w:pPr>
+              <w:keepNext w:val="false"/>
+              <w:spacing w:after="0" w:line="260"/>
+            </w:pPr>
+            <w:r>
+              <w:rPr>
+                <w:rFonts w:ascii="Calibri" w:cs="Calibri" w:eastAsia="Calibri" w:hAnsi="Calibri"/>
+                <w:color w:val="172B3A"/>
+                <w:sz w:val="18"/>
+                <w:szCs w:val="18"/>
+              </w:rPr>
+              <w:t xml:space="preserve">NHD-600-TX</w:t>
+            </w:r>
+          </w:p>
+        </w:tc>
+        <w:tc>
+          <w:tcPr>
+            <w:tcW w:type="dxa" w:w="4260"/>
+            <w:tcMar>
+              <w:top w:type="dxa" w:w="80"/>
+              <w:left w:type="dxa" w:w="120"/>
+              <w:bottom w:type="dxa" w:w="80"/>
+              <w:right w:type="dxa" w:w="120"/>
+            </w:tcMar>
+          </w:tcPr>
+          <w:p>
+            <w:pPr>
+              <w:keepNext w:val="false"/>
+              <w:spacing w:after="0" w:line="260"/>
+            </w:pPr>
+            <w:r>
+              <w:rPr>
+                <w:rFonts w:ascii="Calibri" w:cs="Calibri" w:eastAsia="Calibri" w:hAnsi="Calibri"/>
+                <w:color w:val="172B3A"/>
+                <w:sz w:val="18"/>
+                <w:szCs w:val="18"/>
+              </w:rPr>
+              <w:t xml:space="preserve">NetworkHD 600 encoder</w:t>
+            </w:r>
+          </w:p>
+        </w:tc>
+        <w:tc>
+          <w:tcPr>
+            <w:tcW w:type="dxa" w:w="600"/>
+            <w:tcMar>
+              <w:top w:type="dxa" w:w="80"/>
+              <w:left w:type="dxa" w:w="120"/>
+              <w:bottom w:type="dxa" w:w="80"/>
+              <w:right w:type="dxa" w:w="120"/>
+            </w:tcMar>
+          </w:tcPr>
+          <w:p>
+            <w:pPr>
+              <w:keepNext w:val="false"/>
+              <w:spacing w:after="0" w:line="260"/>
+            </w:pPr>
+            <w:r>
+              <w:rPr>
+                <w:rFonts w:ascii="Calibri" w:cs="Calibri" w:eastAsia="Calibri" w:hAnsi="Calibri"/>
+                <w:color w:val="172B3A"/>
+                <w:sz w:val="18"/>
+                <w:szCs w:val="18"/>
+              </w:rPr>
+              <w:t xml:space="preserve">2</w:t>
+            </w:r>
+          </w:p>
+        </w:tc>
+        <w:tc>
+          <w:tcPr>
+            <w:tcW w:type="dxa" w:w="2100"/>
+            <w:tcMar>
+              <w:top w:type="dxa" w:w="80"/>
+              <w:left w:type="dxa" w:w="120"/>
+              <w:bottom w:type="dxa" w:w="80"/>
+              <w:right w:type="dxa" w:w="120"/>
+            </w:tcMar>
+          </w:tcPr>
+          <w:p>
+            <w:pPr>
+              <w:keepNext w:val="false"/>
+              <w:spacing w:after="0" w:line="260"/>
+            </w:pPr>
+            <w:r>
+              <w:rPr>
+                <w:rFonts w:ascii="Calibri" w:cs="Calibri" w:eastAsia="Calibri" w:hAnsi="Calibri"/>
+                <w:color w:val="172B3A"/>
+                <w:sz w:val="18"/>
+                <w:szCs w:val="18"/>
+              </w:rPr>
+              <w:t xml:space="preserve">Required</w:t>
+            </w:r>
+          </w:p>
+        </w:tc>
+      </w:tr>
+    </w:tbl>
+    <w:p>
+      <w:pPr>
+        <w:pStyle w:val="Heading2"/>
+        <w:keepNext/>
+        <w:spacing w:after="120" w:before="240"/>
+      </w:pPr>
+      <w:r>
+        <w:rPr>
+          <w:rFonts w:ascii="Calibri" w:cs="Calibri" w:eastAsia="Calibri" w:hAnsi="Calibri"/>
+          <w:b/>
+          <w:bCs/>
+          <w:color w:val="08223A"/>
+          <w:sz w:val="26"/>
+          <w:szCs w:val="26"/>
+        </w:rPr>
+        <w:t xml:space="preserve">Decode display feeds</w:t>
+      </w:r>
+    </w:p>
+    <w:tbl>
+      <w:tblPr>
+        <w:tblW w:type="dxa" w:w="9360"/>
+        <w:tblBorders>
+          <w:top w:val="single" w:color="CBD5E1" w:sz="4"/>
+          <w:left w:val="single" w:color="CBD5E1" w:sz="4"/>
+          <w:bottom w:val="single" w:color="CBD5E1" w:sz="4"/>
+          <w:right w:val="single" w:color="CBD5E1" w:sz="4"/>
+          <w:insideH w:val="single" w:color="CBD5E1" w:sz="3"/>
+          <w:insideV w:val="single" w:color="CBD5E1" w:sz="3"/>
+        </w:tblBorders>
+        <w:tblLayout w:type="fixed"/>
+      </w:tblPr>
+      <w:tblGrid>
+        <w:gridCol w:w="600"/>
+        <w:gridCol w:w="1800"/>
+        <w:gridCol w:w="4260"/>
+        <w:gridCol w:w="600"/>
+        <w:gridCol w:w="2100"/>
+      </w:tblGrid>
+      <w:tr>
+        <w:trPr>
+          <w:cantSplit/>
+          <w:tblHeader/>
+        </w:trPr>
+        <w:tc>
+          <w:tcPr>
+            <w:tcW w:type="dxa" w:w="600"/>
+            <w:shd w:fill="F4F6F9" w:val="clear"/>
+            <w:tcMar>
+              <w:top w:type="dxa" w:w="80"/>
+              <w:left w:type="dxa" w:w="120"/>
+              <w:bottom w:type="dxa" w:w="80"/>
+              <w:right w:type="dxa" w:w="120"/>
+            </w:tcMar>
+          </w:tcPr>
+          <w:p>
+            <w:pPr>
+              <w:keepNext/>
+              <w:spacing w:after="0" w:line="260"/>
+            </w:pPr>
+            <w:r>
+              <w:rPr>
+                <w:rFonts w:ascii="Calibri" w:cs="Calibri" w:eastAsia="Calibri" w:hAnsi="Calibri"/>
+                <w:b/>
+                <w:bCs/>
+                <w:color w:val="08223A"/>
+                <w:sz w:val="18"/>
+                <w:szCs w:val="18"/>
+              </w:rPr>
+              <w:t xml:space="preserve">Item</w:t>
+            </w:r>
+          </w:p>
+        </w:tc>
+        <w:tc>
+          <w:tcPr>
+            <w:tcW w:type="dxa" w:w="1800"/>
+            <w:shd w:fill="F4F6F9" w:val="clear"/>
+            <w:tcMar>
+              <w:top w:type="dxa" w:w="80"/>
+              <w:left w:type="dxa" w:w="120"/>
+              <w:bottom w:type="dxa" w:w="80"/>
+              <w:right w:type="dxa" w:w="120"/>
+            </w:tcMar>
+          </w:tcPr>
+          <w:p>
+            <w:pPr>
+              <w:keepNext/>
+              <w:spacing w:after="0" w:line="260"/>
+            </w:pPr>
+            <w:r>
+              <w:rPr>
+                <w:rFonts w:ascii="Calibri" w:cs="Calibri" w:eastAsia="Calibri" w:hAnsi="Calibri"/>
+                <w:b/>
+                <w:bCs/>
+                <w:color w:val="08223A"/>
+                <w:sz w:val="18"/>
+                <w:szCs w:val="18"/>
+              </w:rPr>
+              <w:t xml:space="preserve">Model</w:t>
+            </w:r>
+          </w:p>
+        </w:tc>
+        <w:tc>
+          <w:tcPr>
+            <w:tcW w:type="dxa" w:w="4260"/>
+            <w:shd w:fill="F4F6F9" w:val="clear"/>
+            <w:tcMar>
+              <w:top w:type="dxa" w:w="80"/>
+              <w:left w:type="dxa" w:w="120"/>
+              <w:bottom w:type="dxa" w:w="80"/>
+              <w:right w:type="dxa" w:w="120"/>
+            </w:tcMar>
+          </w:tcPr>
+          <w:p>
+            <w:pPr>
+              <w:keepNext/>
+              <w:spacing w:after="0" w:line="260"/>
+            </w:pPr>
+            <w:r>
+              <w:rPr>
+                <w:rFonts w:ascii="Calibri" w:cs="Calibri" w:eastAsia="Calibri" w:hAnsi="Calibri"/>
+                <w:b/>
+                <w:bCs/>
+                <w:color w:val="08223A"/>
+                <w:sz w:val="18"/>
+                <w:szCs w:val="18"/>
+              </w:rPr>
+              <w:t xml:space="preserve">Description</w:t>
+            </w:r>
+          </w:p>
+        </w:tc>
+        <w:tc>
+          <w:tcPr>
+            <w:tcW w:type="dxa" w:w="600"/>
+            <w:shd w:fill="F4F6F9" w:val="clear"/>
+            <w:tcMar>
+              <w:top w:type="dxa" w:w="80"/>
+              <w:left w:type="dxa" w:w="120"/>
+              <w:bottom w:type="dxa" w:w="80"/>
+              <w:right w:type="dxa" w:w="120"/>
+            </w:tcMar>
+          </w:tcPr>
+          <w:p>
+            <w:pPr>
+              <w:keepNext/>
+              <w:spacing w:after="0" w:line="260"/>
+            </w:pPr>
+            <w:r>
+              <w:rPr>
+                <w:rFonts w:ascii="Calibri" w:cs="Calibri" w:eastAsia="Calibri" w:hAnsi="Calibri"/>
+                <w:b/>
+                <w:bCs/>
+                <w:color w:val="08223A"/>
+                <w:sz w:val="18"/>
+                <w:szCs w:val="18"/>
+              </w:rPr>
+              <w:t xml:space="preserve">Qty</w:t>
+            </w:r>
+          </w:p>
+        </w:tc>
+        <w:tc>
+          <w:tcPr>
+            <w:tcW w:type="dxa" w:w="2100"/>
+            <w:shd w:fill="F4F6F9" w:val="clear"/>
+            <w:tcMar>
+              <w:top w:type="dxa" w:w="80"/>
+              <w:left w:type="dxa" w:w="120"/>
+              <w:bottom w:type="dxa" w:w="80"/>
+              <w:right w:type="dxa" w:w="120"/>
+            </w:tcMar>
+          </w:tcPr>
+          <w:p>
+            <w:pPr>
+              <w:keepNext/>
+              <w:spacing w:after="0" w:line="260"/>
+            </w:pPr>
+            <w:r>
+              <w:rPr>
+                <w:rFonts w:ascii="Calibri" w:cs="Calibri" w:eastAsia="Calibri" w:hAnsi="Calibri"/>
+                <w:b/>
+                <w:bCs/>
+                <w:color w:val="08223A"/>
+                <w:sz w:val="18"/>
+                <w:szCs w:val="18"/>
+              </w:rPr>
+              <w:t xml:space="preserve">Status</w:t>
+            </w:r>
+          </w:p>
+        </w:tc>
+      </w:tr>
+      <w:tr>
+        <w:trPr>
+          <w:cantSplit/>
+        </w:trPr>
+        <w:tc>
+          <w:tcPr>
+            <w:tcW w:type="dxa" w:w="600"/>
+            <w:tcMar>
+              <w:top w:type="dxa" w:w="80"/>
+              <w:left w:type="dxa" w:w="120"/>
+              <w:bottom w:type="dxa" w:w="80"/>
+              <w:right w:type="dxa" w:w="120"/>
+            </w:tcMar>
+          </w:tcPr>
+          <w:p>
+            <w:pPr>
+              <w:keepNext w:val="false"/>
+              <w:spacing w:after="0" w:line="260"/>
+            </w:pPr>
+            <w:r>
+              <w:rPr>
+                <w:rFonts w:ascii="Calibri" w:cs="Calibri" w:eastAsia="Calibri" w:hAnsi="Calibri"/>
+                <w:color w:val="172B3A"/>
+                <w:sz w:val="18"/>
+                <w:szCs w:val="18"/>
+              </w:rPr>
+              <w:t xml:space="preserve">2</w:t>
+            </w:r>
+          </w:p>
+        </w:tc>
+        <w:tc>
+          <w:tcPr>
+            <w:tcW w:type="dxa" w:w="1800"/>
+            <w:tcMar>
+              <w:top w:type="dxa" w:w="80"/>
+              <w:left w:type="dxa" w:w="120"/>
+              <w:bottom w:type="dxa" w:w="80"/>
+              <w:right w:type="dxa" w:w="120"/>
+            </w:tcMar>
+          </w:tcPr>
+          <w:p>
+            <w:pPr>
+              <w:keepNext w:val="false"/>
+              <w:spacing w:after="0" w:line="260"/>
+            </w:pPr>
+            <w:r>
+              <w:rPr>
+                <w:rFonts w:ascii="Calibri" w:cs="Calibri" w:eastAsia="Calibri" w:hAnsi="Calibri"/>
+                <w:color w:val="172B3A"/>
+                <w:sz w:val="18"/>
+                <w:szCs w:val="18"/>
+              </w:rPr>
+              <w:t xml:space="preserve">NHD-600-RX</w:t>
+            </w:r>
+          </w:p>
+        </w:tc>
+        <w:tc>
+          <w:tcPr>
+            <w:tcW w:type="dxa" w:w="4260"/>
+            <w:tcMar>
+              <w:top w:type="dxa" w:w="80"/>
+              <w:left w:type="dxa" w:w="120"/>
+              <w:bottom w:type="dxa" w:w="80"/>
+              <w:right w:type="dxa" w:w="120"/>
+            </w:tcMar>
+          </w:tcPr>
+          <w:p>
+            <w:pPr>
+              <w:keepNext w:val="false"/>
+              <w:spacing w:after="0" w:line="260"/>
+            </w:pPr>
+            <w:r>
+              <w:rPr>
+                <w:rFonts w:ascii="Calibri" w:cs="Calibri" w:eastAsia="Calibri" w:hAnsi="Calibri"/>
+                <w:color w:val="172B3A"/>
+                <w:sz w:val="18"/>
+                <w:szCs w:val="18"/>
+              </w:rPr>
+              <w:t xml:space="preserve">NetworkHD 600 decoder</w:t>
+            </w:r>
+          </w:p>
+        </w:tc>
+        <w:tc>
+          <w:tcPr>
+            <w:tcW w:type="dxa" w:w="600"/>
+            <w:tcMar>
+              <w:top w:type="dxa" w:w="80"/>
+              <w:left w:type="dxa" w:w="120"/>
+              <w:bottom w:type="dxa" w:w="80"/>
+              <w:right w:type="dxa" w:w="120"/>
+            </w:tcMar>
+          </w:tcPr>
+          <w:p>
+            <w:pPr>
+              <w:keepNext w:val="false"/>
+              <w:spacing w:after="0" w:line="260"/>
+            </w:pPr>
+            <w:r>
+              <w:rPr>
+                <w:rFonts w:ascii="Calibri" w:cs="Calibri" w:eastAsia="Calibri" w:hAnsi="Calibri"/>
+                <w:color w:val="172B3A"/>
+                <w:sz w:val="18"/>
+                <w:szCs w:val="18"/>
+              </w:rPr>
+              <w:t xml:space="preserve">4</w:t>
+            </w:r>
+          </w:p>
+        </w:tc>
+        <w:tc>
+          <w:tcPr>
+            <w:tcW w:type="dxa" w:w="2100"/>
+            <w:tcMar>
+              <w:top w:type="dxa" w:w="80"/>
+              <w:left w:type="dxa" w:w="120"/>
+              <w:bottom w:type="dxa" w:w="80"/>
+              <w:right w:type="dxa" w:w="120"/>
+            </w:tcMar>
+          </w:tcPr>
+          <w:p>
+            <w:pPr>
+              <w:keepNext w:val="false"/>
+              <w:spacing w:after="0" w:line="260"/>
+            </w:pPr>
+            <w:r>
+              <w:rPr>
+                <w:rFonts w:ascii="Calibri" w:cs="Calibri" w:eastAsia="Calibri" w:hAnsi="Calibri"/>
+                <w:color w:val="172B3A"/>
+                <w:sz w:val="18"/>
+                <w:szCs w:val="18"/>
+              </w:rPr>
+              <w:t xml:space="preserve">Required</w:t>
+            </w:r>
+          </w:p>
+        </w:tc>
+      </w:tr>
+    </w:tbl>
+    <w:p>
+      <w:pPr>
+        <w:pStyle w:val="Heading2"/>
+        <w:keepNext/>
+        <w:spacing w:after="120" w:before="240"/>
+      </w:pPr>
+      <w:r>
+        <w:rPr>
+          <w:rFonts w:ascii="Calibri" w:cs="Calibri" w:eastAsia="Calibri" w:hAnsi="Calibri"/>
+          <w:b/>
+          <w:bCs/>
+          <w:color w:val="08223A"/>
+          <w:sz w:val="26"/>
+          <w:szCs w:val="26"/>
+        </w:rPr>
+        <w:t xml:space="preserve">Routing control</w:t>
+      </w:r>
+    </w:p>
+    <w:tbl>
+      <w:tblPr>
+        <w:tblW w:type="dxa" w:w="9360"/>
+        <w:tblBorders>
+          <w:top w:val="single" w:color="CBD5E1" w:sz="4"/>
+          <w:left w:val="single" w:color="CBD5E1" w:sz="4"/>
+          <w:bottom w:val="single" w:color="CBD5E1" w:sz="4"/>
+          <w:right w:val="single" w:color="CBD5E1" w:sz="4"/>
+          <w:insideH w:val="single" w:color="CBD5E1" w:sz="3"/>
+          <w:insideV w:val="single" w:color="CBD5E1" w:sz="3"/>
+        </w:tblBorders>
+        <w:tblLayout w:type="fixed"/>
+      </w:tblPr>
+      <w:tblGrid>
+        <w:gridCol w:w="600"/>
+        <w:gridCol w:w="1800"/>
+        <w:gridCol w:w="4260"/>
+        <w:gridCol w:w="600"/>
+        <w:gridCol w:w="2100"/>
+      </w:tblGrid>
+      <w:tr>
+        <w:trPr>
+          <w:cantSplit/>
+          <w:tblHeader/>
+        </w:trPr>
+        <w:tc>
+          <w:tcPr>
+            <w:tcW w:type="dxa" w:w="600"/>
+            <w:shd w:fill="F4F6F9" w:val="clear"/>
+            <w:tcMar>
+              <w:top w:type="dxa" w:w="80"/>
+              <w:left w:type="dxa" w:w="120"/>
+              <w:bottom w:type="dxa" w:w="80"/>
+              <w:right w:type="dxa" w:w="120"/>
+            </w:tcMar>
+          </w:tcPr>
+          <w:p>
+            <w:pPr>
+              <w:keepNext/>
+              <w:spacing w:after="0" w:line="260"/>
+            </w:pPr>
+            <w:r>
+              <w:rPr>
+                <w:rFonts w:ascii="Calibri" w:cs="Calibri" w:eastAsia="Calibri" w:hAnsi="Calibri"/>
+                <w:b/>
+                <w:bCs/>
+                <w:color w:val="08223A"/>
+                <w:sz w:val="18"/>
+                <w:szCs w:val="18"/>
+              </w:rPr>
+              <w:t xml:space="preserve">Item</w:t>
+            </w:r>
+          </w:p>
+        </w:tc>
+        <w:tc>
+          <w:tcPr>
+            <w:tcW w:type="dxa" w:w="1800"/>
+            <w:shd w:fill="F4F6F9" w:val="clear"/>
+            <w:tcMar>
+              <w:top w:type="dxa" w:w="80"/>
+              <w:left w:type="dxa" w:w="120"/>
+              <w:bottom w:type="dxa" w:w="80"/>
+              <w:right w:type="dxa" w:w="120"/>
+            </w:tcMar>
+          </w:tcPr>
+          <w:p>
+            <w:pPr>
+              <w:keepNext/>
+              <w:spacing w:after="0" w:line="260"/>
+            </w:pPr>
+            <w:r>
+              <w:rPr>
+                <w:rFonts w:ascii="Calibri" w:cs="Calibri" w:eastAsia="Calibri" w:hAnsi="Calibri"/>
+                <w:b/>
+                <w:bCs/>
+                <w:color w:val="08223A"/>
+                <w:sz w:val="18"/>
+                <w:szCs w:val="18"/>
+              </w:rPr>
+              <w:t xml:space="preserve">Model</w:t>
+            </w:r>
+          </w:p>
+        </w:tc>
+        <w:tc>
+          <w:tcPr>
+            <w:tcW w:type="dxa" w:w="4260"/>
+            <w:shd w:fill="F4F6F9" w:val="clear"/>
+            <w:tcMar>
+              <w:top w:type="dxa" w:w="80"/>
+              <w:left w:type="dxa" w:w="120"/>
+              <w:bottom w:type="dxa" w:w="80"/>
+              <w:right w:type="dxa" w:w="120"/>
+            </w:tcMar>
+          </w:tcPr>
+          <w:p>
+            <w:pPr>
+              <w:keepNext/>
+              <w:spacing w:after="0" w:line="260"/>
+            </w:pPr>
+            <w:r>
+              <w:rPr>
+                <w:rFonts w:ascii="Calibri" w:cs="Calibri" w:eastAsia="Calibri" w:hAnsi="Calibri"/>
+                <w:b/>
+                <w:bCs/>
+                <w:color w:val="08223A"/>
+                <w:sz w:val="18"/>
+                <w:szCs w:val="18"/>
+              </w:rPr>
+              <w:t xml:space="preserve">Description</w:t>
+            </w:r>
+          </w:p>
+        </w:tc>
+        <w:tc>
+          <w:tcPr>
+            <w:tcW w:type="dxa" w:w="600"/>
+            <w:shd w:fill="F4F6F9" w:val="clear"/>
+            <w:tcMar>
+              <w:top w:type="dxa" w:w="80"/>
+              <w:left w:type="dxa" w:w="120"/>
+              <w:bottom w:type="dxa" w:w="80"/>
+              <w:right w:type="dxa" w:w="120"/>
+            </w:tcMar>
+          </w:tcPr>
+          <w:p>
+            <w:pPr>
+              <w:keepNext/>
+              <w:spacing w:after="0" w:line="260"/>
+            </w:pPr>
+            <w:r>
+              <w:rPr>
+                <w:rFonts w:ascii="Calibri" w:cs="Calibri" w:eastAsia="Calibri" w:hAnsi="Calibri"/>
+                <w:b/>
+                <w:bCs/>
+                <w:color w:val="08223A"/>
+                <w:sz w:val="18"/>
+                <w:szCs w:val="18"/>
+              </w:rPr>
+              <w:t xml:space="preserve">Qty</w:t>
+            </w:r>
+          </w:p>
+        </w:tc>
+        <w:tc>
+          <w:tcPr>
+            <w:tcW w:type="dxa" w:w="2100"/>
+            <w:shd w:fill="F4F6F9" w:val="clear"/>
+            <w:tcMar>
+              <w:top w:type="dxa" w:w="80"/>
+              <w:left w:type="dxa" w:w="120"/>
+              <w:bottom w:type="dxa" w:w="80"/>
+              <w:right w:type="dxa" w:w="120"/>
+            </w:tcMar>
+          </w:tcPr>
+          <w:p>
+            <w:pPr>
+              <w:keepNext/>
+              <w:spacing w:after="0" w:line="260"/>
+            </w:pPr>
+            <w:r>
+              <w:rPr>
+                <w:rFonts w:ascii="Calibri" w:cs="Calibri" w:eastAsia="Calibri" w:hAnsi="Calibri"/>
+                <w:b/>
+                <w:bCs/>
+                <w:color w:val="08223A"/>
+                <w:sz w:val="18"/>
+                <w:szCs w:val="18"/>
+              </w:rPr>
+              <w:t xml:space="preserve">Status</w:t>
+            </w:r>
+          </w:p>
+        </w:tc>
+      </w:tr>
+      <w:tr>
+        <w:trPr>
+          <w:cantSplit/>
+        </w:trPr>
+        <w:tc>
+          <w:tcPr>
+            <w:tcW w:type="dxa" w:w="600"/>
+            <w:tcMar>
+              <w:top w:type="dxa" w:w="80"/>
+              <w:left w:type="dxa" w:w="120"/>
+              <w:bottom w:type="dxa" w:w="80"/>
+              <w:right w:type="dxa" w:w="120"/>
+            </w:tcMar>
+          </w:tcPr>
+          <w:p>
+            <w:pPr>
+              <w:keepNext w:val="false"/>
+              <w:spacing w:after="0" w:line="260"/>
+            </w:pPr>
+            <w:r>
+              <w:rPr>
+                <w:rFonts w:ascii="Calibri" w:cs="Calibri" w:eastAsia="Calibri" w:hAnsi="Calibri"/>
+                <w:color w:val="172B3A"/>
+                <w:sz w:val="18"/>
+                <w:szCs w:val="18"/>
+              </w:rPr>
+              <w:t xml:space="preserve">3</w:t>
+            </w:r>
+          </w:p>
+        </w:tc>
+        <w:tc>
+          <w:tcPr>
+            <w:tcW w:type="dxa" w:w="1800"/>
+            <w:tcMar>
+              <w:top w:type="dxa" w:w="80"/>
+              <w:left w:type="dxa" w:w="120"/>
+              <w:bottom w:type="dxa" w:w="80"/>
+              <w:right w:type="dxa" w:w="120"/>
+            </w:tcMar>
+          </w:tcPr>
+          <w:p>
+            <w:pPr>
+              <w:keepNext w:val="false"/>
+              <w:spacing w:after="0" w:line="260"/>
+            </w:pPr>
+            <w:r>
+              <w:rPr>
+                <w:rFonts w:ascii="Calibri" w:cs="Calibri" w:eastAsia="Calibri" w:hAnsi="Calibri"/>
+                <w:color w:val="172B3A"/>
+                <w:sz w:val="18"/>
+                <w:szCs w:val="18"/>
+              </w:rPr>
+              <w:t xml:space="preserve">NHD-CTL-PRO-V2</w:t>
+            </w:r>
+          </w:p>
+        </w:tc>
+        <w:tc>
+          <w:tcPr>
+            <w:tcW w:type="dxa" w:w="4260"/>
+            <w:tcMar>
+              <w:top w:type="dxa" w:w="80"/>
+              <w:left w:type="dxa" w:w="120"/>
+              <w:bottom w:type="dxa" w:w="80"/>
+              <w:right w:type="dxa" w:w="120"/>
+            </w:tcMar>
+          </w:tcPr>
+          <w:p>
+            <w:pPr>
+              <w:keepNext w:val="false"/>
+              <w:spacing w:after="0" w:line="260"/>
+            </w:pPr>
+            <w:r>
+              <w:rPr>
+                <w:rFonts w:ascii="Calibri" w:cs="Calibri" w:eastAsia="Calibri" w:hAnsi="Calibri"/>
+                <w:color w:val="172B3A"/>
+                <w:sz w:val="18"/>
+                <w:szCs w:val="18"/>
+              </w:rPr>
+              <w:t xml:space="preserve">NetworkHD controller</w:t>
+            </w:r>
+          </w:p>
+        </w:tc>
+        <w:tc>
+          <w:tcPr>
+            <w:tcW w:type="dxa" w:w="600"/>
+            <w:tcMar>
+              <w:top w:type="dxa" w:w="80"/>
+              <w:left w:type="dxa" w:w="120"/>
+              <w:bottom w:type="dxa" w:w="80"/>
+              <w:right w:type="dxa" w:w="120"/>
+            </w:tcMar>
+          </w:tcPr>
+          <w:p>
+            <w:pPr>
+              <w:keepNext w:val="false"/>
+              <w:spacing w:after="0" w:line="260"/>
+            </w:pPr>
+            <w:r>
+              <w:rPr>
+                <w:rFonts w:ascii="Calibri" w:cs="Calibri" w:eastAsia="Calibri" w:hAnsi="Calibri"/>
+                <w:color w:val="172B3A"/>
+                <w:sz w:val="18"/>
+                <w:szCs w:val="18"/>
+              </w:rPr>
+              <w:t xml:space="preserve">1</w:t>
+            </w:r>
+          </w:p>
+        </w:tc>
+        <w:tc>
+          <w:tcPr>
+            <w:tcW w:type="dxa" w:w="2100"/>
+            <w:tcMar>
+              <w:top w:type="dxa" w:w="80"/>
+              <w:left w:type="dxa" w:w="120"/>
+              <w:bottom w:type="dxa" w:w="80"/>
+              <w:right w:type="dxa" w:w="120"/>
+            </w:tcMar>
+          </w:tcPr>
+          <w:p>
+            <w:pPr>
+              <w:keepNext w:val="false"/>
+              <w:spacing w:after="0" w:line="260"/>
+            </w:pPr>
+            <w:r>
+              <w:rPr>
+                <w:rFonts w:ascii="Calibri" w:cs="Calibri" w:eastAsia="Calibri" w:hAnsi="Calibri"/>
+                <w:color w:val="172B3A"/>
+                <w:sz w:val="18"/>
+                <w:szCs w:val="18"/>
+              </w:rPr>
+              <w:t xml:space="preserve">Required</w:t>
+            </w:r>
+          </w:p>
+        </w:tc>
+      </w:tr>
+    </w:tbl>
     <w:p>
       <w:pPr>
         <w:pStyle w:val="Heading1"/>
@@ -238,7 +1591,7 @@
           <w:sz w:val="32"/>
           <w:szCs w:val="32"/>
         </w:rPr>
-        <w:t xml:space="preserve">Market and Application Story</w:t>
+        <w:t xml:space="preserve">Solution Overview</w:t>
       </w:r>
     </w:p>
     <w:p>
@@ -253,7 +1606,7 @@
           <w:sz w:val="22"/>
           <w:szCs w:val="22"/>
         </w:rPr>
-        <w:t xml:space="preserve">The room supports controlled, resilient operational decision-making.</w:t>
+        <w:t xml:space="preserve">NetworkHD 600 resilient AV-over-IP fabric</w:t>
       </w:r>
     </w:p>
     <w:p>
@@ -271,7 +1624,39 @@
           <w:sz w:val="26"/>
           <w:szCs w:val="26"/>
         </w:rPr>
-        <w:t xml:space="preserve">Intended room experience</w:t>
+        <w:t xml:space="preserve">How the solution will work</w:t>
+      </w:r>
+    </w:p>
+    <w:p>
+      <w:pPr>
+        <w:spacing w:after="160" w:line="320"/>
+      </w:pPr>
+      <w:r>
+        <w:rPr>
+          <w:rFonts w:ascii="Calibri" w:cs="Calibri" w:eastAsia="Calibri" w:hAnsi="Calibri"/>
+          <w:color w:val="172B3A"/>
+          <w:sz w:val="22"/>
+          <w:szCs w:val="22"/>
+        </w:rPr>
+        <w:t xml:space="preserve">1. Operators select an approved source and route it to any display.</w:t>
+      </w:r>
+    </w:p>
+    <w:p>
+      <w:pPr>
+        <w:pStyle w:val="Heading2"/>
+        <w:keepNext/>
+        <w:spacing w:after="120" w:before="240"/>
+      </w:pPr>
+      <w:r>
+        <w:rPr>
+          <w:rFonts w:ascii="Calibri" w:cs="Calibri" w:eastAsia="Calibri" w:hAnsi="Calibri"/>
+          <w:b/>
+          <w:bCs/>
+          <w:color w:val="08223A"/>
+          <w:sz w:val="26"/>
+          <w:szCs w:val="26"/>
+        </w:rPr>
+        <w:t xml:space="preserve">What successful delivery looks like</w:t>
       </w:r>
     </w:p>
     <w:p>
@@ -290,7 +1675,40 @@
           <w:sz w:val="22"/>
           <w:szCs w:val="22"/>
         </w:rPr>
-        <w:t xml:space="preserve">Operators select an approved source and route it to any display.</w:t>
+        <w:t xml:space="preserve">Every approved source-to-display route passes functional testing.</w:t>
+      </w:r>
+    </w:p>
+    <w:p>
+      <w:pPr>
+        <w:pStyle w:val="Heading1"/>
+        <w:keepNext/>
+        <w:spacing w:after="200" w:before="360"/>
+      </w:pPr>
+      <w:r>
+        <w:rPr>
+          <w:rFonts w:ascii="Calibri" w:cs="Calibri" w:eastAsia="Calibri" w:hAnsi="Calibri"/>
+          <w:b/>
+          <w:bCs/>
+          <w:color w:val="2E74B5"/>
+          <w:sz w:val="32"/>
+          <w:szCs w:val="32"/>
+        </w:rPr>
+        <w:t xml:space="preserve">Market and Application Story</w:t>
+      </w:r>
+    </w:p>
+    <w:p>
+      <w:pPr>
+        <w:spacing w:after="160" w:line="320"/>
+        <w:jc w:val="both"/>
+      </w:pPr>
+      <w:r>
+        <w:rPr>
+          <w:rFonts w:ascii="Calibri" w:cs="Calibri" w:eastAsia="Calibri" w:hAnsi="Calibri"/>
+          <w:color w:val="172B3A"/>
+          <w:sz w:val="22"/>
+          <w:szCs w:val="22"/>
+        </w:rPr>
+        <w:t xml:space="preserve">The room supports controlled, resilient operational decision-making.</w:t>
       </w:r>
     </w:p>
     <w:p>
@@ -308,7 +1726,7 @@
           <w:sz w:val="26"/>
           <w:szCs w:val="26"/>
         </w:rPr>
-        <w:t xml:space="preserve">Business outcomes</w:t>
+        <w:t xml:space="preserve">Intended room experience</w:t>
       </w:r>
     </w:p>
     <w:p>
@@ -327,6 +1745,43 @@
           <w:sz w:val="22"/>
           <w:szCs w:val="22"/>
         </w:rPr>
+        <w:t xml:space="preserve">Operators select an approved source and route it to any display.</w:t>
+      </w:r>
+    </w:p>
+    <w:p>
+      <w:pPr>
+        <w:pStyle w:val="Heading2"/>
+        <w:keepNext/>
+        <w:spacing w:after="120" w:before="240"/>
+      </w:pPr>
+      <w:r>
+        <w:rPr>
+          <w:rFonts w:ascii="Calibri" w:cs="Calibri" w:eastAsia="Calibri" w:hAnsi="Calibri"/>
+          <w:b/>
+          <w:bCs/>
+          <w:color w:val="08223A"/>
+          <w:sz w:val="26"/>
+          <w:szCs w:val="26"/>
+        </w:rPr>
+        <w:t xml:space="preserve">Business outcomes</w:t>
+      </w:r>
+    </w:p>
+    <w:p>
+      <w:pPr>
+        <w:pStyle w:val="ListParagraph"/>
+        <w:numPr>
+          <w:ilvl w:val="0"/>
+          <w:numId w:val="2"/>
+        </w:numPr>
+        <w:spacing w:after="80" w:line="290"/>
+      </w:pPr>
+      <w:r>
+        <w:rPr>
+          <w:rFonts w:ascii="Calibri" w:cs="Calibri" w:eastAsia="Calibri" w:hAnsi="Calibri"/>
+          <w:color w:val="172B3A"/>
+          <w:sz w:val="22"/>
+          <w:szCs w:val="22"/>
+        </w:rPr>
         <w:t xml:space="preserve">Operational continuity: Operators retain controlled access to approved sources.</w:t>
       </w:r>
     </w:p>
@@ -393,7 +1848,7 @@
           <w:sz w:val="22"/>
           <w:szCs w:val="22"/>
         </w:rPr>
-        <w:t xml:space="preserve">The recommendation in this document is based on the discovery conversation below. Each row records the question asked, the closest governed answer, and the customer's own wording where captured. Rows marked "Confirmed with customer" were verified with the customer during discovery; rows marked "To be confirmed" are still open and must be verified before final design sign-off. Nothing here is presented as a settled fact that was not said during discovery.</w:t>
+        <w:t xml:space="preserve">Below is the conversation this proposal is based on: the question we asked, the answer we recorded, and your own words where we captured them. "Confirmed with customer" means we checked that point with you; "To be confirmed" means it is still open and will be settled before the design is signed off.</w:t>
       </w:r>
     </w:p>
     <w:p>
@@ -408,7 +1863,7 @@
           <w:sz w:val="18"/>
           <w:szCs w:val="18"/>
         </w:rPr>
-        <w:t xml:space="preserve">The "Capture confidence" column shows how strongly the customer's wording matched the closest governed answer: "High confidence" is a strong exact match, "Matched" is a curated-phrase match, and "Low confidence — verify before quote" is a partial match that must be re-verified with the customer before quoting. The number in brackets is the match score behind the tier.</w:t>
+        <w:t xml:space="preserve">"Capture confidence" shows how closely your own words matched the answer we recorded. High confidence is a close match. Matched is a close match to a standard phrase. Low confidence — verify before quote is a partial match we will check with you before quoting. The number in brackets is the match score.</w:t>
       </w:r>
     </w:p>
     <w:tbl>
@@ -433,6 +1888,7 @@
       </w:tblGrid>
       <w:tr>
         <w:trPr>
+          <w:cantSplit/>
           <w:tblHeader/>
         </w:trPr>
         <w:tc>
@@ -448,6 +1904,7 @@
           </w:tcPr>
           <w:p>
             <w:pPr>
+              <w:keepNext/>
               <w:spacing w:after="0" w:line="260"/>
             </w:pPr>
             <w:r>
@@ -476,6 +1933,7 @@
           </w:tcPr>
           <w:p>
             <w:pPr>
+              <w:keepNext/>
               <w:spacing w:after="0" w:line="260"/>
             </w:pPr>
             <w:r>
@@ -487,7 +1945,7 @@
                 <w:sz w:val="18"/>
                 <w:szCs w:val="18"/>
               </w:rPr>
-              <w:t xml:space="preserve">Governed answer</w:t>
+              <w:t xml:space="preserve">Answer we recorded</w:t>
             </w:r>
           </w:p>
         </w:tc>
@@ -504,6 +1962,7 @@
           </w:tcPr>
           <w:p>
             <w:pPr>
+              <w:keepNext/>
               <w:spacing w:after="0" w:line="260"/>
             </w:pPr>
             <w:r>
@@ -532,6 +1991,7 @@
           </w:tcPr>
           <w:p>
             <w:pPr>
+              <w:keepNext/>
               <w:spacing w:after="0" w:line="260"/>
             </w:pPr>
             <w:r>
@@ -560,6 +2020,7 @@
           </w:tcPr>
           <w:p>
             <w:pPr>
+              <w:keepNext/>
               <w:spacing w:after="0" w:line="260"/>
             </w:pPr>
             <w:r>
@@ -577,6 +2038,9 @@
         </w:tc>
       </w:tr>
       <w:tr>
+        <w:trPr>
+          <w:cantSplit/>
+        </w:trPr>
         <w:tc>
           <w:tcPr>
             <w:tcW w:type="dxa" w:w="2300"/>
@@ -589,6 +2053,7 @@
           </w:tcPr>
           <w:p>
             <w:pPr>
+              <w:keepNext w:val="false"/>
               <w:spacing w:after="0" w:line="260"/>
             </w:pPr>
             <w:r>
@@ -614,6 +2079,7 @@
           </w:tcPr>
           <w:p>
             <w:pPr>
+              <w:keepNext w:val="false"/>
               <w:spacing w:after="0" w:line="260"/>
             </w:pPr>
             <w:r>
@@ -639,6 +2105,7 @@
           </w:tcPr>
           <w:p>
             <w:pPr>
+              <w:keepNext w:val="false"/>
               <w:spacing w:after="0" w:line="260"/>
             </w:pPr>
             <w:r>
@@ -664,6 +2131,7 @@
           </w:tcPr>
           <w:p>
             <w:pPr>
+              <w:keepNext w:val="false"/>
               <w:spacing w:after="0" w:line="260"/>
             </w:pPr>
             <w:r>
@@ -689,6 +2157,7 @@
           </w:tcPr>
           <w:p>
             <w:pPr>
+              <w:keepNext w:val="false"/>
               <w:spacing w:after="0" w:line="260"/>
             </w:pPr>
             <w:r>
@@ -715,7 +2184,7 @@
           <w:sz w:val="18"/>
           <w:szCs w:val="18"/>
         </w:rPr>
-        <w:t xml:space="preserve">Where a row is a note-only capture, the answer was still open at the time of writing and must be confirmed before final design sign-off.</w:t>
+        <w:t xml:space="preserve">If a row has a note but no clear answer, that point was still open when this was written and will be confirmed before the design is signed off.</w:t>
       </w:r>
     </w:p>
     <w:p>
@@ -765,7 +2234,7 @@
           <w:sz w:val="32"/>
           <w:szCs w:val="32"/>
         </w:rPr>
-        <w:t xml:space="preserve">Requirement Understanding and Design Trace</w:t>
+        <w:t xml:space="preserve">What You Asked For and How We Designed It</w:t>
       </w:r>
     </w:p>
     <w:p>
@@ -779,7 +2248,7 @@
           <w:sz w:val="22"/>
           <w:szCs w:val="22"/>
         </w:rPr>
-        <w:t xml:space="preserve">A canonical design revision has not been compiled for this legacy proposal.</w:t>
+        <w:t xml:space="preserve">This proposal does not include a design trace. It was prepared before Wingman recorded one, so the design described above remains the basis of this proposal.</w:t>
       </w:r>
     </w:p>
     <w:p>
@@ -943,7 +2412,7 @@
           <w:sz w:val="22"/>
           <w:szCs w:val="22"/>
         </w:rPr>
-        <w:t xml:space="preserve">Product selection and proposal support based on the captured Discovery brief.</w:t>
+        <w:t xml:space="preserve">Product selection and proposal support based on what we discussed.</w:t>
       </w:r>
     </w:p>
     <w:p>
@@ -962,7 +2431,7 @@
           <w:sz w:val="22"/>
           <w:szCs w:val="22"/>
         </w:rPr>
-        <w:t xml:space="preserve">Customer-safe explanation of the recommended system architecture.</w:t>
+        <w:t xml:space="preserve">A plain explanation of how the recommended system works.</w:t>
       </w:r>
     </w:p>
     <w:p>
@@ -1151,6 +2620,765 @@
           <w:szCs w:val="22"/>
         </w:rPr>
         <w:t xml:space="preserve">Electrical, structural, containment and builder's work.</w:t>
+      </w:r>
+    </w:p>
+    <w:p>
+      <w:pPr>
+        <w:pStyle w:val="Heading1"/>
+        <w:keepNext/>
+        <w:spacing w:after="200" w:before="360"/>
+      </w:pPr>
+      <w:r>
+        <w:rPr>
+          <w:rFonts w:ascii="Calibri" w:cs="Calibri" w:eastAsia="Calibri" w:hAnsi="Calibri"/>
+          <w:b/>
+          <w:bCs/>
+          <w:color w:val="2E74B5"/>
+          <w:sz w:val="32"/>
+          <w:szCs w:val="32"/>
+        </w:rPr>
+        <w:t xml:space="preserve">Display Schedule</w:t>
+      </w:r>
+    </w:p>
+    <w:p>
+      <w:pPr>
+        <w:spacing w:after="160" w:line="320"/>
+        <w:jc w:val="both"/>
+      </w:pPr>
+      <w:r>
+        <w:rPr>
+          <w:rFonts w:ascii="Calibri" w:cs="Calibri" w:eastAsia="Calibri" w:hAnsi="Calibri"/>
+          <w:color w:val="172B3A"/>
+          <w:sz w:val="22"/>
+          <w:szCs w:val="22"/>
+        </w:rPr>
+        <w:t xml:space="preserve">4 displays in scope, each driven by one feed.</w:t>
+      </w:r>
+    </w:p>
+    <w:tbl>
+      <w:tblPr>
+        <w:tblW w:type="dxa" w:w="9360"/>
+        <w:tblBorders>
+          <w:top w:val="single" w:color="CBD5E1" w:sz="4"/>
+          <w:left w:val="single" w:color="CBD5E1" w:sz="4"/>
+          <w:bottom w:val="single" w:color="CBD5E1" w:sz="4"/>
+          <w:right w:val="single" w:color="CBD5E1" w:sz="4"/>
+          <w:insideH w:val="single" w:color="CBD5E1" w:sz="3"/>
+          <w:insideV w:val="single" w:color="CBD5E1" w:sz="3"/>
+        </w:tblBorders>
+        <w:tblLayout w:type="fixed"/>
+      </w:tblPr>
+      <w:tblGrid>
+        <w:gridCol w:w="2020"/>
+        <w:gridCol w:w="1683"/>
+        <w:gridCol w:w="1414"/>
+        <w:gridCol w:w="2087"/>
+        <w:gridCol w:w="2156"/>
+      </w:tblGrid>
+      <w:tr>
+        <w:trPr>
+          <w:cantSplit/>
+          <w:tblHeader/>
+        </w:trPr>
+        <w:tc>
+          <w:tcPr>
+            <w:tcW w:type="dxa" w:w="2020"/>
+            <w:shd w:fill="F4F6F9" w:val="clear"/>
+            <w:tcMar>
+              <w:top w:type="dxa" w:w="80"/>
+              <w:left w:type="dxa" w:w="120"/>
+              <w:bottom w:type="dxa" w:w="80"/>
+              <w:right w:type="dxa" w:w="120"/>
+            </w:tcMar>
+          </w:tcPr>
+          <w:p>
+            <w:pPr>
+              <w:keepNext/>
+              <w:spacing w:after="0" w:line="260"/>
+            </w:pPr>
+            <w:r>
+              <w:rPr>
+                <w:rFonts w:ascii="Calibri" w:cs="Calibri" w:eastAsia="Calibri" w:hAnsi="Calibri"/>
+                <w:b/>
+                <w:bCs/>
+                <w:color w:val="08223A"/>
+                <w:sz w:val="18"/>
+                <w:szCs w:val="18"/>
+              </w:rPr>
+              <w:t xml:space="preserve">Screen</w:t>
+            </w:r>
+          </w:p>
+        </w:tc>
+        <w:tc>
+          <w:tcPr>
+            <w:tcW w:type="dxa" w:w="1683"/>
+            <w:shd w:fill="F4F6F9" w:val="clear"/>
+            <w:tcMar>
+              <w:top w:type="dxa" w:w="80"/>
+              <w:left w:type="dxa" w:w="120"/>
+              <w:bottom w:type="dxa" w:w="80"/>
+              <w:right w:type="dxa" w:w="120"/>
+            </w:tcMar>
+          </w:tcPr>
+          <w:p>
+            <w:pPr>
+              <w:keepNext/>
+              <w:spacing w:after="0" w:line="260"/>
+            </w:pPr>
+            <w:r>
+              <w:rPr>
+                <w:rFonts w:ascii="Calibri" w:cs="Calibri" w:eastAsia="Calibri" w:hAnsi="Calibri"/>
+                <w:b/>
+                <w:bCs/>
+                <w:color w:val="08223A"/>
+                <w:sz w:val="18"/>
+                <w:szCs w:val="18"/>
+              </w:rPr>
+              <w:t xml:space="preserve">Resolution</w:t>
+            </w:r>
+          </w:p>
+        </w:tc>
+        <w:tc>
+          <w:tcPr>
+            <w:tcW w:type="dxa" w:w="1414"/>
+            <w:shd w:fill="F4F6F9" w:val="clear"/>
+            <w:tcMar>
+              <w:top w:type="dxa" w:w="80"/>
+              <w:left w:type="dxa" w:w="120"/>
+              <w:bottom w:type="dxa" w:w="80"/>
+              <w:right w:type="dxa" w:w="120"/>
+            </w:tcMar>
+          </w:tcPr>
+          <w:p>
+            <w:pPr>
+              <w:keepNext/>
+              <w:spacing w:after="0" w:line="260"/>
+            </w:pPr>
+            <w:r>
+              <w:rPr>
+                <w:rFonts w:ascii="Calibri" w:cs="Calibri" w:eastAsia="Calibri" w:hAnsi="Calibri"/>
+                <w:b/>
+                <w:bCs/>
+                <w:color w:val="08223A"/>
+                <w:sz w:val="18"/>
+                <w:szCs w:val="18"/>
+              </w:rPr>
+              <w:t xml:space="preserve">Feeds</w:t>
+            </w:r>
+          </w:p>
+        </w:tc>
+        <w:tc>
+          <w:tcPr>
+            <w:tcW w:type="dxa" w:w="2087"/>
+            <w:shd w:fill="F4F6F9" w:val="clear"/>
+            <w:tcMar>
+              <w:top w:type="dxa" w:w="80"/>
+              <w:left w:type="dxa" w:w="120"/>
+              <w:bottom w:type="dxa" w:w="80"/>
+              <w:right w:type="dxa" w:w="120"/>
+            </w:tcMar>
+          </w:tcPr>
+          <w:p>
+            <w:pPr>
+              <w:keepNext/>
+              <w:spacing w:after="0" w:line="260"/>
+            </w:pPr>
+            <w:r>
+              <w:rPr>
+                <w:rFonts w:ascii="Calibri" w:cs="Calibri" w:eastAsia="Calibri" w:hAnsi="Calibri"/>
+                <w:b/>
+                <w:bCs/>
+                <w:color w:val="08223A"/>
+                <w:sz w:val="18"/>
+                <w:szCs w:val="18"/>
+              </w:rPr>
+              <w:t xml:space="preserve">Scaling</w:t>
+            </w:r>
+          </w:p>
+        </w:tc>
+        <w:tc>
+          <w:tcPr>
+            <w:tcW w:type="dxa" w:w="2156"/>
+            <w:shd w:fill="F4F6F9" w:val="clear"/>
+            <w:tcMar>
+              <w:top w:type="dxa" w:w="80"/>
+              <w:left w:type="dxa" w:w="120"/>
+              <w:bottom w:type="dxa" w:w="80"/>
+              <w:right w:type="dxa" w:w="120"/>
+            </w:tcMar>
+          </w:tcPr>
+          <w:p>
+            <w:pPr>
+              <w:keepNext/>
+              <w:spacing w:after="0" w:line="260"/>
+            </w:pPr>
+            <w:r>
+              <w:rPr>
+                <w:rFonts w:ascii="Calibri" w:cs="Calibri" w:eastAsia="Calibri" w:hAnsi="Calibri"/>
+                <w:b/>
+                <w:bCs/>
+                <w:color w:val="08223A"/>
+                <w:sz w:val="18"/>
+                <w:szCs w:val="18"/>
+              </w:rPr>
+              <w:t xml:space="preserve">Notes</w:t>
+            </w:r>
+          </w:p>
+        </w:tc>
+      </w:tr>
+      <w:tr>
+        <w:trPr>
+          <w:cantSplit/>
+        </w:trPr>
+        <w:tc>
+          <w:tcPr>
+            <w:tcW w:type="dxa" w:w="2020"/>
+            <w:tcMar>
+              <w:top w:type="dxa" w:w="80"/>
+              <w:left w:type="dxa" w:w="120"/>
+              <w:bottom w:type="dxa" w:w="80"/>
+              <w:right w:type="dxa" w:w="120"/>
+            </w:tcMar>
+          </w:tcPr>
+          <w:p>
+            <w:pPr>
+              <w:keepNext w:val="false"/>
+              <w:spacing w:after="0" w:line="260"/>
+            </w:pPr>
+            <w:r>
+              <w:rPr>
+                <w:rFonts w:ascii="Calibri" w:cs="Calibri" w:eastAsia="Calibri" w:hAnsi="Calibri"/>
+                <w:color w:val="172B3A"/>
+                <w:sz w:val="18"/>
+                <w:szCs w:val="18"/>
+              </w:rPr>
+              <w:t xml:space="preserve">Display 1</w:t>
+            </w:r>
+          </w:p>
+        </w:tc>
+        <w:tc>
+          <w:tcPr>
+            <w:tcW w:type="dxa" w:w="1683"/>
+            <w:tcMar>
+              <w:top w:type="dxa" w:w="80"/>
+              <w:left w:type="dxa" w:w="120"/>
+              <w:bottom w:type="dxa" w:w="80"/>
+              <w:right w:type="dxa" w:w="120"/>
+            </w:tcMar>
+          </w:tcPr>
+          <w:p>
+            <w:pPr>
+              <w:keepNext w:val="false"/>
+              <w:spacing w:after="0" w:line="260"/>
+            </w:pPr>
+            <w:r>
+              <w:rPr>
+                <w:rFonts w:ascii="Calibri" w:cs="Calibri" w:eastAsia="Calibri" w:hAnsi="Calibri"/>
+                <w:color w:val="172B3A"/>
+                <w:sz w:val="18"/>
+                <w:szCs w:val="18"/>
+              </w:rPr>
+              <w:t xml:space="preserve">To confirm</w:t>
+            </w:r>
+          </w:p>
+        </w:tc>
+        <w:tc>
+          <w:tcPr>
+            <w:tcW w:type="dxa" w:w="1414"/>
+            <w:tcMar>
+              <w:top w:type="dxa" w:w="80"/>
+              <w:left w:type="dxa" w:w="120"/>
+              <w:bottom w:type="dxa" w:w="80"/>
+              <w:right w:type="dxa" w:w="120"/>
+            </w:tcMar>
+          </w:tcPr>
+          <w:p>
+            <w:pPr>
+              <w:keepNext w:val="false"/>
+              <w:spacing w:after="0" w:line="260"/>
+            </w:pPr>
+            <w:r>
+              <w:rPr>
+                <w:rFonts w:ascii="Calibri" w:cs="Calibri" w:eastAsia="Calibri" w:hAnsi="Calibri"/>
+                <w:color w:val="172B3A"/>
+                <w:sz w:val="18"/>
+                <w:szCs w:val="18"/>
+              </w:rPr>
+              <w:t xml:space="preserve">1</w:t>
+            </w:r>
+          </w:p>
+        </w:tc>
+        <w:tc>
+          <w:tcPr>
+            <w:tcW w:type="dxa" w:w="2087"/>
+            <w:tcMar>
+              <w:top w:type="dxa" w:w="80"/>
+              <w:left w:type="dxa" w:w="120"/>
+              <w:bottom w:type="dxa" w:w="80"/>
+              <w:right w:type="dxa" w:w="120"/>
+            </w:tcMar>
+          </w:tcPr>
+          <w:p>
+            <w:pPr>
+              <w:keepNext w:val="false"/>
+              <w:spacing w:after="0" w:line="260"/>
+            </w:pPr>
+            <w:r>
+              <w:rPr>
+                <w:rFonts w:ascii="Calibri" w:cs="Calibri" w:eastAsia="Calibri" w:hAnsi="Calibri"/>
+                <w:color w:val="172B3A"/>
+                <w:sz w:val="18"/>
+                <w:szCs w:val="18"/>
+              </w:rPr>
+              <w:t xml:space="preserve">Native 1:1, confirm at survey</w:t>
+            </w:r>
+          </w:p>
+        </w:tc>
+        <w:tc>
+          <w:tcPr>
+            <w:tcW w:type="dxa" w:w="2156"/>
+            <w:tcMar>
+              <w:top w:type="dxa" w:w="80"/>
+              <w:left w:type="dxa" w:w="120"/>
+              <w:bottom w:type="dxa" w:w="80"/>
+              <w:right w:type="dxa" w:w="120"/>
+            </w:tcMar>
+          </w:tcPr>
+          <w:p>
+            <w:pPr>
+              <w:keepNext w:val="false"/>
+              <w:spacing w:after="0" w:line="260"/>
+            </w:pPr>
+            <w:r>
+              <w:rPr>
+                <w:rFonts w:ascii="Calibri" w:cs="Calibri" w:eastAsia="Calibri" w:hAnsi="Calibri"/>
+                <w:color w:val="172B3A"/>
+                <w:sz w:val="18"/>
+                <w:szCs w:val="18"/>
+              </w:rPr>
+              <w:t xml:space="preserve">Operator displays</w:t>
+            </w:r>
+          </w:p>
+        </w:tc>
+      </w:tr>
+      <w:tr>
+        <w:trPr>
+          <w:cantSplit/>
+        </w:trPr>
+        <w:tc>
+          <w:tcPr>
+            <w:tcW w:type="dxa" w:w="2020"/>
+            <w:tcMar>
+              <w:top w:type="dxa" w:w="80"/>
+              <w:left w:type="dxa" w:w="120"/>
+              <w:bottom w:type="dxa" w:w="80"/>
+              <w:right w:type="dxa" w:w="120"/>
+            </w:tcMar>
+          </w:tcPr>
+          <w:p>
+            <w:pPr>
+              <w:keepNext w:val="false"/>
+              <w:spacing w:after="0" w:line="260"/>
+            </w:pPr>
+            <w:r>
+              <w:rPr>
+                <w:rFonts w:ascii="Calibri" w:cs="Calibri" w:eastAsia="Calibri" w:hAnsi="Calibri"/>
+                <w:color w:val="172B3A"/>
+                <w:sz w:val="18"/>
+                <w:szCs w:val="18"/>
+              </w:rPr>
+              <w:t xml:space="preserve">Display 2</w:t>
+            </w:r>
+          </w:p>
+        </w:tc>
+        <w:tc>
+          <w:tcPr>
+            <w:tcW w:type="dxa" w:w="1683"/>
+            <w:tcMar>
+              <w:top w:type="dxa" w:w="80"/>
+              <w:left w:type="dxa" w:w="120"/>
+              <w:bottom w:type="dxa" w:w="80"/>
+              <w:right w:type="dxa" w:w="120"/>
+            </w:tcMar>
+          </w:tcPr>
+          <w:p>
+            <w:pPr>
+              <w:keepNext w:val="false"/>
+              <w:spacing w:after="0" w:line="260"/>
+            </w:pPr>
+            <w:r>
+              <w:rPr>
+                <w:rFonts w:ascii="Calibri" w:cs="Calibri" w:eastAsia="Calibri" w:hAnsi="Calibri"/>
+                <w:color w:val="172B3A"/>
+                <w:sz w:val="18"/>
+                <w:szCs w:val="18"/>
+              </w:rPr>
+              <w:t xml:space="preserve">To confirm</w:t>
+            </w:r>
+          </w:p>
+        </w:tc>
+        <w:tc>
+          <w:tcPr>
+            <w:tcW w:type="dxa" w:w="1414"/>
+            <w:tcMar>
+              <w:top w:type="dxa" w:w="80"/>
+              <w:left w:type="dxa" w:w="120"/>
+              <w:bottom w:type="dxa" w:w="80"/>
+              <w:right w:type="dxa" w:w="120"/>
+            </w:tcMar>
+          </w:tcPr>
+          <w:p>
+            <w:pPr>
+              <w:keepNext w:val="false"/>
+              <w:spacing w:after="0" w:line="260"/>
+            </w:pPr>
+            <w:r>
+              <w:rPr>
+                <w:rFonts w:ascii="Calibri" w:cs="Calibri" w:eastAsia="Calibri" w:hAnsi="Calibri"/>
+                <w:color w:val="172B3A"/>
+                <w:sz w:val="18"/>
+                <w:szCs w:val="18"/>
+              </w:rPr>
+              <w:t xml:space="preserve">1</w:t>
+            </w:r>
+          </w:p>
+        </w:tc>
+        <w:tc>
+          <w:tcPr>
+            <w:tcW w:type="dxa" w:w="2087"/>
+            <w:tcMar>
+              <w:top w:type="dxa" w:w="80"/>
+              <w:left w:type="dxa" w:w="120"/>
+              <w:bottom w:type="dxa" w:w="80"/>
+              <w:right w:type="dxa" w:w="120"/>
+            </w:tcMar>
+          </w:tcPr>
+          <w:p>
+            <w:pPr>
+              <w:keepNext w:val="false"/>
+              <w:spacing w:after="0" w:line="260"/>
+            </w:pPr>
+            <w:r>
+              <w:rPr>
+                <w:rFonts w:ascii="Calibri" w:cs="Calibri" w:eastAsia="Calibri" w:hAnsi="Calibri"/>
+                <w:color w:val="172B3A"/>
+                <w:sz w:val="18"/>
+                <w:szCs w:val="18"/>
+              </w:rPr>
+              <w:t xml:space="preserve">Native 1:1, confirm at survey</w:t>
+            </w:r>
+          </w:p>
+        </w:tc>
+        <w:tc>
+          <w:tcPr>
+            <w:tcW w:type="dxa" w:w="2156"/>
+            <w:tcMar>
+              <w:top w:type="dxa" w:w="80"/>
+              <w:left w:type="dxa" w:w="120"/>
+              <w:bottom w:type="dxa" w:w="80"/>
+              <w:right w:type="dxa" w:w="120"/>
+            </w:tcMar>
+          </w:tcPr>
+          <w:p>
+            <w:pPr>
+              <w:keepNext w:val="false"/>
+              <w:spacing w:after="0" w:line="260"/>
+            </w:pPr>
+            <w:r>
+              <w:rPr>
+                <w:rFonts w:ascii="Calibri" w:cs="Calibri" w:eastAsia="Calibri" w:hAnsi="Calibri"/>
+                <w:color w:val="172B3A"/>
+                <w:sz w:val="18"/>
+                <w:szCs w:val="18"/>
+              </w:rPr>
+              <w:t xml:space="preserve"/>
+            </w:r>
+          </w:p>
+        </w:tc>
+      </w:tr>
+      <w:tr>
+        <w:trPr>
+          <w:cantSplit/>
+        </w:trPr>
+        <w:tc>
+          <w:tcPr>
+            <w:tcW w:type="dxa" w:w="2020"/>
+            <w:tcMar>
+              <w:top w:type="dxa" w:w="80"/>
+              <w:left w:type="dxa" w:w="120"/>
+              <w:bottom w:type="dxa" w:w="80"/>
+              <w:right w:type="dxa" w:w="120"/>
+            </w:tcMar>
+          </w:tcPr>
+          <w:p>
+            <w:pPr>
+              <w:keepNext w:val="false"/>
+              <w:spacing w:after="0" w:line="260"/>
+            </w:pPr>
+            <w:r>
+              <w:rPr>
+                <w:rFonts w:ascii="Calibri" w:cs="Calibri" w:eastAsia="Calibri" w:hAnsi="Calibri"/>
+                <w:color w:val="172B3A"/>
+                <w:sz w:val="18"/>
+                <w:szCs w:val="18"/>
+              </w:rPr>
+              <w:t xml:space="preserve">Display 3</w:t>
+            </w:r>
+          </w:p>
+        </w:tc>
+        <w:tc>
+          <w:tcPr>
+            <w:tcW w:type="dxa" w:w="1683"/>
+            <w:tcMar>
+              <w:top w:type="dxa" w:w="80"/>
+              <w:left w:type="dxa" w:w="120"/>
+              <w:bottom w:type="dxa" w:w="80"/>
+              <w:right w:type="dxa" w:w="120"/>
+            </w:tcMar>
+          </w:tcPr>
+          <w:p>
+            <w:pPr>
+              <w:keepNext w:val="false"/>
+              <w:spacing w:after="0" w:line="260"/>
+            </w:pPr>
+            <w:r>
+              <w:rPr>
+                <w:rFonts w:ascii="Calibri" w:cs="Calibri" w:eastAsia="Calibri" w:hAnsi="Calibri"/>
+                <w:color w:val="172B3A"/>
+                <w:sz w:val="18"/>
+                <w:szCs w:val="18"/>
+              </w:rPr>
+              <w:t xml:space="preserve">To confirm</w:t>
+            </w:r>
+          </w:p>
+        </w:tc>
+        <w:tc>
+          <w:tcPr>
+            <w:tcW w:type="dxa" w:w="1414"/>
+            <w:tcMar>
+              <w:top w:type="dxa" w:w="80"/>
+              <w:left w:type="dxa" w:w="120"/>
+              <w:bottom w:type="dxa" w:w="80"/>
+              <w:right w:type="dxa" w:w="120"/>
+            </w:tcMar>
+          </w:tcPr>
+          <w:p>
+            <w:pPr>
+              <w:keepNext w:val="false"/>
+              <w:spacing w:after="0" w:line="260"/>
+            </w:pPr>
+            <w:r>
+              <w:rPr>
+                <w:rFonts w:ascii="Calibri" w:cs="Calibri" w:eastAsia="Calibri" w:hAnsi="Calibri"/>
+                <w:color w:val="172B3A"/>
+                <w:sz w:val="18"/>
+                <w:szCs w:val="18"/>
+              </w:rPr>
+              <w:t xml:space="preserve">1</w:t>
+            </w:r>
+          </w:p>
+        </w:tc>
+        <w:tc>
+          <w:tcPr>
+            <w:tcW w:type="dxa" w:w="2087"/>
+            <w:tcMar>
+              <w:top w:type="dxa" w:w="80"/>
+              <w:left w:type="dxa" w:w="120"/>
+              <w:bottom w:type="dxa" w:w="80"/>
+              <w:right w:type="dxa" w:w="120"/>
+            </w:tcMar>
+          </w:tcPr>
+          <w:p>
+            <w:pPr>
+              <w:keepNext w:val="false"/>
+              <w:spacing w:after="0" w:line="260"/>
+            </w:pPr>
+            <w:r>
+              <w:rPr>
+                <w:rFonts w:ascii="Calibri" w:cs="Calibri" w:eastAsia="Calibri" w:hAnsi="Calibri"/>
+                <w:color w:val="172B3A"/>
+                <w:sz w:val="18"/>
+                <w:szCs w:val="18"/>
+              </w:rPr>
+              <w:t xml:space="preserve">Native 1:1, confirm at survey</w:t>
+            </w:r>
+          </w:p>
+        </w:tc>
+        <w:tc>
+          <w:tcPr>
+            <w:tcW w:type="dxa" w:w="2156"/>
+            <w:tcMar>
+              <w:top w:type="dxa" w:w="80"/>
+              <w:left w:type="dxa" w:w="120"/>
+              <w:bottom w:type="dxa" w:w="80"/>
+              <w:right w:type="dxa" w:w="120"/>
+            </w:tcMar>
+          </w:tcPr>
+          <w:p>
+            <w:pPr>
+              <w:keepNext w:val="false"/>
+              <w:spacing w:after="0" w:line="260"/>
+            </w:pPr>
+            <w:r>
+              <w:rPr>
+                <w:rFonts w:ascii="Calibri" w:cs="Calibri" w:eastAsia="Calibri" w:hAnsi="Calibri"/>
+                <w:color w:val="172B3A"/>
+                <w:sz w:val="18"/>
+                <w:szCs w:val="18"/>
+              </w:rPr>
+              <w:t xml:space="preserve"/>
+            </w:r>
+          </w:p>
+        </w:tc>
+      </w:tr>
+      <w:tr>
+        <w:trPr>
+          <w:cantSplit/>
+        </w:trPr>
+        <w:tc>
+          <w:tcPr>
+            <w:tcW w:type="dxa" w:w="2020"/>
+            <w:tcMar>
+              <w:top w:type="dxa" w:w="80"/>
+              <w:left w:type="dxa" w:w="120"/>
+              <w:bottom w:type="dxa" w:w="80"/>
+              <w:right w:type="dxa" w:w="120"/>
+            </w:tcMar>
+          </w:tcPr>
+          <w:p>
+            <w:pPr>
+              <w:keepNext w:val="false"/>
+              <w:spacing w:after="0" w:line="260"/>
+            </w:pPr>
+            <w:r>
+              <w:rPr>
+                <w:rFonts w:ascii="Calibri" w:cs="Calibri" w:eastAsia="Calibri" w:hAnsi="Calibri"/>
+                <w:color w:val="172B3A"/>
+                <w:sz w:val="18"/>
+                <w:szCs w:val="18"/>
+              </w:rPr>
+              <w:t xml:space="preserve">Display 4</w:t>
+            </w:r>
+          </w:p>
+        </w:tc>
+        <w:tc>
+          <w:tcPr>
+            <w:tcW w:type="dxa" w:w="1683"/>
+            <w:tcMar>
+              <w:top w:type="dxa" w:w="80"/>
+              <w:left w:type="dxa" w:w="120"/>
+              <w:bottom w:type="dxa" w:w="80"/>
+              <w:right w:type="dxa" w:w="120"/>
+            </w:tcMar>
+          </w:tcPr>
+          <w:p>
+            <w:pPr>
+              <w:keepNext w:val="false"/>
+              <w:spacing w:after="0" w:line="260"/>
+            </w:pPr>
+            <w:r>
+              <w:rPr>
+                <w:rFonts w:ascii="Calibri" w:cs="Calibri" w:eastAsia="Calibri" w:hAnsi="Calibri"/>
+                <w:color w:val="172B3A"/>
+                <w:sz w:val="18"/>
+                <w:szCs w:val="18"/>
+              </w:rPr>
+              <w:t xml:space="preserve">To confirm</w:t>
+            </w:r>
+          </w:p>
+        </w:tc>
+        <w:tc>
+          <w:tcPr>
+            <w:tcW w:type="dxa" w:w="1414"/>
+            <w:tcMar>
+              <w:top w:type="dxa" w:w="80"/>
+              <w:left w:type="dxa" w:w="120"/>
+              <w:bottom w:type="dxa" w:w="80"/>
+              <w:right w:type="dxa" w:w="120"/>
+            </w:tcMar>
+          </w:tcPr>
+          <w:p>
+            <w:pPr>
+              <w:keepNext w:val="false"/>
+              <w:spacing w:after="0" w:line="260"/>
+            </w:pPr>
+            <w:r>
+              <w:rPr>
+                <w:rFonts w:ascii="Calibri" w:cs="Calibri" w:eastAsia="Calibri" w:hAnsi="Calibri"/>
+                <w:color w:val="172B3A"/>
+                <w:sz w:val="18"/>
+                <w:szCs w:val="18"/>
+              </w:rPr>
+              <w:t xml:space="preserve">1</w:t>
+            </w:r>
+          </w:p>
+        </w:tc>
+        <w:tc>
+          <w:tcPr>
+            <w:tcW w:type="dxa" w:w="2087"/>
+            <w:tcMar>
+              <w:top w:type="dxa" w:w="80"/>
+              <w:left w:type="dxa" w:w="120"/>
+              <w:bottom w:type="dxa" w:w="80"/>
+              <w:right w:type="dxa" w:w="120"/>
+            </w:tcMar>
+          </w:tcPr>
+          <w:p>
+            <w:pPr>
+              <w:keepNext w:val="false"/>
+              <w:spacing w:after="0" w:line="260"/>
+            </w:pPr>
+            <w:r>
+              <w:rPr>
+                <w:rFonts w:ascii="Calibri" w:cs="Calibri" w:eastAsia="Calibri" w:hAnsi="Calibri"/>
+                <w:color w:val="172B3A"/>
+                <w:sz w:val="18"/>
+                <w:szCs w:val="18"/>
+              </w:rPr>
+              <w:t xml:space="preserve">Native 1:1, confirm at survey</w:t>
+            </w:r>
+          </w:p>
+        </w:tc>
+        <w:tc>
+          <w:tcPr>
+            <w:tcW w:type="dxa" w:w="2156"/>
+            <w:tcMar>
+              <w:top w:type="dxa" w:w="80"/>
+              <w:left w:type="dxa" w:w="120"/>
+              <w:bottom w:type="dxa" w:w="80"/>
+              <w:right w:type="dxa" w:w="120"/>
+            </w:tcMar>
+          </w:tcPr>
+          <w:p>
+            <w:pPr>
+              <w:keepNext w:val="false"/>
+              <w:spacing w:after="0" w:line="260"/>
+            </w:pPr>
+            <w:r>
+              <w:rPr>
+                <w:rFonts w:ascii="Calibri" w:cs="Calibri" w:eastAsia="Calibri" w:hAnsi="Calibri"/>
+                <w:color w:val="172B3A"/>
+                <w:sz w:val="18"/>
+                <w:szCs w:val="18"/>
+              </w:rPr>
+              <w:t xml:space="preserve"/>
+            </w:r>
+          </w:p>
+        </w:tc>
+      </w:tr>
+    </w:tbl>
+    <w:p>
+      <w:pPr>
+        <w:spacing w:after="160" w:line="320"/>
+      </w:pPr>
+      <w:r>
+        <w:rPr>
+          <w:rFonts w:ascii="Calibri" w:cs="Calibri" w:eastAsia="Calibri" w:hAnsi="Calibri"/>
+          <w:color w:val="5E7280"/>
+          <w:sz w:val="18"/>
+          <w:szCs w:val="18"/>
+        </w:rPr>
+        <w:t xml:space="preserve">Basis: Native resolution, feed count and scaling are confirmed when the display models are recorded.</w:t>
       </w:r>
     </w:p>
     <w:p>
@@ -1210,6 +3438,7 @@
       </w:tblGrid>
       <w:tr>
         <w:trPr>
+          <w:cantSplit/>
           <w:tblHeader/>
         </w:trPr>
         <w:tc>
@@ -1225,6 +3454,7 @@
           </w:tcPr>
           <w:p>
             <w:pPr>
+              <w:keepNext/>
               <w:spacing w:after="0" w:line="260"/>
             </w:pPr>
             <w:r>
@@ -1253,6 +3483,7 @@
           </w:tcPr>
           <w:p>
             <w:pPr>
+              <w:keepNext/>
               <w:spacing w:after="0" w:line="260"/>
             </w:pPr>
             <w:r>
@@ -1281,6 +3512,7 @@
           </w:tcPr>
           <w:p>
             <w:pPr>
+              <w:keepNext/>
               <w:spacing w:after="0" w:line="260"/>
             </w:pPr>
             <w:r>
@@ -1309,6 +3541,7 @@
           </w:tcPr>
           <w:p>
             <w:pPr>
+              <w:keepNext/>
               <w:spacing w:after="0" w:line="260"/>
             </w:pPr>
             <w:r>
@@ -1337,6 +3570,7 @@
           </w:tcPr>
           <w:p>
             <w:pPr>
+              <w:keepNext/>
               <w:spacing w:after="0" w:line="260"/>
             </w:pPr>
             <w:r>
@@ -1365,6 +3599,7 @@
           </w:tcPr>
           <w:p>
             <w:pPr>
+              <w:keepNext/>
               <w:spacing w:after="0" w:line="260"/>
             </w:pPr>
             <w:r>
@@ -1382,6 +3617,9 @@
         </w:tc>
       </w:tr>
       <w:tr>
+        <w:trPr>
+          <w:cantSplit/>
+        </w:trPr>
         <w:tc>
           <w:tcPr>
             <w:tcW w:type="dxa" w:w="1500"/>
@@ -1394,6 +3632,7 @@
           </w:tcPr>
           <w:p>
             <w:pPr>
+              <w:keepNext w:val="false"/>
               <w:spacing w:after="0" w:line="260"/>
             </w:pPr>
             <w:r>
@@ -1419,6 +3658,7 @@
           </w:tcPr>
           <w:p>
             <w:pPr>
+              <w:keepNext w:val="false"/>
               <w:spacing w:after="0" w:line="260"/>
             </w:pPr>
             <w:r>
@@ -1444,6 +3684,7 @@
           </w:tcPr>
           <w:p>
             <w:pPr>
+              <w:keepNext w:val="false"/>
               <w:spacing w:after="0" w:line="260"/>
               <w:jc w:val="right"/>
             </w:pPr>
@@ -1470,6 +3711,7 @@
           </w:tcPr>
           <w:p>
             <w:pPr>
+              <w:keepNext w:val="false"/>
               <w:spacing w:after="0" w:line="260"/>
               <w:jc w:val="right"/>
             </w:pPr>
@@ -1496,6 +3738,7 @@
           </w:tcPr>
           <w:p>
             <w:pPr>
+              <w:keepNext w:val="false"/>
               <w:spacing w:after="0" w:line="260"/>
               <w:jc w:val="right"/>
             </w:pPr>
@@ -1522,6 +3765,7 @@
           </w:tcPr>
           <w:p>
             <w:pPr>
+              <w:keepNext w:val="false"/>
               <w:spacing w:after="0" w:line="260"/>
             </w:pPr>
             <w:r>
@@ -1537,6 +3781,9 @@
         </w:tc>
       </w:tr>
       <w:tr>
+        <w:trPr>
+          <w:cantSplit/>
+        </w:trPr>
         <w:tc>
           <w:tcPr>
             <w:tcW w:type="dxa" w:w="1500"/>
@@ -1549,6 +3796,7 @@
           </w:tcPr>
           <w:p>
             <w:pPr>
+              <w:keepNext w:val="false"/>
               <w:spacing w:after="0" w:line="260"/>
             </w:pPr>
             <w:r>
@@ -1574,6 +3822,7 @@
           </w:tcPr>
           <w:p>
             <w:pPr>
+              <w:keepNext w:val="false"/>
               <w:spacing w:after="0" w:line="260"/>
             </w:pPr>
             <w:r>
@@ -1599,6 +3848,7 @@
           </w:tcPr>
           <w:p>
             <w:pPr>
+              <w:keepNext w:val="false"/>
               <w:spacing w:after="0" w:line="260"/>
               <w:jc w:val="right"/>
             </w:pPr>
@@ -1625,6 +3875,7 @@
           </w:tcPr>
           <w:p>
             <w:pPr>
+              <w:keepNext w:val="false"/>
               <w:spacing w:after="0" w:line="260"/>
               <w:jc w:val="right"/>
             </w:pPr>
@@ -1651,6 +3902,7 @@
           </w:tcPr>
           <w:p>
             <w:pPr>
+              <w:keepNext w:val="false"/>
               <w:spacing w:after="0" w:line="260"/>
               <w:jc w:val="right"/>
             </w:pPr>
@@ -1677,6 +3929,7 @@
           </w:tcPr>
           <w:p>
             <w:pPr>
+              <w:keepNext w:val="false"/>
               <w:spacing w:after="0" w:line="260"/>
             </w:pPr>
             <w:r>
@@ -1692,6 +3945,9 @@
         </w:tc>
       </w:tr>
       <w:tr>
+        <w:trPr>
+          <w:cantSplit/>
+        </w:trPr>
         <w:tc>
           <w:tcPr>
             <w:tcW w:type="dxa" w:w="1500"/>
@@ -1704,6 +3960,7 @@
           </w:tcPr>
           <w:p>
             <w:pPr>
+              <w:keepNext w:val="false"/>
               <w:spacing w:after="0" w:line="260"/>
             </w:pPr>
             <w:r>
@@ -1729,6 +3986,7 @@
           </w:tcPr>
           <w:p>
             <w:pPr>
+              <w:keepNext w:val="false"/>
               <w:spacing w:after="0" w:line="260"/>
             </w:pPr>
             <w:r>
@@ -1754,6 +4012,7 @@
           </w:tcPr>
           <w:p>
             <w:pPr>
+              <w:keepNext w:val="false"/>
               <w:spacing w:after="0" w:line="260"/>
               <w:jc w:val="right"/>
             </w:pPr>
@@ -1780,6 +4039,7 @@
           </w:tcPr>
           <w:p>
             <w:pPr>
+              <w:keepNext w:val="false"/>
               <w:spacing w:after="0" w:line="260"/>
               <w:jc w:val="right"/>
             </w:pPr>
@@ -1806,6 +4066,7 @@
           </w:tcPr>
           <w:p>
             <w:pPr>
+              <w:keepNext w:val="false"/>
               <w:spacing w:after="0" w:line="260"/>
               <w:jc w:val="right"/>
             </w:pPr>
@@ -1832,6 +4093,7 @@
           </w:tcPr>
           <w:p>
             <w:pPr>
+              <w:keepNext w:val="false"/>
               <w:spacing w:after="0" w:line="260"/>
             </w:pPr>
             <w:r>
@@ -1847,6 +4109,9 @@
         </w:tc>
       </w:tr>
       <w:tr>
+        <w:trPr>
+          <w:cantSplit/>
+        </w:trPr>
         <w:tc>
           <w:tcPr>
             <w:tcW w:type="dxa" w:w="4850"/>
@@ -1860,6 +4125,7 @@
           </w:tcPr>
           <w:p>
             <w:pPr>
+              <w:keepNext/>
               <w:spacing w:after="0" w:line="260"/>
             </w:pPr>
             <w:r>
@@ -1888,6 +4154,7 @@
           </w:tcPr>
           <w:p>
             <w:pPr>
+              <w:keepNext/>
               <w:spacing w:after="0" w:line="260"/>
               <w:jc w:val="right"/>
             </w:pPr>
@@ -1917,6 +4184,7 @@
           </w:tcPr>
           <w:p>
             <w:pPr>
+              <w:keepNext/>
               <w:spacing w:after="0" w:line="260"/>
             </w:pPr>
             <w:r>
@@ -1986,6 +4254,7 @@
       </w:tblGrid>
       <w:tr>
         <w:trPr>
+          <w:cantSplit/>
           <w:tblHeader/>
         </w:trPr>
         <w:tc>
@@ -2001,6 +4270,7 @@
           </w:tcPr>
           <w:p>
             <w:pPr>
+              <w:keepNext/>
               <w:spacing w:after="0" w:line="260"/>
             </w:pPr>
             <w:r>
@@ -2029,6 +4299,7 @@
           </w:tcPr>
           <w:p>
             <w:pPr>
+              <w:keepNext/>
               <w:spacing w:after="0" w:line="260"/>
             </w:pPr>
             <w:r>
@@ -2057,6 +4328,7 @@
           </w:tcPr>
           <w:p>
             <w:pPr>
+              <w:keepNext/>
               <w:spacing w:after="0" w:line="260"/>
             </w:pPr>
             <w:r>
@@ -2074,6 +4346,9 @@
         </w:tc>
       </w:tr>
       <w:tr>
+        <w:trPr>
+          <w:cantSplit/>
+        </w:trPr>
         <w:tc>
           <w:tcPr>
             <w:tcW w:type="dxa" w:w="3900"/>
@@ -2086,6 +4361,7 @@
           </w:tcPr>
           <w:p>
             <w:pPr>
+              <w:keepNext w:val="false"/>
               <w:spacing w:after="0" w:line="260"/>
             </w:pPr>
             <w:r>
@@ -2111,6 +4387,7 @@
           </w:tcPr>
           <w:p>
             <w:pPr>
+              <w:keepNext w:val="false"/>
               <w:spacing w:after="0" w:line="260"/>
             </w:pPr>
             <w:r>
@@ -2136,6 +4413,7 @@
           </w:tcPr>
           <w:p>
             <w:pPr>
+              <w:keepNext w:val="false"/>
               <w:spacing w:after="0" w:line="260"/>
             </w:pPr>
             <w:r>
@@ -2151,6 +4429,9 @@
         </w:tc>
       </w:tr>
       <w:tr>
+        <w:trPr>
+          <w:cantSplit/>
+        </w:trPr>
         <w:tc>
           <w:tcPr>
             <w:tcW w:type="dxa" w:w="3900"/>
@@ -2163,6 +4444,7 @@
           </w:tcPr>
           <w:p>
             <w:pPr>
+              <w:keepNext w:val="false"/>
               <w:spacing w:after="0" w:line="260"/>
             </w:pPr>
             <w:r>
@@ -2188,6 +4470,7 @@
           </w:tcPr>
           <w:p>
             <w:pPr>
+              <w:keepNext w:val="false"/>
               <w:spacing w:after="0" w:line="260"/>
             </w:pPr>
             <w:r>
@@ -2213,6 +4496,7 @@
           </w:tcPr>
           <w:p>
             <w:pPr>
+              <w:keepNext w:val="false"/>
               <w:spacing w:after="0" w:line="260"/>
             </w:pPr>
             <w:r>
@@ -2228,6 +4512,9 @@
         </w:tc>
       </w:tr>
       <w:tr>
+        <w:trPr>
+          <w:cantSplit/>
+        </w:trPr>
         <w:tc>
           <w:tcPr>
             <w:tcW w:type="dxa" w:w="3900"/>
@@ -2240,6 +4527,7 @@
           </w:tcPr>
           <w:p>
             <w:pPr>
+              <w:keepNext w:val="false"/>
               <w:spacing w:after="0" w:line="260"/>
             </w:pPr>
             <w:r>
@@ -2265,6 +4553,7 @@
           </w:tcPr>
           <w:p>
             <w:pPr>
+              <w:keepNext w:val="false"/>
               <w:spacing w:after="0" w:line="260"/>
             </w:pPr>
             <w:r>
@@ -2290,6 +4579,7 @@
           </w:tcPr>
           <w:p>
             <w:pPr>
+              <w:keepNext w:val="false"/>
               <w:spacing w:after="0" w:line="260"/>
             </w:pPr>
             <w:r>
@@ -2305,6 +4595,9 @@
         </w:tc>
       </w:tr>
       <w:tr>
+        <w:trPr>
+          <w:cantSplit/>
+        </w:trPr>
         <w:tc>
           <w:tcPr>
             <w:tcW w:type="dxa" w:w="3900"/>
@@ -2317,6 +4610,7 @@
           </w:tcPr>
           <w:p>
             <w:pPr>
+              <w:keepNext w:val="false"/>
               <w:spacing w:after="0" w:line="260"/>
             </w:pPr>
             <w:r>
@@ -2342,6 +4636,7 @@
           </w:tcPr>
           <w:p>
             <w:pPr>
+              <w:keepNext w:val="false"/>
               <w:spacing w:after="0" w:line="260"/>
             </w:pPr>
             <w:r>
@@ -2367,6 +4662,7 @@
           </w:tcPr>
           <w:p>
             <w:pPr>
+              <w:keepNext w:val="false"/>
               <w:spacing w:after="0" w:line="260"/>
             </w:pPr>
             <w:r>
@@ -2382,6 +4678,9 @@
         </w:tc>
       </w:tr>
       <w:tr>
+        <w:trPr>
+          <w:cantSplit/>
+        </w:trPr>
         <w:tc>
           <w:tcPr>
             <w:tcW w:type="dxa" w:w="3900"/>
@@ -2394,6 +4693,7 @@
           </w:tcPr>
           <w:p>
             <w:pPr>
+              <w:keepNext w:val="false"/>
               <w:spacing w:after="0" w:line="260"/>
             </w:pPr>
             <w:r>
@@ -2419,6 +4719,7 @@
           </w:tcPr>
           <w:p>
             <w:pPr>
+              <w:keepNext w:val="false"/>
               <w:spacing w:after="0" w:line="260"/>
             </w:pPr>
             <w:r>
@@ -2444,6 +4745,7 @@
           </w:tcPr>
           <w:p>
             <w:pPr>
+              <w:keepNext w:val="false"/>
               <w:spacing w:after="0" w:line="260"/>
             </w:pPr>
             <w:r>
@@ -2488,7 +4790,7 @@
           <w:sz w:val="22"/>
           <w:szCs w:val="22"/>
         </w:rPr>
-        <w:t xml:space="preserve">The following items complete the wider solution. Unfilled entries are open design decisions, not supplied equipment or agreed services. Replace each [complete] with the agreed detail or mark it not applicable / excluded.</w:t>
+        <w:t xml:space="preserve">The items below complete the wider solution. Each one is still open: none of it is equipment or work included in this proposal, and we will agree the owner, detail and commercial treatment with you before it is issued.</w:t>
       </w:r>
     </w:p>
     <w:p>
@@ -2507,121 +4809,7 @@
           <w:sz w:val="22"/>
           <w:szCs w:val="22"/>
         </w:rPr>
-        <w:t xml:space="preserve">Displays / projection | Model, size, location and mounting: [complete] | Supplier / owner: [complete]</w:t>
-      </w:r>
-    </w:p>
-    <w:p>
-      <w:pPr>
-        <w:pStyle w:val="ListParagraph"/>
-        <w:numPr>
-          <w:ilvl w:val="0"/>
-          <w:numId w:val="2"/>
-        </w:numPr>
-        <w:spacing w:after="80" w:line="290"/>
-      </w:pPr>
-      <w:r>
-        <w:rPr>
-          <w:rFonts w:ascii="Calibri" w:cs="Calibri" w:eastAsia="Calibri" w:hAnsi="Calibri"/>
-          <w:color w:val="172B3A"/>
-          <w:sz w:val="22"/>
-          <w:szCs w:val="22"/>
-        </w:rPr>
-        <w:t xml:space="preserve">Sources and conferencing | Source devices, meeting platform and USB host: [complete] | Supplier / owner: [complete]</w:t>
-      </w:r>
-    </w:p>
-    <w:p>
-      <w:pPr>
-        <w:pStyle w:val="ListParagraph"/>
-        <w:numPr>
-          <w:ilvl w:val="0"/>
-          <w:numId w:val="2"/>
-        </w:numPr>
-        <w:spacing w:after="80" w:line="290"/>
-      </w:pPr>
-      <w:r>
-        <w:rPr>
-          <w:rFonts w:ascii="Calibri" w:cs="Calibri" w:eastAsia="Calibri" w:hAnsi="Calibri"/>
-          <w:color w:val="172B3A"/>
-          <w:sz w:val="22"/>
-          <w:szCs w:val="22"/>
-        </w:rPr>
-        <w:t xml:space="preserve">Audio | Microphones, loudspeakers, DSP and acoustic requirements: [complete] | Supplier / owner: [complete]</w:t>
-      </w:r>
-    </w:p>
-    <w:p>
-      <w:pPr>
-        <w:pStyle w:val="ListParagraph"/>
-        <w:numPr>
-          <w:ilvl w:val="0"/>
-          <w:numId w:val="2"/>
-        </w:numPr>
-        <w:spacing w:after="80" w:line="290"/>
-      </w:pPr>
-      <w:r>
-        <w:rPr>
-          <w:rFonts w:ascii="Calibri" w:cs="Calibri" w:eastAsia="Calibri" w:hAnsi="Calibri"/>
-          <w:color w:val="172B3A"/>
-          <w:sz w:val="22"/>
-          <w:szCs w:val="22"/>
-        </w:rPr>
-        <w:t xml:space="preserve">Network | Switches, port capacity, PoE budget, VLANs and IT approval: [complete] | Supplier / owner: [complete]</w:t>
-      </w:r>
-    </w:p>
-    <w:p>
-      <w:pPr>
-        <w:pStyle w:val="ListParagraph"/>
-        <w:numPr>
-          <w:ilvl w:val="0"/>
-          <w:numId w:val="2"/>
-        </w:numPr>
-        <w:spacing w:after="80" w:line="290"/>
-      </w:pPr>
-      <w:r>
-        <w:rPr>
-          <w:rFonts w:ascii="Calibri" w:cs="Calibri" w:eastAsia="Calibri" w:hAnsi="Calibri"/>
-          <w:color w:val="172B3A"/>
-          <w:sz w:val="22"/>
-          <w:szCs w:val="22"/>
-        </w:rPr>
-        <w:t xml:space="preserve">Control | User interface, named room modes and programming: [complete] | Supplier / owner: [complete]</w:t>
-      </w:r>
-    </w:p>
-    <w:p>
-      <w:pPr>
-        <w:pStyle w:val="ListParagraph"/>
-        <w:numPr>
-          <w:ilvl w:val="0"/>
-          <w:numId w:val="2"/>
-        </w:numPr>
-        <w:spacing w:after="80" w:line="290"/>
-      </w:pPr>
-      <w:r>
-        <w:rPr>
-          <w:rFonts w:ascii="Calibri" w:cs="Calibri" w:eastAsia="Calibri" w:hAnsi="Calibri"/>
-          <w:color w:val="172B3A"/>
-          <w:sz w:val="22"/>
-          <w:szCs w:val="22"/>
-        </w:rPr>
-        <w:t xml:space="preserve">Site infrastructure | Cable routes / distances, rack, ventilation, power and containment: [complete] | Supplier / owner: [complete]</w:t>
-      </w:r>
-    </w:p>
-    <w:p>
-      <w:pPr>
-        <w:pStyle w:val="ListParagraph"/>
-        <w:numPr>
-          <w:ilvl w:val="0"/>
-          <w:numId w:val="2"/>
-        </w:numPr>
-        <w:spacing w:after="80" w:line="290"/>
-      </w:pPr>
-      <w:r>
-        <w:rPr>
-          <w:rFonts w:ascii="Calibri" w:cs="Calibri" w:eastAsia="Calibri" w:hAnsi="Calibri"/>
-          <w:color w:val="172B3A"/>
-          <w:sz w:val="22"/>
-          <w:szCs w:val="22"/>
-        </w:rPr>
-        <w:t xml:space="preserve">Delivery and acceptance | Installation, training, support, acceptance tests and dates: [complete] | Supplier / owner: [complete]</w:t>
+        <w:t xml:space="preserve">Displays | Operator displays — Confirm size and mounting. | Qty 4 | Responsibility: Integrator | Scope status: allowance</w:t>
       </w:r>
     </w:p>
     <w:p>
@@ -2654,7 +4842,7 @@
           <w:sz w:val="22"/>
           <w:szCs w:val="22"/>
         </w:rPr>
-        <w:t xml:space="preserve">WyreStorm forms part of the complete AV solution. The following equipment and delivery disciplines must be designed, owned and commercially completed before customer issue. TBC cells are deliberately editable allowances, not included prices.</w:t>
+        <w:t xml:space="preserve">WyreStorm is one part of the complete AV solution. The equipment and delivery tasks below still need an owner and a price before we can issue a final quotation. A TBC in this table is an allowance to be agreed, not a price included in the total.</w:t>
       </w:r>
     </w:p>
     <w:tbl>
@@ -2679,6 +4867,7 @@
       </w:tblGrid>
       <w:tr>
         <w:trPr>
+          <w:cantSplit/>
           <w:tblHeader/>
         </w:trPr>
         <w:tc>
@@ -2694,6 +4883,7 @@
           </w:tcPr>
           <w:p>
             <w:pPr>
+              <w:keepNext/>
               <w:spacing w:after="0" w:line="260"/>
             </w:pPr>
             <w:r>
@@ -2722,6 +4912,7 @@
           </w:tcPr>
           <w:p>
             <w:pPr>
+              <w:keepNext/>
               <w:spacing w:after="0" w:line="260"/>
             </w:pPr>
             <w:r>
@@ -2750,6 +4941,7 @@
           </w:tcPr>
           <w:p>
             <w:pPr>
+              <w:keepNext/>
               <w:spacing w:after="0" w:line="260"/>
             </w:pPr>
             <w:r>
@@ -2778,6 +4970,7 @@
           </w:tcPr>
           <w:p>
             <w:pPr>
+              <w:keepNext/>
               <w:spacing w:after="0" w:line="260"/>
             </w:pPr>
             <w:r>
@@ -2806,6 +4999,7 @@
           </w:tcPr>
           <w:p>
             <w:pPr>
+              <w:keepNext/>
               <w:spacing w:after="0" w:line="260"/>
             </w:pPr>
             <w:r>
@@ -2823,6 +5017,9 @@
         </w:tc>
       </w:tr>
       <w:tr>
+        <w:trPr>
+          <w:cantSplit/>
+        </w:trPr>
         <w:tc>
           <w:tcPr>
             <w:tcW w:type="dxa" w:w="1550"/>
@@ -2835,16 +5032,17 @@
           </w:tcPr>
           <w:p>
             <w:pPr>
-              <w:spacing w:after="0" w:line="260"/>
-            </w:pPr>
-            <w:r>
-              <w:rPr>
-                <w:rFonts w:ascii="Calibri" w:cs="Calibri" w:eastAsia="Calibri" w:hAnsi="Calibri"/>
-                <w:color w:val="172B3A"/>
-                <w:sz w:val="18"/>
-                <w:szCs w:val="18"/>
-              </w:rPr>
-              <w:t xml:space="preserve">Third-party scope</w:t>
+              <w:keepNext w:val="false"/>
+              <w:spacing w:after="0" w:line="260"/>
+            </w:pPr>
+            <w:r>
+              <w:rPr>
+                <w:rFonts w:ascii="Calibri" w:cs="Calibri" w:eastAsia="Calibri" w:hAnsi="Calibri"/>
+                <w:color w:val="172B3A"/>
+                <w:sz w:val="18"/>
+                <w:szCs w:val="18"/>
+              </w:rPr>
+              <w:t xml:space="preserve">Displays</w:t>
             </w:r>
           </w:p>
         </w:tc>
@@ -2860,16 +5058,17 @@
           </w:tcPr>
           <w:p>
             <w:pPr>
-              <w:spacing w:after="0" w:line="260"/>
-            </w:pPr>
-            <w:r>
-              <w:rPr>
-                <w:rFonts w:ascii="Calibri" w:cs="Calibri" w:eastAsia="Calibri" w:hAnsi="Calibri"/>
-                <w:color w:val="172B3A"/>
-                <w:sz w:val="18"/>
-                <w:szCs w:val="18"/>
-              </w:rPr>
-              <w:t xml:space="preserve">Confirm all non-WyreStorm equipment and delivery services.</w:t>
+              <w:keepNext w:val="false"/>
+              <w:spacing w:after="0" w:line="260"/>
+            </w:pPr>
+            <w:r>
+              <w:rPr>
+                <w:rFonts w:ascii="Calibri" w:cs="Calibri" w:eastAsia="Calibri" w:hAnsi="Calibri"/>
+                <w:color w:val="172B3A"/>
+                <w:sz w:val="18"/>
+                <w:szCs w:val="18"/>
+              </w:rPr>
+              <w:t xml:space="preserve">Operator displays — Confirm size and mounting. — Scope status: allowance</w:t>
             </w:r>
           </w:p>
         </w:tc>
@@ -2885,6 +5084,7 @@
           </w:tcPr>
           <w:p>
             <w:pPr>
+              <w:keepNext w:val="false"/>
               <w:spacing w:after="0" w:line="260"/>
               <w:jc w:val="right"/>
             </w:pPr>
@@ -2895,7 +5095,7 @@
                 <w:sz w:val="18"/>
                 <w:szCs w:val="18"/>
               </w:rPr>
-              <w:t xml:space="preserve">1</w:t>
+              <w:t xml:space="preserve">4</w:t>
             </w:r>
           </w:p>
         </w:tc>
@@ -2911,16 +5111,17 @@
           </w:tcPr>
           <w:p>
             <w:pPr>
-              <w:spacing w:after="0" w:line="260"/>
-            </w:pPr>
-            <w:r>
-              <w:rPr>
-                <w:rFonts w:ascii="Calibri" w:cs="Calibri" w:eastAsia="Calibri" w:hAnsi="Calibri"/>
-                <w:color w:val="172B3A"/>
-                <w:sz w:val="18"/>
-                <w:szCs w:val="18"/>
-              </w:rPr>
-              <w:t xml:space="preserve">Integrator / customer</w:t>
+              <w:keepNext w:val="false"/>
+              <w:spacing w:after="0" w:line="260"/>
+            </w:pPr>
+            <w:r>
+              <w:rPr>
+                <w:rFonts w:ascii="Calibri" w:cs="Calibri" w:eastAsia="Calibri" w:hAnsi="Calibri"/>
+                <w:color w:val="172B3A"/>
+                <w:sz w:val="18"/>
+                <w:szCs w:val="18"/>
+              </w:rPr>
+              <w:t xml:space="preserve">Integrator</w:t>
             </w:r>
           </w:p>
         </w:tc>
@@ -2936,6 +5137,7 @@
           </w:tcPr>
           <w:p>
             <w:pPr>
+              <w:keepNext w:val="false"/>
               <w:spacing w:after="0" w:line="260"/>
             </w:pPr>
             <w:r>
@@ -3017,6 +5219,7 @@
       </w:tblGrid>
       <w:tr>
         <w:trPr>
+          <w:cantSplit/>
           <w:tblHeader/>
         </w:trPr>
         <w:tc>
@@ -3032,6 +5235,7 @@
           </w:tcPr>
           <w:p>
             <w:pPr>
+              <w:keepNext/>
               <w:spacing w:after="0" w:line="260"/>
             </w:pPr>
             <w:r>
@@ -3060,6 +5264,7 @@
           </w:tcPr>
           <w:p>
             <w:pPr>
+              <w:keepNext/>
               <w:spacing w:after="0" w:line="260"/>
             </w:pPr>
             <w:r>
@@ -3077,6 +5282,9 @@
         </w:tc>
       </w:tr>
       <w:tr>
+        <w:trPr>
+          <w:cantSplit/>
+        </w:trPr>
         <w:tc>
           <w:tcPr>
             <w:tcW w:type="dxa" w:w="1250"/>
@@ -3089,6 +5297,7 @@
           </w:tcPr>
           <w:p>
             <w:pPr>
+              <w:keepNext w:val="false"/>
               <w:spacing w:after="0" w:line="260"/>
               <w:jc w:val="center"/>
             </w:pPr>
@@ -3117,6 +5326,7 @@
           </w:tcPr>
           <w:p>
             <w:pPr>
+              <w:keepNext w:val="false"/>
               <w:spacing w:after="0" w:line="260"/>
             </w:pPr>
             <w:r>
@@ -3132,6 +5342,9 @@
         </w:tc>
       </w:tr>
       <w:tr>
+        <w:trPr>
+          <w:cantSplit/>
+        </w:trPr>
         <w:tc>
           <w:tcPr>
             <w:tcW w:type="dxa" w:w="1250"/>
@@ -3144,6 +5357,7 @@
           </w:tcPr>
           <w:p>
             <w:pPr>
+              <w:keepNext w:val="false"/>
               <w:spacing w:after="0" w:line="260"/>
               <w:jc w:val="center"/>
             </w:pPr>
@@ -3172,6 +5386,7 @@
           </w:tcPr>
           <w:p>
             <w:pPr>
+              <w:keepNext w:val="false"/>
               <w:spacing w:after="0" w:line="260"/>
             </w:pPr>
             <w:r>
@@ -3187,6 +5402,9 @@
         </w:tc>
       </w:tr>
       <w:tr>
+        <w:trPr>
+          <w:cantSplit/>
+        </w:trPr>
         <w:tc>
           <w:tcPr>
             <w:tcW w:type="dxa" w:w="1250"/>
@@ -3199,6 +5417,7 @@
           </w:tcPr>
           <w:p>
             <w:pPr>
+              <w:keepNext w:val="false"/>
               <w:spacing w:after="0" w:line="260"/>
               <w:jc w:val="center"/>
             </w:pPr>
@@ -3227,6 +5446,7 @@
           </w:tcPr>
           <w:p>
             <w:pPr>
+              <w:keepNext w:val="false"/>
               <w:spacing w:after="0" w:line="260"/>
             </w:pPr>
             <w:r>
@@ -3242,6 +5462,9 @@
         </w:tc>
       </w:tr>
       <w:tr>
+        <w:trPr>
+          <w:cantSplit/>
+        </w:trPr>
         <w:tc>
           <w:tcPr>
             <w:tcW w:type="dxa" w:w="1250"/>
@@ -3254,6 +5477,7 @@
           </w:tcPr>
           <w:p>
             <w:pPr>
+              <w:keepNext w:val="false"/>
               <w:spacing w:after="0" w:line="260"/>
               <w:jc w:val="center"/>
             </w:pPr>
@@ -3282,6 +5506,7 @@
           </w:tcPr>
           <w:p>
             <w:pPr>
+              <w:keepNext w:val="false"/>
               <w:spacing w:after="0" w:line="260"/>
             </w:pPr>
             <w:r>
@@ -3297,6 +5522,9 @@
         </w:tc>
       </w:tr>
       <w:tr>
+        <w:trPr>
+          <w:cantSplit/>
+        </w:trPr>
         <w:tc>
           <w:tcPr>
             <w:tcW w:type="dxa" w:w="1250"/>
@@ -3309,6 +5537,7 @@
           </w:tcPr>
           <w:p>
             <w:pPr>
+              <w:keepNext w:val="false"/>
               <w:spacing w:after="0" w:line="260"/>
               <w:jc w:val="center"/>
             </w:pPr>
@@ -3337,6 +5566,7 @@
           </w:tcPr>
           <w:p>
             <w:pPr>
+              <w:keepNext w:val="false"/>
               <w:spacing w:after="0" w:line="260"/>
             </w:pPr>
             <w:r>
@@ -3382,7 +5612,7 @@
           <w:sz w:val="22"/>
           <w:szCs w:val="22"/>
         </w:rPr>
-        <w:t xml:space="preserve">The cable schedule below lists every connection in the recommended system, derived from the native topology-aware schematic engine. Each row shows the transport type, maximum cable length, connector format, and validation status. 0 of 14 runs are confirmed from governed product data; 14 require site confirmation; 0 are not yet confirmed.</w:t>
+        <w:t xml:space="preserve">The cable schedule below lists every connection in the system, built from the equipment schedule. Each row gives the cable type, maximum length, connectors and what still needs checking. 0 of 14 runs are confirmed from WyreStorm product data; 14 need checking on site; 0 are not confirmed yet.</w:t>
       </w:r>
     </w:p>
     <w:tbl>
@@ -3408,6 +5638,7 @@
       </w:tblGrid>
       <w:tr>
         <w:trPr>
+          <w:cantSplit/>
           <w:tblHeader/>
         </w:trPr>
         <w:tc>
@@ -3423,6 +5654,7 @@
           </w:tcPr>
           <w:p>
             <w:pPr>
+              <w:keepNext/>
               <w:spacing w:after="0" w:line="260"/>
             </w:pPr>
             <w:r>
@@ -3451,6 +5683,7 @@
           </w:tcPr>
           <w:p>
             <w:pPr>
+              <w:keepNext/>
               <w:spacing w:after="0" w:line="260"/>
             </w:pPr>
             <w:r>
@@ -3479,6 +5712,7 @@
           </w:tcPr>
           <w:p>
             <w:pPr>
+              <w:keepNext/>
               <w:spacing w:after="0" w:line="260"/>
             </w:pPr>
             <w:r>
@@ -3507,6 +5741,7 @@
           </w:tcPr>
           <w:p>
             <w:pPr>
+              <w:keepNext/>
               <w:spacing w:after="0" w:line="260"/>
             </w:pPr>
             <w:r>
@@ -3535,6 +5770,7 @@
           </w:tcPr>
           <w:p>
             <w:pPr>
+              <w:keepNext/>
               <w:spacing w:after="0" w:line="260"/>
             </w:pPr>
             <w:r>
@@ -3563,6 +5799,7 @@
           </w:tcPr>
           <w:p>
             <w:pPr>
+              <w:keepNext/>
               <w:spacing w:after="0" w:line="260"/>
             </w:pPr>
             <w:r>
@@ -3580,6 +5817,9 @@
         </w:tc>
       </w:tr>
       <w:tr>
+        <w:trPr>
+          <w:cantSplit/>
+        </w:trPr>
         <w:tc>
           <w:tcPr>
             <w:tcW w:type="dxa" w:w="2000"/>
@@ -3592,6 +5832,7 @@
           </w:tcPr>
           <w:p>
             <w:pPr>
+              <w:keepNext w:val="false"/>
               <w:spacing w:after="0" w:line="260"/>
             </w:pPr>
             <w:r>
@@ -3619,6 +5860,7 @@
           </w:tcPr>
           <w:p>
             <w:pPr>
+              <w:keepNext w:val="false"/>
               <w:spacing w:after="0" w:line="260"/>
             </w:pPr>
             <w:r>
@@ -3644,6 +5886,7 @@
           </w:tcPr>
           <w:p>
             <w:pPr>
+              <w:keepNext w:val="false"/>
               <w:spacing w:after="0" w:line="260"/>
             </w:pPr>
             <w:r>
@@ -3669,6 +5912,7 @@
           </w:tcPr>
           <w:p>
             <w:pPr>
+              <w:keepNext w:val="false"/>
               <w:spacing w:after="0" w:line="260"/>
             </w:pPr>
             <w:r>
@@ -3694,6 +5938,7 @@
           </w:tcPr>
           <w:p>
             <w:pPr>
+              <w:keepNext w:val="false"/>
               <w:spacing w:after="0" w:line="260"/>
             </w:pPr>
             <w:r>
@@ -3719,6 +5964,7 @@
           </w:tcPr>
           <w:p>
             <w:pPr>
+              <w:keepNext w:val="false"/>
               <w:spacing w:after="0" w:line="260"/>
             </w:pPr>
             <w:r>
@@ -3734,6 +5980,9 @@
         </w:tc>
       </w:tr>
       <w:tr>
+        <w:trPr>
+          <w:cantSplit/>
+        </w:trPr>
         <w:tc>
           <w:tcPr>
             <w:tcW w:type="dxa" w:w="2000"/>
@@ -3746,6 +5995,7 @@
           </w:tcPr>
           <w:p>
             <w:pPr>
+              <w:keepNext w:val="false"/>
               <w:spacing w:after="0" w:line="260"/>
             </w:pPr>
             <w:r>
@@ -3773,6 +6023,7 @@
           </w:tcPr>
           <w:p>
             <w:pPr>
+              <w:keepNext w:val="false"/>
               <w:spacing w:after="0" w:line="260"/>
             </w:pPr>
             <w:r>
@@ -3798,6 +6049,7 @@
           </w:tcPr>
           <w:p>
             <w:pPr>
+              <w:keepNext w:val="false"/>
               <w:spacing w:after="0" w:line="260"/>
             </w:pPr>
             <w:r>
@@ -3823,6 +6075,7 @@
           </w:tcPr>
           <w:p>
             <w:pPr>
+              <w:keepNext w:val="false"/>
               <w:spacing w:after="0" w:line="260"/>
             </w:pPr>
             <w:r>
@@ -3848,6 +6101,7 @@
           </w:tcPr>
           <w:p>
             <w:pPr>
+              <w:keepNext w:val="false"/>
               <w:spacing w:after="0" w:line="260"/>
             </w:pPr>
             <w:r>
@@ -3873,6 +6127,7 @@
           </w:tcPr>
           <w:p>
             <w:pPr>
+              <w:keepNext w:val="false"/>
               <w:spacing w:after="0" w:line="260"/>
             </w:pPr>
             <w:r>
@@ -3888,6 +6143,9 @@
         </w:tc>
       </w:tr>
       <w:tr>
+        <w:trPr>
+          <w:cantSplit/>
+        </w:trPr>
         <w:tc>
           <w:tcPr>
             <w:tcW w:type="dxa" w:w="2000"/>
@@ -3900,6 +6158,7 @@
           </w:tcPr>
           <w:p>
             <w:pPr>
+              <w:keepNext w:val="false"/>
               <w:spacing w:after="0" w:line="260"/>
             </w:pPr>
             <w:r>
@@ -3927,6 +6186,7 @@
           </w:tcPr>
           <w:p>
             <w:pPr>
+              <w:keepNext w:val="false"/>
               <w:spacing w:after="0" w:line="260"/>
             </w:pPr>
             <w:r>
@@ -3952,6 +6212,7 @@
           </w:tcPr>
           <w:p>
             <w:pPr>
+              <w:keepNext w:val="false"/>
               <w:spacing w:after="0" w:line="260"/>
             </w:pPr>
             <w:r>
@@ -3977,6 +6238,7 @@
           </w:tcPr>
           <w:p>
             <w:pPr>
+              <w:keepNext w:val="false"/>
               <w:spacing w:after="0" w:line="260"/>
             </w:pPr>
             <w:r>
@@ -4002,6 +6264,7 @@
           </w:tcPr>
           <w:p>
             <w:pPr>
+              <w:keepNext w:val="false"/>
               <w:spacing w:after="0" w:line="260"/>
             </w:pPr>
             <w:r>
@@ -4027,6 +6290,7 @@
           </w:tcPr>
           <w:p>
             <w:pPr>
+              <w:keepNext w:val="false"/>
               <w:spacing w:after="0" w:line="260"/>
             </w:pPr>
             <w:r>
@@ -4042,6 +6306,9 @@
         </w:tc>
       </w:tr>
       <w:tr>
+        <w:trPr>
+          <w:cantSplit/>
+        </w:trPr>
         <w:tc>
           <w:tcPr>
             <w:tcW w:type="dxa" w:w="2000"/>
@@ -4054,6 +6321,7 @@
           </w:tcPr>
           <w:p>
             <w:pPr>
+              <w:keepNext w:val="false"/>
               <w:spacing w:after="0" w:line="260"/>
             </w:pPr>
             <w:r>
@@ -4081,6 +6349,7 @@
           </w:tcPr>
           <w:p>
             <w:pPr>
+              <w:keepNext w:val="false"/>
               <w:spacing w:after="0" w:line="260"/>
             </w:pPr>
             <w:r>
@@ -4106,6 +6375,7 @@
           </w:tcPr>
           <w:p>
             <w:pPr>
+              <w:keepNext w:val="false"/>
               <w:spacing w:after="0" w:line="260"/>
             </w:pPr>
             <w:r>
@@ -4131,6 +6401,7 @@
           </w:tcPr>
           <w:p>
             <w:pPr>
+              <w:keepNext w:val="false"/>
               <w:spacing w:after="0" w:line="260"/>
             </w:pPr>
             <w:r>
@@ -4156,6 +6427,7 @@
           </w:tcPr>
           <w:p>
             <w:pPr>
+              <w:keepNext w:val="false"/>
               <w:spacing w:after="0" w:line="260"/>
             </w:pPr>
             <w:r>
@@ -4181,6 +6453,7 @@
           </w:tcPr>
           <w:p>
             <w:pPr>
+              <w:keepNext w:val="false"/>
               <w:spacing w:after="0" w:line="260"/>
             </w:pPr>
             <w:r>
@@ -4196,6 +6469,9 @@
         </w:tc>
       </w:tr>
       <w:tr>
+        <w:trPr>
+          <w:cantSplit/>
+        </w:trPr>
         <w:tc>
           <w:tcPr>
             <w:tcW w:type="dxa" w:w="2000"/>
@@ -4208,6 +6484,7 @@
           </w:tcPr>
           <w:p>
             <w:pPr>
+              <w:keepNext w:val="false"/>
               <w:spacing w:after="0" w:line="260"/>
             </w:pPr>
             <w:r>
@@ -4235,6 +6512,7 @@
           </w:tcPr>
           <w:p>
             <w:pPr>
+              <w:keepNext w:val="false"/>
               <w:spacing w:after="0" w:line="260"/>
             </w:pPr>
             <w:r>
@@ -4260,6 +6538,7 @@
           </w:tcPr>
           <w:p>
             <w:pPr>
+              <w:keepNext w:val="false"/>
               <w:spacing w:after="0" w:line="260"/>
             </w:pPr>
             <w:r>
@@ -4285,6 +6564,7 @@
           </w:tcPr>
           <w:p>
             <w:pPr>
+              <w:keepNext w:val="false"/>
               <w:spacing w:after="0" w:line="260"/>
             </w:pPr>
             <w:r>
@@ -4310,6 +6590,7 @@
           </w:tcPr>
           <w:p>
             <w:pPr>
+              <w:keepNext w:val="false"/>
               <w:spacing w:after="0" w:line="260"/>
             </w:pPr>
             <w:r>
@@ -4335,6 +6616,7 @@
           </w:tcPr>
           <w:p>
             <w:pPr>
+              <w:keepNext w:val="false"/>
               <w:spacing w:after="0" w:line="260"/>
             </w:pPr>
             <w:r>
@@ -4350,6 +6632,9 @@
         </w:tc>
       </w:tr>
       <w:tr>
+        <w:trPr>
+          <w:cantSplit/>
+        </w:trPr>
         <w:tc>
           <w:tcPr>
             <w:tcW w:type="dxa" w:w="2000"/>
@@ -4362,6 +6647,7 @@
           </w:tcPr>
           <w:p>
             <w:pPr>
+              <w:keepNext w:val="false"/>
               <w:spacing w:after="0" w:line="260"/>
             </w:pPr>
             <w:r>
@@ -4389,6 +6675,7 @@
           </w:tcPr>
           <w:p>
             <w:pPr>
+              <w:keepNext w:val="false"/>
               <w:spacing w:after="0" w:line="260"/>
             </w:pPr>
             <w:r>
@@ -4414,6 +6701,7 @@
           </w:tcPr>
           <w:p>
             <w:pPr>
+              <w:keepNext w:val="false"/>
               <w:spacing w:after="0" w:line="260"/>
             </w:pPr>
             <w:r>
@@ -4439,6 +6727,7 @@
           </w:tcPr>
           <w:p>
             <w:pPr>
+              <w:keepNext w:val="false"/>
               <w:spacing w:after="0" w:line="260"/>
             </w:pPr>
             <w:r>
@@ -4464,6 +6753,7 @@
           </w:tcPr>
           <w:p>
             <w:pPr>
+              <w:keepNext w:val="false"/>
               <w:spacing w:after="0" w:line="260"/>
             </w:pPr>
             <w:r>
@@ -4489,6 +6779,7 @@
           </w:tcPr>
           <w:p>
             <w:pPr>
+              <w:keepNext w:val="false"/>
               <w:spacing w:after="0" w:line="260"/>
             </w:pPr>
             <w:r>
@@ -4504,6 +6795,9 @@
         </w:tc>
       </w:tr>
       <w:tr>
+        <w:trPr>
+          <w:cantSplit/>
+        </w:trPr>
         <w:tc>
           <w:tcPr>
             <w:tcW w:type="dxa" w:w="2000"/>
@@ -4516,6 +6810,7 @@
           </w:tcPr>
           <w:p>
             <w:pPr>
+              <w:keepNext w:val="false"/>
               <w:spacing w:after="0" w:line="260"/>
             </w:pPr>
             <w:r>
@@ -4543,6 +6838,7 @@
           </w:tcPr>
           <w:p>
             <w:pPr>
+              <w:keepNext w:val="false"/>
               <w:spacing w:after="0" w:line="260"/>
             </w:pPr>
             <w:r>
@@ -4568,6 +6864,7 @@
           </w:tcPr>
           <w:p>
             <w:pPr>
+              <w:keepNext w:val="false"/>
               <w:spacing w:after="0" w:line="260"/>
             </w:pPr>
             <w:r>
@@ -4593,6 +6890,7 @@
           </w:tcPr>
           <w:p>
             <w:pPr>
+              <w:keepNext w:val="false"/>
               <w:spacing w:after="0" w:line="260"/>
             </w:pPr>
             <w:r>
@@ -4618,6 +6916,7 @@
           </w:tcPr>
           <w:p>
             <w:pPr>
+              <w:keepNext w:val="false"/>
               <w:spacing w:after="0" w:line="260"/>
             </w:pPr>
             <w:r>
@@ -4643,6 +6942,7 @@
           </w:tcPr>
           <w:p>
             <w:pPr>
+              <w:keepNext w:val="false"/>
               <w:spacing w:after="0" w:line="260"/>
             </w:pPr>
             <w:r>
@@ -4658,6 +6958,9 @@
         </w:tc>
       </w:tr>
       <w:tr>
+        <w:trPr>
+          <w:cantSplit/>
+        </w:trPr>
         <w:tc>
           <w:tcPr>
             <w:tcW w:type="dxa" w:w="2000"/>
@@ -4670,6 +6973,7 @@
           </w:tcPr>
           <w:p>
             <w:pPr>
+              <w:keepNext w:val="false"/>
               <w:spacing w:after="0" w:line="260"/>
             </w:pPr>
             <w:r>
@@ -4697,6 +7001,7 @@
           </w:tcPr>
           <w:p>
             <w:pPr>
+              <w:keepNext w:val="false"/>
               <w:spacing w:after="0" w:line="260"/>
             </w:pPr>
             <w:r>
@@ -4722,6 +7027,7 @@
           </w:tcPr>
           <w:p>
             <w:pPr>
+              <w:keepNext w:val="false"/>
               <w:spacing w:after="0" w:line="260"/>
             </w:pPr>
             <w:r>
@@ -4747,6 +7053,7 @@
           </w:tcPr>
           <w:p>
             <w:pPr>
+              <w:keepNext w:val="false"/>
               <w:spacing w:after="0" w:line="260"/>
             </w:pPr>
             <w:r>
@@ -4772,6 +7079,7 @@
           </w:tcPr>
           <w:p>
             <w:pPr>
+              <w:keepNext w:val="false"/>
               <w:spacing w:after="0" w:line="260"/>
             </w:pPr>
             <w:r>
@@ -4797,6 +7105,7 @@
           </w:tcPr>
           <w:p>
             <w:pPr>
+              <w:keepNext w:val="false"/>
               <w:spacing w:after="0" w:line="260"/>
             </w:pPr>
             <w:r>
@@ -4812,6 +7121,9 @@
         </w:tc>
       </w:tr>
       <w:tr>
+        <w:trPr>
+          <w:cantSplit/>
+        </w:trPr>
         <w:tc>
           <w:tcPr>
             <w:tcW w:type="dxa" w:w="2000"/>
@@ -4824,6 +7136,7 @@
           </w:tcPr>
           <w:p>
             <w:pPr>
+              <w:keepNext w:val="false"/>
               <w:spacing w:after="0" w:line="260"/>
             </w:pPr>
             <w:r>
@@ -4851,6 +7164,7 @@
           </w:tcPr>
           <w:p>
             <w:pPr>
+              <w:keepNext w:val="false"/>
               <w:spacing w:after="0" w:line="260"/>
             </w:pPr>
             <w:r>
@@ -4876,6 +7190,7 @@
           </w:tcPr>
           <w:p>
             <w:pPr>
+              <w:keepNext w:val="false"/>
               <w:spacing w:after="0" w:line="260"/>
             </w:pPr>
             <w:r>
@@ -4901,6 +7216,7 @@
           </w:tcPr>
           <w:p>
             <w:pPr>
+              <w:keepNext w:val="false"/>
               <w:spacing w:after="0" w:line="260"/>
             </w:pPr>
             <w:r>
@@ -4926,6 +7242,7 @@
           </w:tcPr>
           <w:p>
             <w:pPr>
+              <w:keepNext w:val="false"/>
               <w:spacing w:after="0" w:line="260"/>
             </w:pPr>
             <w:r>
@@ -4951,6 +7268,7 @@
           </w:tcPr>
           <w:p>
             <w:pPr>
+              <w:keepNext w:val="false"/>
               <w:spacing w:after="0" w:line="260"/>
             </w:pPr>
             <w:r>
@@ -4966,6 +7284,9 @@
         </w:tc>
       </w:tr>
       <w:tr>
+        <w:trPr>
+          <w:cantSplit/>
+        </w:trPr>
         <w:tc>
           <w:tcPr>
             <w:tcW w:type="dxa" w:w="2000"/>
@@ -4978,6 +7299,7 @@
           </w:tcPr>
           <w:p>
             <w:pPr>
+              <w:keepNext w:val="false"/>
               <w:spacing w:after="0" w:line="260"/>
             </w:pPr>
             <w:r>
@@ -5005,6 +7327,7 @@
           </w:tcPr>
           <w:p>
             <w:pPr>
+              <w:keepNext w:val="false"/>
               <w:spacing w:after="0" w:line="260"/>
             </w:pPr>
             <w:r>
@@ -5030,6 +7353,7 @@
           </w:tcPr>
           <w:p>
             <w:pPr>
+              <w:keepNext w:val="false"/>
               <w:spacing w:after="0" w:line="260"/>
             </w:pPr>
             <w:r>
@@ -5055,6 +7379,7 @@
           </w:tcPr>
           <w:p>
             <w:pPr>
+              <w:keepNext w:val="false"/>
               <w:spacing w:after="0" w:line="260"/>
             </w:pPr>
             <w:r>
@@ -5080,6 +7405,7 @@
           </w:tcPr>
           <w:p>
             <w:pPr>
+              <w:keepNext w:val="false"/>
               <w:spacing w:after="0" w:line="260"/>
             </w:pPr>
             <w:r>
@@ -5105,6 +7431,7 @@
           </w:tcPr>
           <w:p>
             <w:pPr>
+              <w:keepNext w:val="false"/>
               <w:spacing w:after="0" w:line="260"/>
             </w:pPr>
             <w:r>
@@ -5120,6 +7447,9 @@
         </w:tc>
       </w:tr>
       <w:tr>
+        <w:trPr>
+          <w:cantSplit/>
+        </w:trPr>
         <w:tc>
           <w:tcPr>
             <w:tcW w:type="dxa" w:w="2000"/>
@@ -5132,6 +7462,7 @@
           </w:tcPr>
           <w:p>
             <w:pPr>
+              <w:keepNext w:val="false"/>
               <w:spacing w:after="0" w:line="260"/>
             </w:pPr>
             <w:r>
@@ -5159,6 +7490,7 @@
           </w:tcPr>
           <w:p>
             <w:pPr>
+              <w:keepNext w:val="false"/>
               <w:spacing w:after="0" w:line="260"/>
             </w:pPr>
             <w:r>
@@ -5184,6 +7516,7 @@
           </w:tcPr>
           <w:p>
             <w:pPr>
+              <w:keepNext w:val="false"/>
               <w:spacing w:after="0" w:line="260"/>
             </w:pPr>
             <w:r>
@@ -5209,6 +7542,7 @@
           </w:tcPr>
           <w:p>
             <w:pPr>
+              <w:keepNext w:val="false"/>
               <w:spacing w:after="0" w:line="260"/>
             </w:pPr>
             <w:r>
@@ -5234,6 +7568,7 @@
           </w:tcPr>
           <w:p>
             <w:pPr>
+              <w:keepNext w:val="false"/>
               <w:spacing w:after="0" w:line="260"/>
             </w:pPr>
             <w:r>
@@ -5259,6 +7594,7 @@
           </w:tcPr>
           <w:p>
             <w:pPr>
+              <w:keepNext w:val="false"/>
               <w:spacing w:after="0" w:line="260"/>
             </w:pPr>
             <w:r>
@@ -5274,6 +7610,9 @@
         </w:tc>
       </w:tr>
       <w:tr>
+        <w:trPr>
+          <w:cantSplit/>
+        </w:trPr>
         <w:tc>
           <w:tcPr>
             <w:tcW w:type="dxa" w:w="2000"/>
@@ -5286,6 +7625,7 @@
           </w:tcPr>
           <w:p>
             <w:pPr>
+              <w:keepNext w:val="false"/>
               <w:spacing w:after="0" w:line="260"/>
             </w:pPr>
             <w:r>
@@ -5313,6 +7653,7 @@
           </w:tcPr>
           <w:p>
             <w:pPr>
+              <w:keepNext w:val="false"/>
               <w:spacing w:after="0" w:line="260"/>
             </w:pPr>
             <w:r>
@@ -5338,6 +7679,7 @@
           </w:tcPr>
           <w:p>
             <w:pPr>
+              <w:keepNext w:val="false"/>
               <w:spacing w:after="0" w:line="260"/>
             </w:pPr>
             <w:r>
@@ -5363,6 +7705,7 @@
           </w:tcPr>
           <w:p>
             <w:pPr>
+              <w:keepNext w:val="false"/>
               <w:spacing w:after="0" w:line="260"/>
             </w:pPr>
             <w:r>
@@ -5388,6 +7731,7 @@
           </w:tcPr>
           <w:p>
             <w:pPr>
+              <w:keepNext w:val="false"/>
               <w:spacing w:after="0" w:line="260"/>
             </w:pPr>
             <w:r>
@@ -5413,6 +7757,7 @@
           </w:tcPr>
           <w:p>
             <w:pPr>
+              <w:keepNext w:val="false"/>
               <w:spacing w:after="0" w:line="260"/>
             </w:pPr>
             <w:r>
@@ -5428,6 +7773,9 @@
         </w:tc>
       </w:tr>
       <w:tr>
+        <w:trPr>
+          <w:cantSplit/>
+        </w:trPr>
         <w:tc>
           <w:tcPr>
             <w:tcW w:type="dxa" w:w="2000"/>
@@ -5440,6 +7788,7 @@
           </w:tcPr>
           <w:p>
             <w:pPr>
+              <w:keepNext w:val="false"/>
               <w:spacing w:after="0" w:line="260"/>
             </w:pPr>
             <w:r>
@@ -5467,6 +7816,7 @@
           </w:tcPr>
           <w:p>
             <w:pPr>
+              <w:keepNext w:val="false"/>
               <w:spacing w:after="0" w:line="260"/>
             </w:pPr>
             <w:r>
@@ -5492,6 +7842,7 @@
           </w:tcPr>
           <w:p>
             <w:pPr>
+              <w:keepNext w:val="false"/>
               <w:spacing w:after="0" w:line="260"/>
             </w:pPr>
             <w:r>
@@ -5517,6 +7868,7 @@
           </w:tcPr>
           <w:p>
             <w:pPr>
+              <w:keepNext w:val="false"/>
               <w:spacing w:after="0" w:line="260"/>
             </w:pPr>
             <w:r>
@@ -5542,6 +7894,7 @@
           </w:tcPr>
           <w:p>
             <w:pPr>
+              <w:keepNext w:val="false"/>
               <w:spacing w:after="0" w:line="260"/>
             </w:pPr>
             <w:r>
@@ -5567,6 +7920,7 @@
           </w:tcPr>
           <w:p>
             <w:pPr>
+              <w:keepNext w:val="false"/>
               <w:spacing w:after="0" w:line="260"/>
             </w:pPr>
             <w:r>
@@ -5582,6 +7936,9 @@
         </w:tc>
       </w:tr>
       <w:tr>
+        <w:trPr>
+          <w:cantSplit/>
+        </w:trPr>
         <w:tc>
           <w:tcPr>
             <w:tcW w:type="dxa" w:w="2000"/>
@@ -5594,6 +7951,7 @@
           </w:tcPr>
           <w:p>
             <w:pPr>
+              <w:keepNext w:val="false"/>
               <w:spacing w:after="0" w:line="260"/>
             </w:pPr>
             <w:r>
@@ -5621,6 +7979,7 @@
           </w:tcPr>
           <w:p>
             <w:pPr>
+              <w:keepNext w:val="false"/>
               <w:spacing w:after="0" w:line="260"/>
             </w:pPr>
             <w:r>
@@ -5646,6 +8005,7 @@
           </w:tcPr>
           <w:p>
             <w:pPr>
+              <w:keepNext w:val="false"/>
               <w:spacing w:after="0" w:line="260"/>
             </w:pPr>
             <w:r>
@@ -5671,6 +8031,7 @@
           </w:tcPr>
           <w:p>
             <w:pPr>
+              <w:keepNext w:val="false"/>
               <w:spacing w:after="0" w:line="260"/>
             </w:pPr>
             <w:r>
@@ -5696,6 +8057,7 @@
           </w:tcPr>
           <w:p>
             <w:pPr>
+              <w:keepNext w:val="false"/>
               <w:spacing w:after="0" w:line="260"/>
             </w:pPr>
             <w:r>
@@ -5721,6 +8083,7 @@
           </w:tcPr>
           <w:p>
             <w:pPr>
+              <w:keepNext w:val="false"/>
               <w:spacing w:after="0" w:line="260"/>
             </w:pPr>
             <w:r>
@@ -5996,7 +8359,7 @@
           <w:sz w:val="22"/>
           <w:szCs w:val="22"/>
         </w:rPr>
-        <w:t xml:space="preserve">The power budget below is derived from the governed technical profiles for each selected product. Figures are stated-maximum consumption per the published profile and must be verified against the current datasheet before order.</w:t>
+        <w:t xml:space="preserve">The power figures below come from WyreStorm product data for each selected product. They are the maximum the published specification states, and should be checked against the current datasheet before ordering.</w:t>
       </w:r>
     </w:p>
     <w:tbl>
@@ -6021,6 +8384,7 @@
       </w:tblGrid>
       <w:tr>
         <w:trPr>
+          <w:cantSplit/>
           <w:tblHeader/>
         </w:trPr>
         <w:tc>
@@ -6036,6 +8400,7 @@
           </w:tcPr>
           <w:p>
             <w:pPr>
+              <w:keepNext/>
               <w:spacing w:after="0" w:line="260"/>
             </w:pPr>
             <w:r>
@@ -6064,6 +8429,7 @@
           </w:tcPr>
           <w:p>
             <w:pPr>
+              <w:keepNext/>
               <w:spacing w:after="0" w:line="260"/>
             </w:pPr>
             <w:r>
@@ -6092,6 +8458,7 @@
           </w:tcPr>
           <w:p>
             <w:pPr>
+              <w:keepNext/>
               <w:spacing w:after="0" w:line="260"/>
             </w:pPr>
             <w:r>
@@ -6120,6 +8487,7 @@
           </w:tcPr>
           <w:p>
             <w:pPr>
+              <w:keepNext/>
               <w:spacing w:after="0" w:line="260"/>
             </w:pPr>
             <w:r>
@@ -6148,6 +8516,7 @@
           </w:tcPr>
           <w:p>
             <w:pPr>
+              <w:keepNext/>
               <w:spacing w:after="0" w:line="260"/>
             </w:pPr>
             <w:r>
@@ -6159,12 +8528,15 @@
                 <w:sz w:val="18"/>
                 <w:szCs w:val="18"/>
               </w:rPr>
-              <w:t xml:space="preserve">Power data (governed profile)</w:t>
+              <w:t xml:space="preserve">Power data (WyreStorm)</w:t>
             </w:r>
           </w:p>
         </w:tc>
       </w:tr>
       <w:tr>
+        <w:trPr>
+          <w:cantSplit/>
+        </w:trPr>
         <w:tc>
           <w:tcPr>
             <w:tcW w:type="dxa" w:w="2200"/>
@@ -6177,6 +8549,7 @@
           </w:tcPr>
           <w:p>
             <w:pPr>
+              <w:keepNext w:val="false"/>
               <w:spacing w:after="0" w:line="260"/>
             </w:pPr>
             <w:r>
@@ -6202,6 +8575,7 @@
           </w:tcPr>
           <w:p>
             <w:pPr>
+              <w:keepNext w:val="false"/>
               <w:spacing w:after="0" w:line="260"/>
               <w:jc w:val="right"/>
             </w:pPr>
@@ -6228,6 +8602,7 @@
           </w:tcPr>
           <w:p>
             <w:pPr>
+              <w:keepNext w:val="false"/>
               <w:spacing w:after="0" w:line="260"/>
               <w:jc w:val="right"/>
             </w:pPr>
@@ -6254,6 +8629,7 @@
           </w:tcPr>
           <w:p>
             <w:pPr>
+              <w:keepNext w:val="false"/>
               <w:spacing w:after="0" w:line="260"/>
               <w:jc w:val="right"/>
             </w:pPr>
@@ -6280,21 +8656,25 @@
           </w:tcPr>
           <w:p>
             <w:pPr>
-              <w:spacing w:after="0" w:line="260"/>
-            </w:pPr>
-            <w:r>
-              <w:rPr>
-                <w:rFonts w:ascii="Calibri" w:cs="Calibri" w:eastAsia="Calibri" w:hAnsi="Calibri"/>
-                <w:color w:val="172B3A"/>
-                <w:sz w:val="18"/>
-                <w:szCs w:val="18"/>
-              </w:rPr>
-              <w:t xml:space="preserve">No power data in governed profile</w:t>
+              <w:keepNext w:val="false"/>
+              <w:spacing w:after="0" w:line="260"/>
+            </w:pPr>
+            <w:r>
+              <w:rPr>
+                <w:rFonts w:ascii="Calibri" w:cs="Calibri" w:eastAsia="Calibri" w:hAnsi="Calibri"/>
+                <w:color w:val="172B3A"/>
+                <w:sz w:val="18"/>
+                <w:szCs w:val="18"/>
+              </w:rPr>
+              <w:t xml:space="preserve">No power figure published</w:t>
             </w:r>
           </w:p>
         </w:tc>
       </w:tr>
       <w:tr>
+        <w:trPr>
+          <w:cantSplit/>
+        </w:trPr>
         <w:tc>
           <w:tcPr>
             <w:tcW w:type="dxa" w:w="2200"/>
@@ -6307,6 +8687,7 @@
           </w:tcPr>
           <w:p>
             <w:pPr>
+              <w:keepNext w:val="false"/>
               <w:spacing w:after="0" w:line="260"/>
             </w:pPr>
             <w:r>
@@ -6332,6 +8713,7 @@
           </w:tcPr>
           <w:p>
             <w:pPr>
+              <w:keepNext w:val="false"/>
               <w:spacing w:after="0" w:line="260"/>
               <w:jc w:val="right"/>
             </w:pPr>
@@ -6358,6 +8740,7 @@
           </w:tcPr>
           <w:p>
             <w:pPr>
+              <w:keepNext w:val="false"/>
               <w:spacing w:after="0" w:line="260"/>
               <w:jc w:val="right"/>
             </w:pPr>
@@ -6384,6 +8767,7 @@
           </w:tcPr>
           <w:p>
             <w:pPr>
+              <w:keepNext w:val="false"/>
               <w:spacing w:after="0" w:line="260"/>
               <w:jc w:val="right"/>
             </w:pPr>
@@ -6410,21 +8794,25 @@
           </w:tcPr>
           <w:p>
             <w:pPr>
-              <w:spacing w:after="0" w:line="260"/>
-            </w:pPr>
-            <w:r>
-              <w:rPr>
-                <w:rFonts w:ascii="Calibri" w:cs="Calibri" w:eastAsia="Calibri" w:hAnsi="Calibri"/>
-                <w:color w:val="172B3A"/>
-                <w:sz w:val="18"/>
-                <w:szCs w:val="18"/>
-              </w:rPr>
-              <w:t xml:space="preserve">No power data in governed profile</w:t>
+              <w:keepNext w:val="false"/>
+              <w:spacing w:after="0" w:line="260"/>
+            </w:pPr>
+            <w:r>
+              <w:rPr>
+                <w:rFonts w:ascii="Calibri" w:cs="Calibri" w:eastAsia="Calibri" w:hAnsi="Calibri"/>
+                <w:color w:val="172B3A"/>
+                <w:sz w:val="18"/>
+                <w:szCs w:val="18"/>
+              </w:rPr>
+              <w:t xml:space="preserve">No power figure published</w:t>
             </w:r>
           </w:p>
         </w:tc>
       </w:tr>
       <w:tr>
+        <w:trPr>
+          <w:cantSplit/>
+        </w:trPr>
         <w:tc>
           <w:tcPr>
             <w:tcW w:type="dxa" w:w="2200"/>
@@ -6437,6 +8825,7 @@
           </w:tcPr>
           <w:p>
             <w:pPr>
+              <w:keepNext w:val="false"/>
               <w:spacing w:after="0" w:line="260"/>
             </w:pPr>
             <w:r>
@@ -6462,6 +8851,7 @@
           </w:tcPr>
           <w:p>
             <w:pPr>
+              <w:keepNext w:val="false"/>
               <w:spacing w:after="0" w:line="260"/>
               <w:jc w:val="right"/>
             </w:pPr>
@@ -6488,6 +8878,7 @@
           </w:tcPr>
           <w:p>
             <w:pPr>
+              <w:keepNext w:val="false"/>
               <w:spacing w:after="0" w:line="260"/>
               <w:jc w:val="right"/>
             </w:pPr>
@@ -6514,6 +8905,7 @@
           </w:tcPr>
           <w:p>
             <w:pPr>
+              <w:keepNext w:val="false"/>
               <w:spacing w:after="0" w:line="260"/>
               <w:jc w:val="right"/>
             </w:pPr>
@@ -6540,6 +8932,7 @@
           </w:tcPr>
           <w:p>
             <w:pPr>
+              <w:keepNext w:val="false"/>
               <w:spacing w:after="0" w:line="260"/>
             </w:pPr>
             <w:r>
@@ -6673,6 +9066,7 @@
       </w:tblGrid>
       <w:tr>
         <w:trPr>
+          <w:cantSplit/>
           <w:tblHeader/>
         </w:trPr>
         <w:tc>
@@ -6688,6 +9082,7 @@
           </w:tcPr>
           <w:p>
             <w:pPr>
+              <w:keepNext/>
               <w:spacing w:after="0" w:line="260"/>
             </w:pPr>
             <w:r>
@@ -6716,6 +9111,7 @@
           </w:tcPr>
           <w:p>
             <w:pPr>
+              <w:keepNext/>
               <w:spacing w:after="0" w:line="260"/>
             </w:pPr>
             <w:r>
@@ -6744,6 +9140,7 @@
           </w:tcPr>
           <w:p>
             <w:pPr>
+              <w:keepNext/>
               <w:spacing w:after="0" w:line="260"/>
             </w:pPr>
             <w:r>
@@ -6772,6 +9169,7 @@
           </w:tcPr>
           <w:p>
             <w:pPr>
+              <w:keepNext/>
               <w:spacing w:after="0" w:line="260"/>
             </w:pPr>
             <w:r>
@@ -6789,6 +9187,9 @@
         </w:tc>
       </w:tr>
       <w:tr>
+        <w:trPr>
+          <w:cantSplit/>
+        </w:trPr>
         <w:tc>
           <w:tcPr>
             <w:tcW w:type="dxa" w:w="1250"/>
@@ -6801,6 +9202,7 @@
           </w:tcPr>
           <w:p>
             <w:pPr>
+              <w:keepNext w:val="false"/>
               <w:spacing w:after="0" w:line="260"/>
             </w:pPr>
             <w:r>
@@ -6826,6 +9228,7 @@
           </w:tcPr>
           <w:p>
             <w:pPr>
+              <w:keepNext w:val="false"/>
               <w:spacing w:after="0" w:line="260"/>
             </w:pPr>
             <w:r>
@@ -6851,6 +9254,7 @@
           </w:tcPr>
           <w:p>
             <w:pPr>
+              <w:keepNext w:val="false"/>
               <w:spacing w:after="0" w:line="260"/>
             </w:pPr>
             <w:r>
@@ -6876,6 +9280,7 @@
           </w:tcPr>
           <w:p>
             <w:pPr>
+              <w:keepNext w:val="false"/>
               <w:spacing w:after="0" w:line="260"/>
             </w:pPr>
             <w:r>
@@ -6891,6 +9296,9 @@
         </w:tc>
       </w:tr>
       <w:tr>
+        <w:trPr>
+          <w:cantSplit/>
+        </w:trPr>
         <w:tc>
           <w:tcPr>
             <w:tcW w:type="dxa" w:w="1250"/>
@@ -6903,6 +9311,7 @@
           </w:tcPr>
           <w:p>
             <w:pPr>
+              <w:keepNext w:val="false"/>
               <w:spacing w:after="0" w:line="260"/>
             </w:pPr>
             <w:r>
@@ -6928,6 +9337,7 @@
           </w:tcPr>
           <w:p>
             <w:pPr>
+              <w:keepNext w:val="false"/>
               <w:spacing w:after="0" w:line="260"/>
             </w:pPr>
             <w:r>
@@ -6953,6 +9363,7 @@
           </w:tcPr>
           <w:p>
             <w:pPr>
+              <w:keepNext w:val="false"/>
               <w:spacing w:after="0" w:line="260"/>
             </w:pPr>
             <w:r>
@@ -6978,6 +9389,7 @@
           </w:tcPr>
           <w:p>
             <w:pPr>
+              <w:keepNext w:val="false"/>
               <w:spacing w:after="0" w:line="260"/>
             </w:pPr>
             <w:r>
@@ -6993,6 +9405,9 @@
         </w:tc>
       </w:tr>
       <w:tr>
+        <w:trPr>
+          <w:cantSplit/>
+        </w:trPr>
         <w:tc>
           <w:tcPr>
             <w:tcW w:type="dxa" w:w="1250"/>
@@ -7005,6 +9420,7 @@
           </w:tcPr>
           <w:p>
             <w:pPr>
+              <w:keepNext w:val="false"/>
               <w:spacing w:after="0" w:line="260"/>
             </w:pPr>
             <w:r>
@@ -7030,6 +9446,7 @@
           </w:tcPr>
           <w:p>
             <w:pPr>
+              <w:keepNext w:val="false"/>
               <w:spacing w:after="0" w:line="260"/>
             </w:pPr>
             <w:r>
@@ -7055,6 +9472,7 @@
           </w:tcPr>
           <w:p>
             <w:pPr>
+              <w:keepNext w:val="false"/>
               <w:spacing w:after="0" w:line="260"/>
             </w:pPr>
             <w:r>
@@ -7080,6 +9498,7 @@
           </w:tcPr>
           <w:p>
             <w:pPr>
+              <w:keepNext w:val="false"/>
               <w:spacing w:after="0" w:line="260"/>
             </w:pPr>
             <w:r>
@@ -7095,6 +9514,9 @@
         </w:tc>
       </w:tr>
       <w:tr>
+        <w:trPr>
+          <w:cantSplit/>
+        </w:trPr>
         <w:tc>
           <w:tcPr>
             <w:tcW w:type="dxa" w:w="1250"/>
@@ -7107,6 +9529,7 @@
           </w:tcPr>
           <w:p>
             <w:pPr>
+              <w:keepNext w:val="false"/>
               <w:spacing w:after="0" w:line="260"/>
             </w:pPr>
             <w:r>
@@ -7132,6 +9555,7 @@
           </w:tcPr>
           <w:p>
             <w:pPr>
+              <w:keepNext w:val="false"/>
               <w:spacing w:after="0" w:line="260"/>
             </w:pPr>
             <w:r>
@@ -7157,6 +9581,7 @@
           </w:tcPr>
           <w:p>
             <w:pPr>
+              <w:keepNext w:val="false"/>
               <w:spacing w:after="0" w:line="260"/>
             </w:pPr>
             <w:r>
@@ -7182,6 +9607,7 @@
           </w:tcPr>
           <w:p>
             <w:pPr>
+              <w:keepNext w:val="false"/>
               <w:spacing w:after="0" w:line="260"/>
             </w:pPr>
             <w:r>
@@ -7197,6 +9623,9 @@
         </w:tc>
       </w:tr>
       <w:tr>
+        <w:trPr>
+          <w:cantSplit/>
+        </w:trPr>
         <w:tc>
           <w:tcPr>
             <w:tcW w:type="dxa" w:w="1250"/>
@@ -7209,6 +9638,7 @@
           </w:tcPr>
           <w:p>
             <w:pPr>
+              <w:keepNext w:val="false"/>
               <w:spacing w:after="0" w:line="260"/>
             </w:pPr>
             <w:r>
@@ -7234,6 +9664,7 @@
           </w:tcPr>
           <w:p>
             <w:pPr>
+              <w:keepNext w:val="false"/>
               <w:spacing w:after="0" w:line="260"/>
             </w:pPr>
             <w:r>
@@ -7259,6 +9690,7 @@
           </w:tcPr>
           <w:p>
             <w:pPr>
+              <w:keepNext w:val="false"/>
               <w:spacing w:after="0" w:line="260"/>
             </w:pPr>
             <w:r>
@@ -7284,6 +9716,7 @@
           </w:tcPr>
           <w:p>
             <w:pPr>
+              <w:keepNext w:val="false"/>
               <w:spacing w:after="0" w:line="260"/>
             </w:pPr>
             <w:r>
@@ -7664,10 +10097,12 @@
     </w:p>
     <w:sectPr>
       <w:headerReference w:type="default" r:id="rId7"/>
-      <w:footerReference w:type="default" r:id="rId8"/>
+      <w:headerReference w:type="first" r:id="rId8"/>
+      <w:footerReference w:type="default" r:id="rId9"/>
       <w:pgSz w:w="12240" w:h="15840" w:orient="portrait"/>
       <w:pgMar w:top="1440" w:right="1440" w:bottom="1440" w:left="1440" w:header="708" w:footer="708" w:gutter="0"/>
       <w:pgNumType/>
+      <w:titlePg/>
       <w:docGrid w:linePitch="360"/>
     </w:sectPr>
   </w:body>
@@ -7801,6 +10236,10 @@
     </w:r>
   </w:p>
 </w:hdr>
+</file>
+
+<file path=word/header2.xml><?xml version="1.0" encoding="utf-8"?>
+<w:hdr xmlns:wpc="http://schemas.microsoft.com/office/word/2010/wordprocessingCanvas" xmlns:mc="http://schemas.openxmlformats.org/markup-compatibility/2006" xmlns:o="urn:schemas-microsoft-com:office:office" xmlns:r="http://schemas.openxmlformats.org/officeDocument/2006/relationships" xmlns:m="http://schemas.openxmlformats.org/officeDocument/2006/math" xmlns:v="urn:schemas-microsoft-com:vml" xmlns:wp14="http://schemas.microsoft.com/office/word/2010/wordprocessingDrawing" xmlns:wp="http://schemas.openxmlformats.org/drawingml/2006/wordprocessingDrawing" xmlns:w10="urn:schemas-microsoft-com:office:word" xmlns:w="http://schemas.openxmlformats.org/wordprocessingml/2006/main" xmlns:w14="http://schemas.microsoft.com/office/word/2010/wordml" xmlns:w15="http://schemas.microsoft.com/office/word/2012/wordml" xmlns:wpg="http://schemas.microsoft.com/office/word/2010/wordprocessingGroup" xmlns:wpi="http://schemas.microsoft.com/office/word/2010/wordprocessingInk" xmlns:wne="http://schemas.microsoft.com/office/word/2006/wordml" xmlns:wps="http://schemas.microsoft.com/office/word/2010/wordprocessingShape" xmlns:cx="http://schemas.microsoft.com/office/drawing/2014/chartex" xmlns:cx1="http://schemas.microsoft.com/office/drawing/2015/9/8/chartex" xmlns:cx2="http://schemas.microsoft.com/office/drawing/2015/10/21/chartex" xmlns:cx3="http://schemas.microsoft.com/office/drawing/2016/5/9/chartex" xmlns:cx4="http://schemas.microsoft.com/office/drawing/2016/5/10/chartex" xmlns:cx5="http://schemas.microsoft.com/office/drawing/2016/5/11/chartex" xmlns:cx6="http://schemas.microsoft.com/office/drawing/2016/5/12/chartex" xmlns:cx7="http://schemas.microsoft.com/office/drawing/2016/5/13/chartex" xmlns:cx8="http://schemas.microsoft.com/office/drawing/2016/5/14/chartex" xmlns:w16cid="http://schemas.microsoft.com/office/word/2016/wordml/cid" xmlns:w16se="http://schemas.microsoft.com/office/word/2015/wordml/symex"/>
 </file>
 
 <file path=word/numbering.xml><?xml version="1.0" encoding="utf-8"?>

--- a/docs/release-evidence/proposal-output-parity/latest/proposal.docx
+++ b/docs/release-evidence/proposal-output-parity/latest/proposal.docx
@@ -408,7 +408,7 @@
                 <w:sz w:val="18"/>
                 <w:szCs w:val="18"/>
               </w:rPr>
-              <w:t xml:space="preserve">2026-10-23T05:24:16.620Z</w:t>
+              <w:t xml:space="preserve">2026-10-23T12:40:06.152Z</w:t>
             </w:r>
           </w:p>
         </w:tc>
@@ -842,7 +842,7 @@
                 <w:sz w:val="18"/>
                 <w:szCs w:val="18"/>
               </w:rPr>
-              <w:t xml:space="preserve">NHD-600-TX</w:t>
+              <w:t xml:space="preserve">NHD-600-E-TX</w:t>
             </w:r>
           </w:p>
         </w:tc>
@@ -868,7 +868,7 @@
                 <w:sz w:val="18"/>
                 <w:szCs w:val="18"/>
               </w:rPr>
-              <w:t xml:space="preserve">NetworkHD 600 encoder</w:t>
+              <w:t xml:space="preserve">NetworkHD 600 SDVoE encoder</w:t>
             </w:r>
           </w:p>
         </w:tc>
@@ -1167,7 +1167,7 @@
                 <w:sz w:val="18"/>
                 <w:szCs w:val="18"/>
               </w:rPr>
-              <w:t xml:space="preserve">NHD-600-RX</w:t>
+              <w:t xml:space="preserve">NHD-600-E-RX</w:t>
             </w:r>
           </w:p>
         </w:tc>
@@ -1193,7 +1193,7 @@
                 <w:sz w:val="18"/>
                 <w:szCs w:val="18"/>
               </w:rPr>
-              <w:t xml:space="preserve">NetworkHD 600 decoder</w:t>
+              <w:t xml:space="preserve">NetworkHD 600 SDVoE decoder</w:t>
             </w:r>
           </w:p>
         </w:tc>
@@ -3642,7 +3642,7 @@
                 <w:sz w:val="18"/>
                 <w:szCs w:val="18"/>
               </w:rPr>
-              <w:t xml:space="preserve">NHD-600-TX</w:t>
+              <w:t xml:space="preserve">NHD-600-E-TX</w:t>
             </w:r>
           </w:p>
         </w:tc>
@@ -3668,7 +3668,7 @@
                 <w:sz w:val="18"/>
                 <w:szCs w:val="18"/>
               </w:rPr>
-              <w:t xml:space="preserve">NetworkHD 600 encoder</w:t>
+              <w:t xml:space="preserve">NetworkHD 600 SDVoE encoder</w:t>
             </w:r>
           </w:p>
         </w:tc>
@@ -3806,7 +3806,7 @@
                 <w:sz w:val="18"/>
                 <w:szCs w:val="18"/>
               </w:rPr>
-              <w:t xml:space="preserve">NHD-600-RX</w:t>
+              <w:t xml:space="preserve">NHD-600-E-RX</w:t>
             </w:r>
           </w:p>
         </w:tc>
@@ -3832,7 +3832,7 @@
                 <w:sz w:val="18"/>
                 <w:szCs w:val="18"/>
               </w:rPr>
-              <w:t xml:space="preserve">NetworkHD 600 decoder</w:t>
+              <w:t xml:space="preserve">NetworkHD 600 SDVoE decoder</w:t>
             </w:r>
           </w:p>
         </w:tc>
@@ -5844,7 +5844,7 @@
                 <w:sz w:val="18"/>
                 <w:szCs w:val="18"/>
               </w:rPr>
-              <w:t xml:space="preserve">Source 1 (confirm) → NHD-600-TX</w:t>
+              <w:t xml:space="preserve">Source 1 (confirm) → NHD-600-E-TX</w:t>
             </w:r>
           </w:p>
         </w:tc>
@@ -6007,7 +6007,7 @@
                 <w:sz w:val="18"/>
                 <w:szCs w:val="18"/>
               </w:rPr>
-              <w:t xml:space="preserve">Source 2 (confirm) → NHD-600-TX</w:t>
+              <w:t xml:space="preserve">Source 2 (confirm) → NHD-600-E-TX</w:t>
             </w:r>
           </w:p>
         </w:tc>
@@ -6170,7 +6170,7 @@
                 <w:sz w:val="18"/>
                 <w:szCs w:val="18"/>
               </w:rPr>
-              <w:t xml:space="preserve">NHD-600-TX → Network switch</w:t>
+              <w:t xml:space="preserve">NHD-600-E-TX → Network switch</w:t>
             </w:r>
           </w:p>
         </w:tc>
@@ -6333,7 +6333,7 @@
                 <w:sz w:val="18"/>
                 <w:szCs w:val="18"/>
               </w:rPr>
-              <w:t xml:space="preserve">NHD-600-TX → Network switch</w:t>
+              <w:t xml:space="preserve">NHD-600-E-TX → Network switch</w:t>
             </w:r>
           </w:p>
         </w:tc>
@@ -6496,7 +6496,7 @@
                 <w:sz w:val="18"/>
                 <w:szCs w:val="18"/>
               </w:rPr>
-              <w:t xml:space="preserve">Network switch → NHD-600-RX</w:t>
+              <w:t xml:space="preserve">Network switch → NHD-600-E-RX</w:t>
             </w:r>
           </w:p>
         </w:tc>
@@ -6659,7 +6659,7 @@
                 <w:sz w:val="18"/>
                 <w:szCs w:val="18"/>
               </w:rPr>
-              <w:t xml:space="preserve">Network switch → NHD-600-RX</w:t>
+              <w:t xml:space="preserve">Network switch → NHD-600-E-RX</w:t>
             </w:r>
           </w:p>
         </w:tc>
@@ -6822,7 +6822,7 @@
                 <w:sz w:val="18"/>
                 <w:szCs w:val="18"/>
               </w:rPr>
-              <w:t xml:space="preserve">Network switch → NHD-600-RX</w:t>
+              <w:t xml:space="preserve">Network switch → NHD-600-E-RX</w:t>
             </w:r>
           </w:p>
         </w:tc>
@@ -6985,7 +6985,7 @@
                 <w:sz w:val="18"/>
                 <w:szCs w:val="18"/>
               </w:rPr>
-              <w:t xml:space="preserve">Network switch → NHD-600-RX</w:t>
+              <w:t xml:space="preserve">Network switch → NHD-600-E-RX</w:t>
             </w:r>
           </w:p>
         </w:tc>
@@ -7311,7 +7311,7 @@
                 <w:sz w:val="18"/>
                 <w:szCs w:val="18"/>
               </w:rPr>
-              <w:t xml:space="preserve">NHD-600-RX → Display 1 (confirm)</w:t>
+              <w:t xml:space="preserve">NHD-600-E-RX → Display 1 (confirm)</w:t>
             </w:r>
           </w:p>
         </w:tc>
@@ -7474,7 +7474,7 @@
                 <w:sz w:val="18"/>
                 <w:szCs w:val="18"/>
               </w:rPr>
-              <w:t xml:space="preserve">NHD-600-RX → Display 2 (confirm)</w:t>
+              <w:t xml:space="preserve">NHD-600-E-RX → Display 2 (confirm)</w:t>
             </w:r>
           </w:p>
         </w:tc>
@@ -7637,7 +7637,7 @@
                 <w:sz w:val="18"/>
                 <w:szCs w:val="18"/>
               </w:rPr>
-              <w:t xml:space="preserve">NHD-600-RX → Display 3 (confirm)</w:t>
+              <w:t xml:space="preserve">NHD-600-E-RX → Display 3 (confirm)</w:t>
             </w:r>
           </w:p>
         </w:tc>
@@ -7800,7 +7800,7 @@
                 <w:sz w:val="18"/>
                 <w:szCs w:val="18"/>
               </w:rPr>
-              <w:t xml:space="preserve">NHD-600-RX → Display 4 (confirm)</w:t>
+              <w:t xml:space="preserve">NHD-600-E-RX → Display 4 (confirm)</w:t>
             </w:r>
           </w:p>
         </w:tc>
@@ -8132,7 +8132,7 @@
           <w:sz w:val="26"/>
           <w:szCs w:val="26"/>
         </w:rPr>
-        <w:t xml:space="preserve">NHD-600-TX — NetworkHD 600 encoder</w:t>
+        <w:t xml:space="preserve">NHD-600-E-TX — NetworkHD 600 SDVoE encoder</w:t>
       </w:r>
     </w:p>
     <w:p>
@@ -8192,7 +8192,7 @@
           <w:sz w:val="26"/>
           <w:szCs w:val="26"/>
         </w:rPr>
-        <w:t xml:space="preserve">NHD-600-RX — NetworkHD 600 decoder</w:t>
+        <w:t xml:space="preserve">NHD-600-E-RX — NetworkHD 600 SDVoE decoder</w:t>
       </w:r>
     </w:p>
     <w:p>
@@ -8559,7 +8559,7 @@
                 <w:sz w:val="18"/>
                 <w:szCs w:val="18"/>
               </w:rPr>
-              <w:t xml:space="preserve">NHD-600-TX</w:t>
+              <w:t xml:space="preserve">NHD-600-E-TX</w:t>
             </w:r>
           </w:p>
         </w:tc>
@@ -8666,7 +8666,7 @@
                 <w:sz w:val="18"/>
                 <w:szCs w:val="18"/>
               </w:rPr>
-              <w:t xml:space="preserve">No power figure published</w:t>
+              <w:t xml:space="preserve">802.3at PoE+</w:t>
             </w:r>
           </w:p>
         </w:tc>
@@ -8697,7 +8697,7 @@
                 <w:sz w:val="18"/>
                 <w:szCs w:val="18"/>
               </w:rPr>
-              <w:t xml:space="preserve">NHD-600-RX</w:t>
+              <w:t xml:space="preserve">NHD-600-E-RX</w:t>
             </w:r>
           </w:p>
         </w:tc>
@@ -8804,7 +8804,7 @@
                 <w:sz w:val="18"/>
                 <w:szCs w:val="18"/>
               </w:rPr>
-              <w:t xml:space="preserve">No power figure published</w:t>
+              <w:t xml:space="preserve">802.3at PoE+</w:t>
             </w:r>
           </w:p>
         </w:tc>
@@ -8973,7 +8973,7 @@
           <w:sz w:val="22"/>
           <w:szCs w:val="22"/>
         </w:rPr>
-        <w:t xml:space="preserve">PoE/PoH requirement: NHD-CTL-PRO-V2 — confirm the injector or switch PoE budget covers the total before order.</w:t>
+        <w:t xml:space="preserve">PoE/PoH requirement: NHD-600-E-TX, NHD-600-E-RX, NHD-CTL-PRO-V2 — confirm the injector or switch PoE budget covers the total before order.</w:t>
       </w:r>
     </w:p>
     <w:p>

--- a/docs/release-evidence/proposal-output-parity/latest/proposal.docx
+++ b/docs/release-evidence/proposal-output-parity/latest/proposal.docx
@@ -408,7 +408,7 @@
                 <w:sz w:val="18"/>
                 <w:szCs w:val="18"/>
               </w:rPr>
-              <w:t xml:space="preserve">2026-10-23T12:40:06.152Z</w:t>
+              <w:t xml:space="preserve">2026-10-24T15:04:49.284Z</w:t>
             </w:r>
           </w:p>
         </w:tc>
@@ -868,7 +868,7 @@
                 <w:sz w:val="18"/>
                 <w:szCs w:val="18"/>
               </w:rPr>
-              <w:t xml:space="preserve">NetworkHD 600 SDVoE encoder</w:t>
+              <w:t xml:space="preserve">NetworkHD 600 encoder</w:t>
             </w:r>
           </w:p>
         </w:tc>
@@ -1193,7 +1193,7 @@
                 <w:sz w:val="18"/>
                 <w:szCs w:val="18"/>
               </w:rPr>
-              <w:t xml:space="preserve">NetworkHD 600 SDVoE decoder</w:t>
+              <w:t xml:space="preserve">NetworkHD 600 decoder</w:t>
             </w:r>
           </w:p>
         </w:tc>
@@ -3668,7 +3668,7 @@
                 <w:sz w:val="18"/>
                 <w:szCs w:val="18"/>
               </w:rPr>
-              <w:t xml:space="preserve">NetworkHD 600 SDVoE encoder</w:t>
+              <w:t xml:space="preserve">NetworkHD 600 encoder</w:t>
             </w:r>
           </w:p>
         </w:tc>
@@ -3832,7 +3832,7 @@
                 <w:sz w:val="18"/>
                 <w:szCs w:val="18"/>
               </w:rPr>
-              <w:t xml:space="preserve">NetworkHD 600 SDVoE decoder</w:t>
+              <w:t xml:space="preserve">NetworkHD 600 decoder</w:t>
             </w:r>
           </w:p>
         </w:tc>
@@ -8132,7 +8132,7 @@
           <w:sz w:val="26"/>
           <w:szCs w:val="26"/>
         </w:rPr>
-        <w:t xml:space="preserve">NHD-600-E-TX — NetworkHD 600 SDVoE encoder</w:t>
+        <w:t xml:space="preserve">NHD-600-E-TX — NetworkHD 600 encoder</w:t>
       </w:r>
     </w:p>
     <w:p>
@@ -8192,7 +8192,7 @@
           <w:sz w:val="26"/>
           <w:szCs w:val="26"/>
         </w:rPr>
-        <w:t xml:space="preserve">NHD-600-E-RX — NetworkHD 600 SDVoE decoder</w:t>
+        <w:t xml:space="preserve">NHD-600-E-RX — NetworkHD 600 decoder</w:t>
       </w:r>
     </w:p>
     <w:p>

--- a/docs/release-evidence/proposal-output-parity/latest/proposal.docx
+++ b/docs/release-evidence/proposal-output-parity/latest/proposal.docx
@@ -408,7 +408,7 @@
                 <w:sz w:val="18"/>
                 <w:szCs w:val="18"/>
               </w:rPr>
-              <w:t xml:space="preserve">2026-10-24T15:04:49.284Z</w:t>
+              <w:t xml:space="preserve">2026-10-29T09:28:08.908Z</w:t>
             </w:r>
           </w:p>
         </w:tc>

--- a/docs/release-evidence/proposal-output-parity/latest/proposal.docx
+++ b/docs/release-evidence/proposal-output-parity/latest/proposal.docx
@@ -408,7 +408,7 @@
                 <w:sz w:val="18"/>
                 <w:szCs w:val="18"/>
               </w:rPr>
-              <w:t xml:space="preserve">2026-10-29T09:28:08.908Z</w:t>
+              <w:t xml:space="preserve">2026-10-30T10:03:15.238Z</w:t>
             </w:r>
           </w:p>
         </w:tc>
@@ -10176,6 +10176,20 @@
       <w:instrText xml:space="preserve">PAGE</w:instrText>
       <w:fldChar w:fldCharType="separate"/>
       <w:fldChar w:fldCharType="end"/>
+    </w:r>
+  </w:p>
+  <w:p>
+    <w:pPr>
+      <w:jc w:val="center"/>
+    </w:pPr>
+    <w:r>
+      <w:rPr>
+        <w:rFonts w:ascii="Calibri" w:cs="Calibri" w:eastAsia="Calibri" w:hAnsi="Calibri"/>
+        <w:color w:val="5E7280"/>
+        <w:sz w:val="14"/>
+        <w:szCs w:val="14"/>
+      </w:rPr>
+      <w:t xml:space="preserve">Product data f6cb16fe19ce · assembled 2026-10-30 · build unversioned</w:t>
     </w:r>
   </w:p>
 </w:ftr>
